--- a/2.1/docs/ElemSticker.docx
+++ b/2.1/docs/ElemSticker.docx
@@ -3,54 +3,122 @@
 <w:document xmlns:wpc="http://schemas.microsoft.com/office/word/2010/wordprocessingCanvas" xmlns:mo="http://schemas.microsoft.com/office/mac/office/2008/main" xmlns:mc="http://schemas.openxmlformats.org/markup-compatibility/2006" xmlns:mv="urn:schemas-microsoft-com:mac:vml" xmlns:o="urn:schemas-microsoft-com:office:office" xmlns:r="http://schemas.openxmlformats.org/officeDocument/2006/relationships" xmlns:m="http://schemas.openxmlformats.org/officeDocument/2006/math" xmlns:v="urn:schemas-microsoft-com:vml" xmlns:wp14="http://schemas.microsoft.com/office/word/2010/wordprocessingDrawing" xmlns:wp="http://schemas.openxmlformats.org/drawingml/2006/wordprocessingDrawing" xmlns:w10="urn:schemas-microsoft-com:office:word" xmlns:w="http://schemas.openxmlformats.org/wordprocessingml/2006/main" xmlns:w14="http://schemas.microsoft.com/office/word/2010/wordml" xmlns:wpg="http://schemas.microsoft.com/office/word/2010/wordprocessingGroup" xmlns:wpi="http://schemas.microsoft.com/office/word/2010/wordprocessingInk" xmlns:wne="http://schemas.microsoft.com/office/word/2006/wordml" xmlns:wps="http://schemas.microsoft.com/office/word/2010/wordprocessingShape" mc:Ignorable="w14 wp14">
   <w:body>
     <w:p>
+      <w:r>
+        <w:rPr>
+          <w:b/>
+          <w:color w:val="4F6AFF"/>
+          <w:sz w:val="56"/>
+        </w:rPr>
+        <w:t>Виджет «Стикер»</w:t>
+      </w:r>
+    </w:p>
+    <w:p>
+      <w:r>
+        <w:rPr>
+          <w:color w:val="64748B"/>
+          <w:sz w:val="24"/>
+        </w:rPr>
+        <w:t>ElemSticker — интерактивная заметка в стиле Post-it</w:t>
+      </w:r>
+    </w:p>
+    <w:p/>
+    <w:p>
       <w:pPr>
-        <w:jc w:val="left"/>
+        <w:spacing w:before="200" w:after="40"/>
       </w:pPr>
       <w:r>
         <w:rPr>
           <w:b/>
           <w:color w:val="4F6AFF"/>
-          <w:sz w:val="52"/>
+          <w:sz w:val="28"/>
         </w:rPr>
-        <w:t>ElemSticker</w:t>
+        <w:t>Описание</w:t>
       </w:r>
     </w:p>
     <w:p>
+      <w:pPr>
+        <w:spacing w:after="40"/>
+      </w:pPr>
       <w:r>
         <w:rPr>
-          <w:color w:val="475569"/>
-          <w:sz w:val="24"/>
+          <w:sz w:val="21"/>
         </w:rPr>
-        <w:t>Виджет стикера — интерактивная заметка с богатым оформлением</w:t>
+        <w:t>Виджет «Стикер» имитирует бумажную клейкую заметку. Поддерживает редактирование текста прямо на дашборде, 15 цветовых тем, декоративные элементы (булавка, скотч), текстуры бумаги, рукописные шрифты и метаданные (автор, приоритет, теги).</w:t>
+      </w:r>
+    </w:p>
+    <w:p>
+      <w:pPr>
+        <w:spacing w:before="80"/>
+      </w:pPr>
+      <w:r>
+        <w:rPr>
+          <w:i/>
+          <w:color w:val="64748B"/>
+          <w:sz w:val="18"/>
+        </w:rPr>
+        <w:t>[Скриншот: Пример стикера на дашборде]</w:t>
       </w:r>
     </w:p>
     <w:p/>
     <w:p>
+      <w:pPr>
+        <w:spacing w:before="200" w:after="40"/>
+      </w:pPr>
       <w:r>
         <w:rPr>
           <w:b/>
           <w:color w:val="4F6AFF"/>
-          <w:sz w:val="26"/>
+          <w:sz w:val="28"/>
         </w:rPr>
-        <w:t>Назначение</w:t>
+        <w:t>Содержимое (вкладка «Контент»)</w:t>
       </w:r>
     </w:p>
     <w:p>
+      <w:pPr>
+        <w:spacing w:before="120" w:after="20"/>
+      </w:pPr>
       <w:r>
         <w:rPr>
-          <w:sz w:val="20"/>
+          <w:b/>
+          <w:color w:val="1E293B"/>
+          <w:sz w:val="23"/>
         </w:rPr>
-        <w:t>ElemSticker имитирует бумажный стикер (Post-it). Поддерживает inline WYSIWYG-редактирование, 15 цветовых тем, булавку и ленту как декоративные элементы, текстуры бумаги, рукописные шрифты, метаданные (автор, приоритет, теги, даты) и эффекты Figma (fills / strokes / effects).</w:t>
+        <w:t>Цвет стикера</w:t>
       </w:r>
     </w:p>
     <w:p>
+      <w:pPr>
+        <w:spacing w:after="40"/>
+      </w:pPr>
+      <w:r>
+        <w:rPr>
+          <w:sz w:val="21"/>
+        </w:rPr>
+        <w:t>Выберите один из 15 готовых цветов: жёлтый, розовый, синий, зелёный, фиолетовый, оранжевый, красный, бирюзовый, мятный, лавандовый, персиковый, небесный, розовый (rose), янтарный, лаймовый. Кастомный цвет можно задать в разделе «Оформление».</w:t>
+      </w:r>
+    </w:p>
+    <w:p>
+      <w:pPr>
+        <w:spacing w:before="120" w:after="20"/>
+      </w:pPr>
       <w:r>
         <w:rPr>
           <w:b/>
-          <w:color w:val="4F6AFF"/>
-          <w:sz w:val="26"/>
+          <w:color w:val="1E293B"/>
+          <w:sz w:val="23"/>
         </w:rPr>
-        <w:t>Основные возможности</w:t>
+        <w:t>Декорация</w:t>
+      </w:r>
+    </w:p>
+    <w:p>
+      <w:pPr>
+        <w:spacing w:after="40"/>
+      </w:pPr>
+      <w:r>
+        <w:rPr>
+          <w:sz w:val="21"/>
+        </w:rPr>
+        <w:t>Выберите декоративный элемент:</w:t>
       </w:r>
     </w:p>
     <w:p>
@@ -59,9 +127,9 @@
       </w:pPr>
       <w:r>
         <w:rPr>
-          <w:sz w:val="20"/>
+          <w:sz w:val="21"/>
         </w:rPr>
-        <w:t>15 готовых тем: yellow, pink, blue, green, purple, orange, red, teal, mint, lavender, peach, sky, rose, amber, lime</w:t>
+        <w:t>«Нет» — без декора.</w:t>
       </w:r>
     </w:p>
     <w:p>
@@ -70,9 +138,9 @@
       </w:pPr>
       <w:r>
         <w:rPr>
-          <w:sz w:val="20"/>
+          <w:sz w:val="21"/>
         </w:rPr>
-        <w:t>Декоративные элементы: булавка (4 позиции) и скотч (4 позиции, 3 стиля)</w:t>
+        <w:t>«Скотч» — полоска клейкой ленты сверху.</w:t>
       </w:r>
     </w:p>
     <w:p>
@@ -81,9 +149,9 @@
       </w:pPr>
       <w:r>
         <w:rPr>
-          <w:sz w:val="20"/>
+          <w:sz w:val="21"/>
         </w:rPr>
-        <w:t>Текстуры бумаги: standard / aged / recycled + паттерны: lined / grid / dotted</w:t>
+        <w:t>«Кнопка» — канцелярская булавка.</w:t>
       </w:r>
     </w:p>
     <w:p>
@@ -92,9 +160,68 @@
       </w:pPr>
       <w:r>
         <w:rPr>
-          <w:sz w:val="20"/>
+          <w:sz w:val="21"/>
         </w:rPr>
-        <w:t>Загнутый уголок (4 позиции) и тень по краю</w:t>
+        <w:t>«Васи» — декоративная лента в японском стиле (washi-tape).</w:t>
+      </w:r>
+    </w:p>
+    <w:p>
+      <w:pPr>
+        <w:spacing w:before="120" w:after="20"/>
+      </w:pPr>
+      <w:r>
+        <w:rPr>
+          <w:b/>
+          <w:color w:val="1E293B"/>
+          <w:sz w:val="23"/>
+        </w:rPr>
+        <w:t>Текст</w:t>
+      </w:r>
+    </w:p>
+    <w:p>
+      <w:pPr>
+        <w:pStyle w:val="ListNumber"/>
+      </w:pPr>
+      <w:r>
+        <w:rPr>
+          <w:sz w:val="21"/>
+        </w:rPr>
+        <w:t>Введите текст заметки в поле (поддерживается HTML-разметка).</w:t>
+      </w:r>
+    </w:p>
+    <w:p>
+      <w:pPr>
+        <w:pStyle w:val="ListNumber"/>
+      </w:pPr>
+      <w:r>
+        <w:rPr>
+          <w:sz w:val="21"/>
+        </w:rPr>
+        <w:t>Задайте текст плейсхолдера — он отображается когда поле пустое.</w:t>
+      </w:r>
+    </w:p>
+    <w:p>
+      <w:pPr>
+        <w:pStyle w:val="ListNumber"/>
+      </w:pPr>
+      <w:r>
+        <w:rPr>
+          <w:sz w:val="21"/>
+        </w:rPr>
+        <w:t>Включите «Режим HTML» чтобы видеть и редактировать исходный HTML напрямую.</w:t>
+      </w:r>
+    </w:p>
+    <w:p>
+      <w:pPr>
+        <w:spacing w:before="120" w:after="20"/>
+      </w:pPr>
+      <w:r>
+        <w:rPr>
+          <w:b/>
+          <w:color w:val="1E293B"/>
+          <w:sz w:val="23"/>
+        </w:rPr>
+        <w:t>Эффекты</w:t>
       </w:r>
     </w:p>
     <w:p>
@@ -103,9 +230,9 @@
       </w:pPr>
       <w:r>
         <w:rPr>
-          <w:sz w:val="20"/>
+          <w:sz w:val="21"/>
         </w:rPr>
-        <w:t>Рукописные шрифты: Caveat, Kalam, Patrick Hand, Dancing Script, Indie Flower</w:t>
+        <w:t>«Градиент» — объёмная градиентная заливка фона стикера.</w:t>
       </w:r>
     </w:p>
     <w:p>
@@ -114,9 +241,9 @@
       </w:pPr>
       <w:r>
         <w:rPr>
-          <w:sz w:val="20"/>
+          <w:sz w:val="21"/>
         </w:rPr>
-        <w:t>Метаданные: автор, дата создания/изменения, приоритет, теги</w:t>
+        <w:t>«Уголок» — загнутый уголок снизу справа.</w:t>
       </w:r>
     </w:p>
     <w:p>
@@ -125,5786 +252,477 @@
       </w:pPr>
       <w:r>
         <w:rPr>
-          <w:sz w:val="20"/>
+          <w:sz w:val="21"/>
         </w:rPr>
-        <w:t>Произвольный поворот (−10°..+10°) + случайный поворот при монтировании</w:t>
+        <w:t>«Рукопись» — рукописный шрифт.</w:t>
       </w:r>
     </w:p>
     <w:p>
+      <w:pPr>
+        <w:pStyle w:val="ListBullet"/>
+      </w:pPr>
+      <w:r>
+        <w:rPr>
+          <w:sz w:val="21"/>
+        </w:rPr>
+        <w:t>«Рамка» — тонкая рамка по краю стикера.</w:t>
+      </w:r>
+    </w:p>
+    <w:p>
+      <w:pPr>
+        <w:spacing w:before="80"/>
+      </w:pPr>
+      <w:r>
+        <w:rPr>
+          <w:i/>
+          <w:color w:val="64748B"/>
+          <w:sz w:val="18"/>
+        </w:rPr>
+        <w:t>[Скриншот: Настройка содержимого стикера]</w:t>
+      </w:r>
+    </w:p>
+    <w:p/>
+    <w:p>
+      <w:pPr>
+        <w:spacing w:before="200" w:after="40"/>
+      </w:pPr>
       <w:r>
         <w:rPr>
           <w:b/>
           <w:color w:val="4F6AFF"/>
-          <w:sz w:val="26"/>
+          <w:sz w:val="28"/>
         </w:rPr>
-        <w:t>Параметры</w:t>
+        <w:t>Оформление (вкладка «Оформление»)</w:t>
       </w:r>
     </w:p>
     <w:p>
+      <w:pPr>
+        <w:spacing w:before="120" w:after="20"/>
+      </w:pPr>
       <w:r>
         <w:rPr>
           <w:b/>
           <w:color w:val="1E293B"/>
-          <w:sz w:val="22"/>
+          <w:sz w:val="23"/>
         </w:rPr>
-        <w:t>Контент</w:t>
+        <w:t>Стиль скотча и декоративной ленты</w:t>
       </w:r>
     </w:p>
-    <w:tbl>
-      <w:tblPr>
-        <w:tblW w:type="auto" w:w="0"/>
-        <w:jc w:val="left"/>
-        <w:tblLook w:firstColumn="1" w:firstRow="1" w:lastColumn="0" w:lastRow="0" w:noHBand="0" w:noVBand="1" w:val="04A0"/>
-      </w:tblPr>
-      <w:tblGrid>
-        <w:gridCol w:w="2351"/>
-        <w:gridCol w:w="2351"/>
-        <w:gridCol w:w="2351"/>
-        <w:gridCol w:w="2351"/>
-      </w:tblGrid>
-      <w:tr>
-        <w:tc>
-          <w:tcPr>
-            <w:tcW w:type="dxa" w:w="2551"/>
-            <w:shd w:val="clear" w:color="auto" w:fill="4F6AFF"/>
-            <w:tcBorders>
-              <w:top w:val="single" w:sz="4" w:color="3A56F0"/>
-              <w:left w:val="single" w:sz="4" w:color="3A56F0"/>
-              <w:bottom w:val="single" w:sz="4" w:color="3A56F0"/>
-              <w:right w:val="single" w:sz="4" w:color="3A56F0"/>
-              <w:insideH w:val="single" w:sz="4" w:color="3A56F0"/>
-              <w:insideV w:val="single" w:sz="4" w:color="3A56F0"/>
-            </w:tcBorders>
-          </w:tcPr>
-          <w:p>
-            <w:pPr>
-              <w:jc w:val="left"/>
-            </w:pPr>
-            <w:r>
-              <w:rPr>
-                <w:b/>
-                <w:color w:val="FFFFFF"/>
-                <w:sz w:val="18"/>
-              </w:rPr>
-              <w:t>Параметр</w:t>
-            </w:r>
-          </w:p>
-        </w:tc>
-        <w:tc>
-          <w:tcPr>
-            <w:tcW w:type="dxa" w:w="1417"/>
-            <w:shd w:val="clear" w:color="auto" w:fill="4F6AFF"/>
-            <w:tcBorders>
-              <w:top w:val="single" w:sz="4" w:color="3A56F0"/>
-              <w:left w:val="single" w:sz="4" w:color="3A56F0"/>
-              <w:bottom w:val="single" w:sz="4" w:color="3A56F0"/>
-              <w:right w:val="single" w:sz="4" w:color="3A56F0"/>
-              <w:insideH w:val="single" w:sz="4" w:color="3A56F0"/>
-              <w:insideV w:val="single" w:sz="4" w:color="3A56F0"/>
-            </w:tcBorders>
-          </w:tcPr>
-          <w:p>
-            <w:pPr>
-              <w:jc w:val="left"/>
-            </w:pPr>
-            <w:r>
-              <w:rPr>
-                <w:b/>
-                <w:color w:val="FFFFFF"/>
-                <w:sz w:val="18"/>
-              </w:rPr>
-              <w:t>Тип</w:t>
-            </w:r>
-          </w:p>
-        </w:tc>
-        <w:tc>
-          <w:tcPr>
-            <w:tcW w:type="dxa" w:w="1984"/>
-            <w:shd w:val="clear" w:color="auto" w:fill="4F6AFF"/>
-            <w:tcBorders>
-              <w:top w:val="single" w:sz="4" w:color="3A56F0"/>
-              <w:left w:val="single" w:sz="4" w:color="3A56F0"/>
-              <w:bottom w:val="single" w:sz="4" w:color="3A56F0"/>
-              <w:right w:val="single" w:sz="4" w:color="3A56F0"/>
-              <w:insideH w:val="single" w:sz="4" w:color="3A56F0"/>
-              <w:insideV w:val="single" w:sz="4" w:color="3A56F0"/>
-            </w:tcBorders>
-          </w:tcPr>
-          <w:p>
-            <w:pPr>
-              <w:jc w:val="left"/>
-            </w:pPr>
-            <w:r>
-              <w:rPr>
-                <w:b/>
-                <w:color w:val="FFFFFF"/>
-                <w:sz w:val="18"/>
-              </w:rPr>
-              <w:t>Умолчание</w:t>
-            </w:r>
-          </w:p>
-        </w:tc>
-        <w:tc>
-          <w:tcPr>
-            <w:tcW w:type="dxa" w:w="4535"/>
-            <w:shd w:val="clear" w:color="auto" w:fill="4F6AFF"/>
-            <w:tcBorders>
-              <w:top w:val="single" w:sz="4" w:color="3A56F0"/>
-              <w:left w:val="single" w:sz="4" w:color="3A56F0"/>
-              <w:bottom w:val="single" w:sz="4" w:color="3A56F0"/>
-              <w:right w:val="single" w:sz="4" w:color="3A56F0"/>
-              <w:insideH w:val="single" w:sz="4" w:color="3A56F0"/>
-              <w:insideV w:val="single" w:sz="4" w:color="3A56F0"/>
-            </w:tcBorders>
-          </w:tcPr>
-          <w:p>
-            <w:pPr>
-              <w:jc w:val="left"/>
-            </w:pPr>
-            <w:r>
-              <w:rPr>
-                <w:b/>
-                <w:color w:val="FFFFFF"/>
-                <w:sz w:val="18"/>
-              </w:rPr>
-              <w:t>Описание</w:t>
-            </w:r>
-          </w:p>
-        </w:tc>
-      </w:tr>
-      <w:tr>
-        <w:tc>
-          <w:tcPr>
-            <w:tcW w:type="dxa" w:w="2551"/>
-            <w:shd w:val="clear" w:color="auto" w:fill="FFFFFF"/>
-            <w:tcBorders>
-              <w:top w:val="single" w:sz="4" w:color="E2E8F0"/>
-              <w:left w:val="single" w:sz="4" w:color="E2E8F0"/>
-              <w:bottom w:val="single" w:sz="4" w:color="E2E8F0"/>
-              <w:right w:val="single" w:sz="4" w:color="E2E8F0"/>
-              <w:insideH w:val="single" w:sz="4" w:color="E2E8F0"/>
-              <w:insideV w:val="single" w:sz="4" w:color="E2E8F0"/>
-            </w:tcBorders>
-          </w:tcPr>
-          <w:p>
-            <w:r>
-              <w:rPr>
-                <w:b/>
-                <w:color w:val="2D3A8C"/>
-                <w:sz w:val="18"/>
-              </w:rPr>
-              <w:t>html</w:t>
-            </w:r>
-          </w:p>
-        </w:tc>
-        <w:tc>
-          <w:tcPr>
-            <w:tcW w:type="dxa" w:w="1417"/>
-            <w:shd w:val="clear" w:color="auto" w:fill="FFFFFF"/>
-            <w:tcBorders>
-              <w:top w:val="single" w:sz="4" w:color="E2E8F0"/>
-              <w:left w:val="single" w:sz="4" w:color="E2E8F0"/>
-              <w:bottom w:val="single" w:sz="4" w:color="E2E8F0"/>
-              <w:right w:val="single" w:sz="4" w:color="E2E8F0"/>
-              <w:insideH w:val="single" w:sz="4" w:color="E2E8F0"/>
-              <w:insideV w:val="single" w:sz="4" w:color="E2E8F0"/>
-            </w:tcBorders>
-          </w:tcPr>
-          <w:p>
-            <w:r>
-              <w:rPr>
-                <w:color w:val="1E293B"/>
-                <w:sz w:val="18"/>
-              </w:rPr>
-              <w:t>String</w:t>
-            </w:r>
-          </w:p>
-        </w:tc>
-        <w:tc>
-          <w:tcPr>
-            <w:tcW w:type="dxa" w:w="1984"/>
-            <w:shd w:val="clear" w:color="auto" w:fill="FFFFFF"/>
-            <w:tcBorders>
-              <w:top w:val="single" w:sz="4" w:color="E2E8F0"/>
-              <w:left w:val="single" w:sz="4" w:color="E2E8F0"/>
-              <w:bottom w:val="single" w:sz="4" w:color="E2E8F0"/>
-              <w:right w:val="single" w:sz="4" w:color="E2E8F0"/>
-              <w:insideH w:val="single" w:sz="4" w:color="E2E8F0"/>
-              <w:insideV w:val="single" w:sz="4" w:color="E2E8F0"/>
-            </w:tcBorders>
-          </w:tcPr>
-          <w:p>
-            <w:r>
-              <w:rPr>
-                <w:color w:val="1E293B"/>
-                <w:sz w:val="18"/>
-              </w:rPr>
-              <w:t>''</w:t>
-            </w:r>
-          </w:p>
-        </w:tc>
-        <w:tc>
-          <w:tcPr>
-            <w:tcW w:type="dxa" w:w="4535"/>
-            <w:shd w:val="clear" w:color="auto" w:fill="FFFFFF"/>
-            <w:tcBorders>
-              <w:top w:val="single" w:sz="4" w:color="E2E8F0"/>
-              <w:left w:val="single" w:sz="4" w:color="E2E8F0"/>
-              <w:bottom w:val="single" w:sz="4" w:color="E2E8F0"/>
-              <w:right w:val="single" w:sz="4" w:color="E2E8F0"/>
-              <w:insideH w:val="single" w:sz="4" w:color="E2E8F0"/>
-              <w:insideV w:val="single" w:sz="4" w:color="E2E8F0"/>
-            </w:tcBorders>
-          </w:tcPr>
-          <w:p>
-            <w:r>
-              <w:rPr>
-                <w:color w:val="1E293B"/>
-                <w:sz w:val="18"/>
-              </w:rPr>
-              <w:t>HTML-контент стикера (редактируется inline)</w:t>
-            </w:r>
-          </w:p>
-        </w:tc>
-      </w:tr>
-      <w:tr>
-        <w:tc>
-          <w:tcPr>
-            <w:tcW w:type="dxa" w:w="2551"/>
-            <w:shd w:val="clear" w:color="auto" w:fill="F8FAFC"/>
-            <w:tcBorders>
-              <w:top w:val="single" w:sz="4" w:color="E2E8F0"/>
-              <w:left w:val="single" w:sz="4" w:color="E2E8F0"/>
-              <w:bottom w:val="single" w:sz="4" w:color="E2E8F0"/>
-              <w:right w:val="single" w:sz="4" w:color="E2E8F0"/>
-              <w:insideH w:val="single" w:sz="4" w:color="E2E8F0"/>
-              <w:insideV w:val="single" w:sz="4" w:color="E2E8F0"/>
-            </w:tcBorders>
-          </w:tcPr>
-          <w:p>
-            <w:r>
-              <w:rPr>
-                <w:b/>
-                <w:color w:val="2D3A8C"/>
-                <w:sz w:val="18"/>
-              </w:rPr>
-              <w:t>placeholder</w:t>
-            </w:r>
-          </w:p>
-        </w:tc>
-        <w:tc>
-          <w:tcPr>
-            <w:tcW w:type="dxa" w:w="1417"/>
-            <w:shd w:val="clear" w:color="auto" w:fill="F8FAFC"/>
-            <w:tcBorders>
-              <w:top w:val="single" w:sz="4" w:color="E2E8F0"/>
-              <w:left w:val="single" w:sz="4" w:color="E2E8F0"/>
-              <w:bottom w:val="single" w:sz="4" w:color="E2E8F0"/>
-              <w:right w:val="single" w:sz="4" w:color="E2E8F0"/>
-              <w:insideH w:val="single" w:sz="4" w:color="E2E8F0"/>
-              <w:insideV w:val="single" w:sz="4" w:color="E2E8F0"/>
-            </w:tcBorders>
-          </w:tcPr>
-          <w:p>
-            <w:r>
-              <w:rPr>
-                <w:color w:val="1E293B"/>
-                <w:sz w:val="18"/>
-              </w:rPr>
-              <w:t>String</w:t>
-            </w:r>
-          </w:p>
-        </w:tc>
-        <w:tc>
-          <w:tcPr>
-            <w:tcW w:type="dxa" w:w="1984"/>
-            <w:shd w:val="clear" w:color="auto" w:fill="F8FAFC"/>
-            <w:tcBorders>
-              <w:top w:val="single" w:sz="4" w:color="E2E8F0"/>
-              <w:left w:val="single" w:sz="4" w:color="E2E8F0"/>
-              <w:bottom w:val="single" w:sz="4" w:color="E2E8F0"/>
-              <w:right w:val="single" w:sz="4" w:color="E2E8F0"/>
-              <w:insideH w:val="single" w:sz="4" w:color="E2E8F0"/>
-              <w:insideV w:val="single" w:sz="4" w:color="E2E8F0"/>
-            </w:tcBorders>
-          </w:tcPr>
-          <w:p>
-            <w:r>
-              <w:rPr>
-                <w:color w:val="1E293B"/>
-                <w:sz w:val="18"/>
-              </w:rPr>
-              <w:t>'Нажмите...'</w:t>
-            </w:r>
-          </w:p>
-        </w:tc>
-        <w:tc>
-          <w:tcPr>
-            <w:tcW w:type="dxa" w:w="4535"/>
-            <w:shd w:val="clear" w:color="auto" w:fill="F8FAFC"/>
-            <w:tcBorders>
-              <w:top w:val="single" w:sz="4" w:color="E2E8F0"/>
-              <w:left w:val="single" w:sz="4" w:color="E2E8F0"/>
-              <w:bottom w:val="single" w:sz="4" w:color="E2E8F0"/>
-              <w:right w:val="single" w:sz="4" w:color="E2E8F0"/>
-              <w:insideH w:val="single" w:sz="4" w:color="E2E8F0"/>
-              <w:insideV w:val="single" w:sz="4" w:color="E2E8F0"/>
-            </w:tcBorders>
-          </w:tcPr>
-          <w:p>
-            <w:r>
-              <w:rPr>
-                <w:color w:val="1E293B"/>
-                <w:sz w:val="18"/>
-              </w:rPr>
-              <w:t>Подсказка при пустом контенте</w:t>
-            </w:r>
-          </w:p>
-        </w:tc>
-      </w:tr>
-      <w:tr>
-        <w:tc>
-          <w:tcPr>
-            <w:tcW w:type="dxa" w:w="2551"/>
-            <w:shd w:val="clear" w:color="auto" w:fill="FFFFFF"/>
-            <w:tcBorders>
-              <w:top w:val="single" w:sz="4" w:color="E2E8F0"/>
-              <w:left w:val="single" w:sz="4" w:color="E2E8F0"/>
-              <w:bottom w:val="single" w:sz="4" w:color="E2E8F0"/>
-              <w:right w:val="single" w:sz="4" w:color="E2E8F0"/>
-              <w:insideH w:val="single" w:sz="4" w:color="E2E8F0"/>
-              <w:insideV w:val="single" w:sz="4" w:color="E2E8F0"/>
-            </w:tcBorders>
-          </w:tcPr>
-          <w:p>
-            <w:r>
-              <w:rPr>
-                <w:b/>
-                <w:color w:val="2D3A8C"/>
-                <w:sz w:val="18"/>
-              </w:rPr>
-              <w:t>isPlainHTMLShown</w:t>
-            </w:r>
-          </w:p>
-        </w:tc>
-        <w:tc>
-          <w:tcPr>
-            <w:tcW w:type="dxa" w:w="1417"/>
-            <w:shd w:val="clear" w:color="auto" w:fill="FFFFFF"/>
-            <w:tcBorders>
-              <w:top w:val="single" w:sz="4" w:color="E2E8F0"/>
-              <w:left w:val="single" w:sz="4" w:color="E2E8F0"/>
-              <w:bottom w:val="single" w:sz="4" w:color="E2E8F0"/>
-              <w:right w:val="single" w:sz="4" w:color="E2E8F0"/>
-              <w:insideH w:val="single" w:sz="4" w:color="E2E8F0"/>
-              <w:insideV w:val="single" w:sz="4" w:color="E2E8F0"/>
-            </w:tcBorders>
-          </w:tcPr>
-          <w:p>
-            <w:r>
-              <w:rPr>
-                <w:color w:val="1E293B"/>
-                <w:sz w:val="18"/>
-              </w:rPr>
-              <w:t>Boolean</w:t>
-            </w:r>
-          </w:p>
-        </w:tc>
-        <w:tc>
-          <w:tcPr>
-            <w:tcW w:type="dxa" w:w="1984"/>
-            <w:shd w:val="clear" w:color="auto" w:fill="FFFFFF"/>
-            <w:tcBorders>
-              <w:top w:val="single" w:sz="4" w:color="E2E8F0"/>
-              <w:left w:val="single" w:sz="4" w:color="E2E8F0"/>
-              <w:bottom w:val="single" w:sz="4" w:color="E2E8F0"/>
-              <w:right w:val="single" w:sz="4" w:color="E2E8F0"/>
-              <w:insideH w:val="single" w:sz="4" w:color="E2E8F0"/>
-              <w:insideV w:val="single" w:sz="4" w:color="E2E8F0"/>
-            </w:tcBorders>
-          </w:tcPr>
-          <w:p>
-            <w:r>
-              <w:rPr>
-                <w:color w:val="1E293B"/>
-                <w:sz w:val="18"/>
-              </w:rPr>
-              <w:t>false</w:t>
-            </w:r>
-          </w:p>
-        </w:tc>
-        <w:tc>
-          <w:tcPr>
-            <w:tcW w:type="dxa" w:w="4535"/>
-            <w:shd w:val="clear" w:color="auto" w:fill="FFFFFF"/>
-            <w:tcBorders>
-              <w:top w:val="single" w:sz="4" w:color="E2E8F0"/>
-              <w:left w:val="single" w:sz="4" w:color="E2E8F0"/>
-              <w:bottom w:val="single" w:sz="4" w:color="E2E8F0"/>
-              <w:right w:val="single" w:sz="4" w:color="E2E8F0"/>
-              <w:insideH w:val="single" w:sz="4" w:color="E2E8F0"/>
-              <w:insideV w:val="single" w:sz="4" w:color="E2E8F0"/>
-            </w:tcBorders>
-          </w:tcPr>
-          <w:p>
-            <w:r>
-              <w:rPr>
-                <w:color w:val="1E293B"/>
-                <w:sz w:val="18"/>
-              </w:rPr>
-              <w:t>Показывать исходный HTML вместо WYSIWYG</w:t>
-            </w:r>
-          </w:p>
-        </w:tc>
-      </w:tr>
-    </w:tbl>
-    <w:p/>
     <w:p>
+      <w:pPr>
+        <w:spacing w:after="40"/>
+      </w:pPr>
+      <w:r>
+        <w:rPr>
+          <w:sz w:val="21"/>
+        </w:rPr>
+        <w:t>Если выбрана декорация «Скотч» или «Васи», доступны настройки:</w:t>
+      </w:r>
+    </w:p>
+    <w:p>
+      <w:pPr>
+        <w:pStyle w:val="ListBullet"/>
+      </w:pPr>
+      <w:r>
+        <w:rPr>
+          <w:sz w:val="21"/>
+        </w:rPr>
+        <w:t>Стиль ленты: Одиночный, Широкий, Крестом, Уголок, Васи.</w:t>
+      </w:r>
+    </w:p>
+    <w:p>
+      <w:pPr>
+        <w:pStyle w:val="ListBullet"/>
+      </w:pPr>
+      <w:r>
+        <w:rPr>
+          <w:sz w:val="21"/>
+        </w:rPr>
+        <w:t>Позиция: Сверху слева / По центру / Справа.</w:t>
+      </w:r>
+    </w:p>
+    <w:p>
+      <w:pPr>
+        <w:pStyle w:val="ListBullet"/>
+      </w:pPr>
+      <w:r>
+        <w:rPr>
+          <w:sz w:val="21"/>
+        </w:rPr>
+        <w:t>Цвет ленты (цветовой выбор).</w:t>
+      </w:r>
+    </w:p>
+    <w:p>
+      <w:pPr>
+        <w:spacing w:before="120" w:after="20"/>
+      </w:pPr>
       <w:r>
         <w:rPr>
           <w:b/>
           <w:color w:val="1E293B"/>
-          <w:sz w:val="22"/>
+          <w:sz w:val="23"/>
         </w:rPr>
-        <w:t>Тема и цвета</w:t>
+        <w:t>Положение булавки</w:t>
       </w:r>
     </w:p>
-    <w:tbl>
-      <w:tblPr>
-        <w:tblW w:type="auto" w:w="0"/>
-        <w:jc w:val="left"/>
-        <w:tblLook w:firstColumn="1" w:firstRow="1" w:lastColumn="0" w:lastRow="0" w:noHBand="0" w:noVBand="1" w:val="04A0"/>
-      </w:tblPr>
-      <w:tblGrid>
-        <w:gridCol w:w="2351"/>
-        <w:gridCol w:w="2351"/>
-        <w:gridCol w:w="2351"/>
-        <w:gridCol w:w="2351"/>
-      </w:tblGrid>
-      <w:tr>
-        <w:tc>
-          <w:tcPr>
-            <w:tcW w:type="dxa" w:w="2551"/>
-            <w:shd w:val="clear" w:color="auto" w:fill="4F6AFF"/>
-            <w:tcBorders>
-              <w:top w:val="single" w:sz="4" w:color="3A56F0"/>
-              <w:left w:val="single" w:sz="4" w:color="3A56F0"/>
-              <w:bottom w:val="single" w:sz="4" w:color="3A56F0"/>
-              <w:right w:val="single" w:sz="4" w:color="3A56F0"/>
-              <w:insideH w:val="single" w:sz="4" w:color="3A56F0"/>
-              <w:insideV w:val="single" w:sz="4" w:color="3A56F0"/>
-            </w:tcBorders>
-          </w:tcPr>
-          <w:p>
-            <w:pPr>
-              <w:jc w:val="left"/>
-            </w:pPr>
-            <w:r>
-              <w:rPr>
-                <w:b/>
-                <w:color w:val="FFFFFF"/>
-                <w:sz w:val="18"/>
-              </w:rPr>
-              <w:t>Параметр</w:t>
-            </w:r>
-          </w:p>
-        </w:tc>
-        <w:tc>
-          <w:tcPr>
-            <w:tcW w:type="dxa" w:w="1417"/>
-            <w:shd w:val="clear" w:color="auto" w:fill="4F6AFF"/>
-            <w:tcBorders>
-              <w:top w:val="single" w:sz="4" w:color="3A56F0"/>
-              <w:left w:val="single" w:sz="4" w:color="3A56F0"/>
-              <w:bottom w:val="single" w:sz="4" w:color="3A56F0"/>
-              <w:right w:val="single" w:sz="4" w:color="3A56F0"/>
-              <w:insideH w:val="single" w:sz="4" w:color="3A56F0"/>
-              <w:insideV w:val="single" w:sz="4" w:color="3A56F0"/>
-            </w:tcBorders>
-          </w:tcPr>
-          <w:p>
-            <w:pPr>
-              <w:jc w:val="left"/>
-            </w:pPr>
-            <w:r>
-              <w:rPr>
-                <w:b/>
-                <w:color w:val="FFFFFF"/>
-                <w:sz w:val="18"/>
-              </w:rPr>
-              <w:t>Тип</w:t>
-            </w:r>
-          </w:p>
-        </w:tc>
-        <w:tc>
-          <w:tcPr>
-            <w:tcW w:type="dxa" w:w="1984"/>
-            <w:shd w:val="clear" w:color="auto" w:fill="4F6AFF"/>
-            <w:tcBorders>
-              <w:top w:val="single" w:sz="4" w:color="3A56F0"/>
-              <w:left w:val="single" w:sz="4" w:color="3A56F0"/>
-              <w:bottom w:val="single" w:sz="4" w:color="3A56F0"/>
-              <w:right w:val="single" w:sz="4" w:color="3A56F0"/>
-              <w:insideH w:val="single" w:sz="4" w:color="3A56F0"/>
-              <w:insideV w:val="single" w:sz="4" w:color="3A56F0"/>
-            </w:tcBorders>
-          </w:tcPr>
-          <w:p>
-            <w:pPr>
-              <w:jc w:val="left"/>
-            </w:pPr>
-            <w:r>
-              <w:rPr>
-                <w:b/>
-                <w:color w:val="FFFFFF"/>
-                <w:sz w:val="18"/>
-              </w:rPr>
-              <w:t>Умолчание</w:t>
-            </w:r>
-          </w:p>
-        </w:tc>
-        <w:tc>
-          <w:tcPr>
-            <w:tcW w:type="dxa" w:w="4535"/>
-            <w:shd w:val="clear" w:color="auto" w:fill="4F6AFF"/>
-            <w:tcBorders>
-              <w:top w:val="single" w:sz="4" w:color="3A56F0"/>
-              <w:left w:val="single" w:sz="4" w:color="3A56F0"/>
-              <w:bottom w:val="single" w:sz="4" w:color="3A56F0"/>
-              <w:right w:val="single" w:sz="4" w:color="3A56F0"/>
-              <w:insideH w:val="single" w:sz="4" w:color="3A56F0"/>
-              <w:insideV w:val="single" w:sz="4" w:color="3A56F0"/>
-            </w:tcBorders>
-          </w:tcPr>
-          <w:p>
-            <w:pPr>
-              <w:jc w:val="left"/>
-            </w:pPr>
-            <w:r>
-              <w:rPr>
-                <w:b/>
-                <w:color w:val="FFFFFF"/>
-                <w:sz w:val="18"/>
-              </w:rPr>
-              <w:t>Описание</w:t>
-            </w:r>
-          </w:p>
-        </w:tc>
-      </w:tr>
-      <w:tr>
-        <w:tc>
-          <w:tcPr>
-            <w:tcW w:type="dxa" w:w="2551"/>
-            <w:shd w:val="clear" w:color="auto" w:fill="FFFFFF"/>
-            <w:tcBorders>
-              <w:top w:val="single" w:sz="4" w:color="E2E8F0"/>
-              <w:left w:val="single" w:sz="4" w:color="E2E8F0"/>
-              <w:bottom w:val="single" w:sz="4" w:color="E2E8F0"/>
-              <w:right w:val="single" w:sz="4" w:color="E2E8F0"/>
-              <w:insideH w:val="single" w:sz="4" w:color="E2E8F0"/>
-              <w:insideV w:val="single" w:sz="4" w:color="E2E8F0"/>
-            </w:tcBorders>
-          </w:tcPr>
-          <w:p>
-            <w:r>
-              <w:rPr>
-                <w:b/>
-                <w:color w:val="2D3A8C"/>
-                <w:sz w:val="18"/>
-              </w:rPr>
-              <w:t>stickerTheme</w:t>
-            </w:r>
-          </w:p>
-        </w:tc>
-        <w:tc>
-          <w:tcPr>
-            <w:tcW w:type="dxa" w:w="1417"/>
-            <w:shd w:val="clear" w:color="auto" w:fill="FFFFFF"/>
-            <w:tcBorders>
-              <w:top w:val="single" w:sz="4" w:color="E2E8F0"/>
-              <w:left w:val="single" w:sz="4" w:color="E2E8F0"/>
-              <w:bottom w:val="single" w:sz="4" w:color="E2E8F0"/>
-              <w:right w:val="single" w:sz="4" w:color="E2E8F0"/>
-              <w:insideH w:val="single" w:sz="4" w:color="E2E8F0"/>
-              <w:insideV w:val="single" w:sz="4" w:color="E2E8F0"/>
-            </w:tcBorders>
-          </w:tcPr>
-          <w:p>
-            <w:r>
-              <w:rPr>
-                <w:color w:val="1E293B"/>
-                <w:sz w:val="18"/>
-              </w:rPr>
-              <w:t>String</w:t>
-            </w:r>
-          </w:p>
-        </w:tc>
-        <w:tc>
-          <w:tcPr>
-            <w:tcW w:type="dxa" w:w="1984"/>
-            <w:shd w:val="clear" w:color="auto" w:fill="FFFFFF"/>
-            <w:tcBorders>
-              <w:top w:val="single" w:sz="4" w:color="E2E8F0"/>
-              <w:left w:val="single" w:sz="4" w:color="E2E8F0"/>
-              <w:bottom w:val="single" w:sz="4" w:color="E2E8F0"/>
-              <w:right w:val="single" w:sz="4" w:color="E2E8F0"/>
-              <w:insideH w:val="single" w:sz="4" w:color="E2E8F0"/>
-              <w:insideV w:val="single" w:sz="4" w:color="E2E8F0"/>
-            </w:tcBorders>
-          </w:tcPr>
-          <w:p>
-            <w:r>
-              <w:rPr>
-                <w:color w:val="1E293B"/>
-                <w:sz w:val="18"/>
-              </w:rPr>
-              <w:t>yellow</w:t>
-            </w:r>
-          </w:p>
-        </w:tc>
-        <w:tc>
-          <w:tcPr>
-            <w:tcW w:type="dxa" w:w="4535"/>
-            <w:shd w:val="clear" w:color="auto" w:fill="FFFFFF"/>
-            <w:tcBorders>
-              <w:top w:val="single" w:sz="4" w:color="E2E8F0"/>
-              <w:left w:val="single" w:sz="4" w:color="E2E8F0"/>
-              <w:bottom w:val="single" w:sz="4" w:color="E2E8F0"/>
-              <w:right w:val="single" w:sz="4" w:color="E2E8F0"/>
-              <w:insideH w:val="single" w:sz="4" w:color="E2E8F0"/>
-              <w:insideV w:val="single" w:sz="4" w:color="E2E8F0"/>
-            </w:tcBorders>
-          </w:tcPr>
-          <w:p>
-            <w:r>
-              <w:rPr>
-                <w:color w:val="1E293B"/>
-                <w:sz w:val="18"/>
-              </w:rPr>
-              <w:t>Предустановленная цветовая тема (15 вариантов)</w:t>
-            </w:r>
-          </w:p>
-        </w:tc>
-      </w:tr>
-      <w:tr>
-        <w:tc>
-          <w:tcPr>
-            <w:tcW w:type="dxa" w:w="2551"/>
-            <w:shd w:val="clear" w:color="auto" w:fill="F8FAFC"/>
-            <w:tcBorders>
-              <w:top w:val="single" w:sz="4" w:color="E2E8F0"/>
-              <w:left w:val="single" w:sz="4" w:color="E2E8F0"/>
-              <w:bottom w:val="single" w:sz="4" w:color="E2E8F0"/>
-              <w:right w:val="single" w:sz="4" w:color="E2E8F0"/>
-              <w:insideH w:val="single" w:sz="4" w:color="E2E8F0"/>
-              <w:insideV w:val="single" w:sz="4" w:color="E2E8F0"/>
-            </w:tcBorders>
-          </w:tcPr>
-          <w:p>
-            <w:r>
-              <w:rPr>
-                <w:b/>
-                <w:color w:val="2D3A8C"/>
-                <w:sz w:val="18"/>
-              </w:rPr>
-              <w:t>stickerColor</w:t>
-            </w:r>
-          </w:p>
-        </w:tc>
-        <w:tc>
-          <w:tcPr>
-            <w:tcW w:type="dxa" w:w="1417"/>
-            <w:shd w:val="clear" w:color="auto" w:fill="F8FAFC"/>
-            <w:tcBorders>
-              <w:top w:val="single" w:sz="4" w:color="E2E8F0"/>
-              <w:left w:val="single" w:sz="4" w:color="E2E8F0"/>
-              <w:bottom w:val="single" w:sz="4" w:color="E2E8F0"/>
-              <w:right w:val="single" w:sz="4" w:color="E2E8F0"/>
-              <w:insideH w:val="single" w:sz="4" w:color="E2E8F0"/>
-              <w:insideV w:val="single" w:sz="4" w:color="E2E8F0"/>
-            </w:tcBorders>
-          </w:tcPr>
-          <w:p>
-            <w:r>
-              <w:rPr>
-                <w:color w:val="1E293B"/>
-                <w:sz w:val="18"/>
-              </w:rPr>
-              <w:t>String</w:t>
-            </w:r>
-          </w:p>
-        </w:tc>
-        <w:tc>
-          <w:tcPr>
-            <w:tcW w:type="dxa" w:w="1984"/>
-            <w:shd w:val="clear" w:color="auto" w:fill="F8FAFC"/>
-            <w:tcBorders>
-              <w:top w:val="single" w:sz="4" w:color="E2E8F0"/>
-              <w:left w:val="single" w:sz="4" w:color="E2E8F0"/>
-              <w:bottom w:val="single" w:sz="4" w:color="E2E8F0"/>
-              <w:right w:val="single" w:sz="4" w:color="E2E8F0"/>
-              <w:insideH w:val="single" w:sz="4" w:color="E2E8F0"/>
-              <w:insideV w:val="single" w:sz="4" w:color="E2E8F0"/>
-            </w:tcBorders>
-          </w:tcPr>
-          <w:p>
-            <w:r>
-              <w:rPr>
-                <w:color w:val="1E293B"/>
-                <w:sz w:val="18"/>
-              </w:rPr>
-              <w:t>''</w:t>
-            </w:r>
-          </w:p>
-        </w:tc>
-        <w:tc>
-          <w:tcPr>
-            <w:tcW w:type="dxa" w:w="4535"/>
-            <w:shd w:val="clear" w:color="auto" w:fill="F8FAFC"/>
-            <w:tcBorders>
-              <w:top w:val="single" w:sz="4" w:color="E2E8F0"/>
-              <w:left w:val="single" w:sz="4" w:color="E2E8F0"/>
-              <w:bottom w:val="single" w:sz="4" w:color="E2E8F0"/>
-              <w:right w:val="single" w:sz="4" w:color="E2E8F0"/>
-              <w:insideH w:val="single" w:sz="4" w:color="E2E8F0"/>
-              <w:insideV w:val="single" w:sz="4" w:color="E2E8F0"/>
-            </w:tcBorders>
-          </w:tcPr>
-          <w:p>
-            <w:r>
-              <w:rPr>
-                <w:color w:val="1E293B"/>
-                <w:sz w:val="18"/>
-              </w:rPr>
-              <w:t>Кастомный фоновый цвет (переопределяет тему)</w:t>
-            </w:r>
-          </w:p>
-        </w:tc>
-      </w:tr>
-      <w:tr>
-        <w:tc>
-          <w:tcPr>
-            <w:tcW w:type="dxa" w:w="2551"/>
-            <w:shd w:val="clear" w:color="auto" w:fill="FFFFFF"/>
-            <w:tcBorders>
-              <w:top w:val="single" w:sz="4" w:color="E2E8F0"/>
-              <w:left w:val="single" w:sz="4" w:color="E2E8F0"/>
-              <w:bottom w:val="single" w:sz="4" w:color="E2E8F0"/>
-              <w:right w:val="single" w:sz="4" w:color="E2E8F0"/>
-              <w:insideH w:val="single" w:sz="4" w:color="E2E8F0"/>
-              <w:insideV w:val="single" w:sz="4" w:color="E2E8F0"/>
-            </w:tcBorders>
-          </w:tcPr>
-          <w:p>
-            <w:r>
-              <w:rPr>
-                <w:b/>
-                <w:color w:val="2D3A8C"/>
-                <w:sz w:val="18"/>
-              </w:rPr>
-              <w:t>textColor</w:t>
-            </w:r>
-          </w:p>
-        </w:tc>
-        <w:tc>
-          <w:tcPr>
-            <w:tcW w:type="dxa" w:w="1417"/>
-            <w:shd w:val="clear" w:color="auto" w:fill="FFFFFF"/>
-            <w:tcBorders>
-              <w:top w:val="single" w:sz="4" w:color="E2E8F0"/>
-              <w:left w:val="single" w:sz="4" w:color="E2E8F0"/>
-              <w:bottom w:val="single" w:sz="4" w:color="E2E8F0"/>
-              <w:right w:val="single" w:sz="4" w:color="E2E8F0"/>
-              <w:insideH w:val="single" w:sz="4" w:color="E2E8F0"/>
-              <w:insideV w:val="single" w:sz="4" w:color="E2E8F0"/>
-            </w:tcBorders>
-          </w:tcPr>
-          <w:p>
-            <w:r>
-              <w:rPr>
-                <w:color w:val="1E293B"/>
-                <w:sz w:val="18"/>
-              </w:rPr>
-              <w:t>String</w:t>
-            </w:r>
-          </w:p>
-        </w:tc>
-        <w:tc>
-          <w:tcPr>
-            <w:tcW w:type="dxa" w:w="1984"/>
-            <w:shd w:val="clear" w:color="auto" w:fill="FFFFFF"/>
-            <w:tcBorders>
-              <w:top w:val="single" w:sz="4" w:color="E2E8F0"/>
-              <w:left w:val="single" w:sz="4" w:color="E2E8F0"/>
-              <w:bottom w:val="single" w:sz="4" w:color="E2E8F0"/>
-              <w:right w:val="single" w:sz="4" w:color="E2E8F0"/>
-              <w:insideH w:val="single" w:sz="4" w:color="E2E8F0"/>
-              <w:insideV w:val="single" w:sz="4" w:color="E2E8F0"/>
-            </w:tcBorders>
-          </w:tcPr>
-          <w:p>
-            <w:r>
-              <w:rPr>
-                <w:color w:val="1E293B"/>
-                <w:sz w:val="18"/>
-              </w:rPr>
-              <w:t>''</w:t>
-            </w:r>
-          </w:p>
-        </w:tc>
-        <w:tc>
-          <w:tcPr>
-            <w:tcW w:type="dxa" w:w="4535"/>
-            <w:shd w:val="clear" w:color="auto" w:fill="FFFFFF"/>
-            <w:tcBorders>
-              <w:top w:val="single" w:sz="4" w:color="E2E8F0"/>
-              <w:left w:val="single" w:sz="4" w:color="E2E8F0"/>
-              <w:bottom w:val="single" w:sz="4" w:color="E2E8F0"/>
-              <w:right w:val="single" w:sz="4" w:color="E2E8F0"/>
-              <w:insideH w:val="single" w:sz="4" w:color="E2E8F0"/>
-              <w:insideV w:val="single" w:sz="4" w:color="E2E8F0"/>
-            </w:tcBorders>
-          </w:tcPr>
-          <w:p>
-            <w:r>
-              <w:rPr>
-                <w:color w:val="1E293B"/>
-                <w:sz w:val="18"/>
-              </w:rPr>
-              <w:t>Кастомный цвет текста (переопределяет тему)</w:t>
-            </w:r>
-          </w:p>
-        </w:tc>
-      </w:tr>
-      <w:tr>
-        <w:tc>
-          <w:tcPr>
-            <w:tcW w:type="dxa" w:w="2551"/>
-            <w:shd w:val="clear" w:color="auto" w:fill="F8FAFC"/>
-            <w:tcBorders>
-              <w:top w:val="single" w:sz="4" w:color="E2E8F0"/>
-              <w:left w:val="single" w:sz="4" w:color="E2E8F0"/>
-              <w:bottom w:val="single" w:sz="4" w:color="E2E8F0"/>
-              <w:right w:val="single" w:sz="4" w:color="E2E8F0"/>
-              <w:insideH w:val="single" w:sz="4" w:color="E2E8F0"/>
-              <w:insideV w:val="single" w:sz="4" w:color="E2E8F0"/>
-            </w:tcBorders>
-          </w:tcPr>
-          <w:p>
-            <w:r>
-              <w:rPr>
-                <w:b/>
-                <w:color w:val="2D3A8C"/>
-                <w:sz w:val="18"/>
-              </w:rPr>
-              <w:t>useGradient</w:t>
-            </w:r>
-          </w:p>
-        </w:tc>
-        <w:tc>
-          <w:tcPr>
-            <w:tcW w:type="dxa" w:w="1417"/>
-            <w:shd w:val="clear" w:color="auto" w:fill="F8FAFC"/>
-            <w:tcBorders>
-              <w:top w:val="single" w:sz="4" w:color="E2E8F0"/>
-              <w:left w:val="single" w:sz="4" w:color="E2E8F0"/>
-              <w:bottom w:val="single" w:sz="4" w:color="E2E8F0"/>
-              <w:right w:val="single" w:sz="4" w:color="E2E8F0"/>
-              <w:insideH w:val="single" w:sz="4" w:color="E2E8F0"/>
-              <w:insideV w:val="single" w:sz="4" w:color="E2E8F0"/>
-            </w:tcBorders>
-          </w:tcPr>
-          <w:p>
-            <w:r>
-              <w:rPr>
-                <w:color w:val="1E293B"/>
-                <w:sz w:val="18"/>
-              </w:rPr>
-              <w:t>Boolean</w:t>
-            </w:r>
-          </w:p>
-        </w:tc>
-        <w:tc>
-          <w:tcPr>
-            <w:tcW w:type="dxa" w:w="1984"/>
-            <w:shd w:val="clear" w:color="auto" w:fill="F8FAFC"/>
-            <w:tcBorders>
-              <w:top w:val="single" w:sz="4" w:color="E2E8F0"/>
-              <w:left w:val="single" w:sz="4" w:color="E2E8F0"/>
-              <w:bottom w:val="single" w:sz="4" w:color="E2E8F0"/>
-              <w:right w:val="single" w:sz="4" w:color="E2E8F0"/>
-              <w:insideH w:val="single" w:sz="4" w:color="E2E8F0"/>
-              <w:insideV w:val="single" w:sz="4" w:color="E2E8F0"/>
-            </w:tcBorders>
-          </w:tcPr>
-          <w:p>
-            <w:r>
-              <w:rPr>
-                <w:color w:val="1E293B"/>
-                <w:sz w:val="18"/>
-              </w:rPr>
-              <w:t>true</w:t>
-            </w:r>
-          </w:p>
-        </w:tc>
-        <w:tc>
-          <w:tcPr>
-            <w:tcW w:type="dxa" w:w="4535"/>
-            <w:shd w:val="clear" w:color="auto" w:fill="F8FAFC"/>
-            <w:tcBorders>
-              <w:top w:val="single" w:sz="4" w:color="E2E8F0"/>
-              <w:left w:val="single" w:sz="4" w:color="E2E8F0"/>
-              <w:bottom w:val="single" w:sz="4" w:color="E2E8F0"/>
-              <w:right w:val="single" w:sz="4" w:color="E2E8F0"/>
-              <w:insideH w:val="single" w:sz="4" w:color="E2E8F0"/>
-              <w:insideV w:val="single" w:sz="4" w:color="E2E8F0"/>
-            </w:tcBorders>
-          </w:tcPr>
-          <w:p>
-            <w:r>
-              <w:rPr>
-                <w:color w:val="1E293B"/>
-                <w:sz w:val="18"/>
-              </w:rPr>
-              <w:t>Использовать градиент для объёмности фона</w:t>
-            </w:r>
-          </w:p>
-        </w:tc>
-      </w:tr>
-      <w:tr>
-        <w:tc>
-          <w:tcPr>
-            <w:tcW w:type="dxa" w:w="2551"/>
-            <w:shd w:val="clear" w:color="auto" w:fill="FFFFFF"/>
-            <w:tcBorders>
-              <w:top w:val="single" w:sz="4" w:color="E2E8F0"/>
-              <w:left w:val="single" w:sz="4" w:color="E2E8F0"/>
-              <w:bottom w:val="single" w:sz="4" w:color="E2E8F0"/>
-              <w:right w:val="single" w:sz="4" w:color="E2E8F0"/>
-              <w:insideH w:val="single" w:sz="4" w:color="E2E8F0"/>
-              <w:insideV w:val="single" w:sz="4" w:color="E2E8F0"/>
-            </w:tcBorders>
-          </w:tcPr>
-          <w:p>
-            <w:r>
-              <w:rPr>
-                <w:b/>
-                <w:color w:val="2D3A8C"/>
-                <w:sz w:val="18"/>
-              </w:rPr>
-              <w:t>showBorder</w:t>
-            </w:r>
-          </w:p>
-        </w:tc>
-        <w:tc>
-          <w:tcPr>
-            <w:tcW w:type="dxa" w:w="1417"/>
-            <w:shd w:val="clear" w:color="auto" w:fill="FFFFFF"/>
-            <w:tcBorders>
-              <w:top w:val="single" w:sz="4" w:color="E2E8F0"/>
-              <w:left w:val="single" w:sz="4" w:color="E2E8F0"/>
-              <w:bottom w:val="single" w:sz="4" w:color="E2E8F0"/>
-              <w:right w:val="single" w:sz="4" w:color="E2E8F0"/>
-              <w:insideH w:val="single" w:sz="4" w:color="E2E8F0"/>
-              <w:insideV w:val="single" w:sz="4" w:color="E2E8F0"/>
-            </w:tcBorders>
-          </w:tcPr>
-          <w:p>
-            <w:r>
-              <w:rPr>
-                <w:color w:val="1E293B"/>
-                <w:sz w:val="18"/>
-              </w:rPr>
-              <w:t>Boolean</w:t>
-            </w:r>
-          </w:p>
-        </w:tc>
-        <w:tc>
-          <w:tcPr>
-            <w:tcW w:type="dxa" w:w="1984"/>
-            <w:shd w:val="clear" w:color="auto" w:fill="FFFFFF"/>
-            <w:tcBorders>
-              <w:top w:val="single" w:sz="4" w:color="E2E8F0"/>
-              <w:left w:val="single" w:sz="4" w:color="E2E8F0"/>
-              <w:bottom w:val="single" w:sz="4" w:color="E2E8F0"/>
-              <w:right w:val="single" w:sz="4" w:color="E2E8F0"/>
-              <w:insideH w:val="single" w:sz="4" w:color="E2E8F0"/>
-              <w:insideV w:val="single" w:sz="4" w:color="E2E8F0"/>
-            </w:tcBorders>
-          </w:tcPr>
-          <w:p>
-            <w:r>
-              <w:rPr>
-                <w:color w:val="1E293B"/>
-                <w:sz w:val="18"/>
-              </w:rPr>
-              <w:t>false</w:t>
-            </w:r>
-          </w:p>
-        </w:tc>
-        <w:tc>
-          <w:tcPr>
-            <w:tcW w:type="dxa" w:w="4535"/>
-            <w:shd w:val="clear" w:color="auto" w:fill="FFFFFF"/>
-            <w:tcBorders>
-              <w:top w:val="single" w:sz="4" w:color="E2E8F0"/>
-              <w:left w:val="single" w:sz="4" w:color="E2E8F0"/>
-              <w:bottom w:val="single" w:sz="4" w:color="E2E8F0"/>
-              <w:right w:val="single" w:sz="4" w:color="E2E8F0"/>
-              <w:insideH w:val="single" w:sz="4" w:color="E2E8F0"/>
-              <w:insideV w:val="single" w:sz="4" w:color="E2E8F0"/>
-            </w:tcBorders>
-          </w:tcPr>
-          <w:p>
-            <w:r>
-              <w:rPr>
-                <w:color w:val="1E293B"/>
-                <w:sz w:val="18"/>
-              </w:rPr>
-              <w:t>Тонкая рамка стикера</w:t>
-            </w:r>
-          </w:p>
-        </w:tc>
-      </w:tr>
-    </w:tbl>
-    <w:p/>
     <w:p>
+      <w:pPr>
+        <w:spacing w:after="40"/>
+      </w:pPr>
+      <w:r>
+        <w:rPr>
+          <w:sz w:val="21"/>
+        </w:rPr>
+        <w:t>Если декорация — «Кнопка», настройте:</w:t>
+      </w:r>
+    </w:p>
+    <w:p>
+      <w:pPr>
+        <w:pStyle w:val="ListBullet"/>
+      </w:pPr>
+      <w:r>
+        <w:rPr>
+          <w:sz w:val="21"/>
+        </w:rPr>
+        <w:t>Позицию булавки (4 варианта).</w:t>
+      </w:r>
+    </w:p>
+    <w:p>
+      <w:pPr>
+        <w:pStyle w:val="ListBullet"/>
+      </w:pPr>
+      <w:r>
+        <w:rPr>
+          <w:sz w:val="21"/>
+        </w:rPr>
+        <w:t>Цвет булавки.</w:t>
+      </w:r>
+    </w:p>
+    <w:p>
+      <w:pPr>
+        <w:spacing w:before="120" w:after="20"/>
+      </w:pPr>
       <w:r>
         <w:rPr>
           <w:b/>
           <w:color w:val="1E293B"/>
-          <w:sz w:val="22"/>
+          <w:sz w:val="23"/>
+        </w:rPr>
+        <w:t>Стиль бумаги</w:t>
+      </w:r>
+    </w:p>
+    <w:p>
+      <w:pPr>
+        <w:spacing w:after="40"/>
+      </w:pPr>
+      <w:r>
+        <w:rPr>
+          <w:sz w:val="21"/>
+        </w:rPr>
+        <w:t>Выберите текстуру и паттерн:</w:t>
+      </w:r>
+    </w:p>
+    <w:p>
+      <w:pPr>
+        <w:pStyle w:val="ListBullet"/>
+      </w:pPr>
+      <w:r>
+        <w:rPr>
+          <w:sz w:val="21"/>
+        </w:rPr>
+        <w:t>Паттерн: Чистый, В линейку, В клетку, В точку, С полями.</w:t>
+      </w:r>
+    </w:p>
+    <w:p>
+      <w:pPr>
+        <w:pStyle w:val="ListBullet"/>
+      </w:pPr>
+      <w:r>
+        <w:rPr>
+          <w:sz w:val="21"/>
+        </w:rPr>
+        <w:t>Текстура: Нет, Лёгкая, Бумага, Шумная.</w:t>
+      </w:r>
+    </w:p>
+    <w:p>
+      <w:pPr>
+        <w:spacing w:before="120" w:after="20"/>
+      </w:pPr>
+      <w:r>
+        <w:rPr>
+          <w:b/>
+          <w:color w:val="1E293B"/>
+          <w:sz w:val="23"/>
+        </w:rPr>
+        <w:t>Визуальные эффекты</w:t>
+      </w:r>
+    </w:p>
+    <w:p>
+      <w:pPr>
+        <w:pStyle w:val="ListBullet"/>
+      </w:pPr>
+      <w:r>
+        <w:rPr>
+          <w:sz w:val="21"/>
+        </w:rPr>
+        <w:t>«Градиентный фон» — плавный переход цвета.</w:t>
+      </w:r>
+    </w:p>
+    <w:p>
+      <w:pPr>
+        <w:pStyle w:val="ListBullet"/>
+      </w:pPr>
+      <w:r>
+        <w:rPr>
+          <w:sz w:val="21"/>
+        </w:rPr>
+        <w:t>«Показать рамку» — видимая граница стикера.</w:t>
+      </w:r>
+    </w:p>
+    <w:p>
+      <w:pPr>
+        <w:pStyle w:val="ListBullet"/>
+      </w:pPr>
+      <w:r>
+        <w:rPr>
+          <w:sz w:val="21"/>
+        </w:rPr>
+        <w:t>«Загнутый уголок» — и выбор его позиции.</w:t>
+      </w:r>
+    </w:p>
+    <w:p>
+      <w:pPr>
+        <w:pStyle w:val="ListBullet"/>
+      </w:pPr>
+      <w:r>
+        <w:rPr>
+          <w:sz w:val="21"/>
+        </w:rPr>
+        <w:t>«Тень по краю» — эффект приподнятого края бумаги.</w:t>
+      </w:r>
+    </w:p>
+    <w:p>
+      <w:pPr>
+        <w:spacing w:before="120" w:after="20"/>
+      </w:pPr>
+      <w:r>
+        <w:rPr>
+          <w:b/>
+          <w:color w:val="1E293B"/>
+          <w:sz w:val="23"/>
         </w:rPr>
         <w:t>Поворот</w:t>
       </w:r>
     </w:p>
-    <w:tbl>
-      <w:tblPr>
-        <w:tblW w:type="auto" w:w="0"/>
-        <w:jc w:val="left"/>
-        <w:tblLook w:firstColumn="1" w:firstRow="1" w:lastColumn="0" w:lastRow="0" w:noHBand="0" w:noVBand="1" w:val="04A0"/>
-      </w:tblPr>
-      <w:tblGrid>
-        <w:gridCol w:w="2351"/>
-        <w:gridCol w:w="2351"/>
-        <w:gridCol w:w="2351"/>
-        <w:gridCol w:w="2351"/>
-      </w:tblGrid>
-      <w:tr>
-        <w:tc>
-          <w:tcPr>
-            <w:tcW w:type="dxa" w:w="2551"/>
-            <w:shd w:val="clear" w:color="auto" w:fill="4F6AFF"/>
-            <w:tcBorders>
-              <w:top w:val="single" w:sz="4" w:color="3A56F0"/>
-              <w:left w:val="single" w:sz="4" w:color="3A56F0"/>
-              <w:bottom w:val="single" w:sz="4" w:color="3A56F0"/>
-              <w:right w:val="single" w:sz="4" w:color="3A56F0"/>
-              <w:insideH w:val="single" w:sz="4" w:color="3A56F0"/>
-              <w:insideV w:val="single" w:sz="4" w:color="3A56F0"/>
-            </w:tcBorders>
-          </w:tcPr>
-          <w:p>
-            <w:pPr>
-              <w:jc w:val="left"/>
-            </w:pPr>
-            <w:r>
-              <w:rPr>
-                <w:b/>
-                <w:color w:val="FFFFFF"/>
-                <w:sz w:val="18"/>
-              </w:rPr>
-              <w:t>Параметр</w:t>
-            </w:r>
-          </w:p>
-        </w:tc>
-        <w:tc>
-          <w:tcPr>
-            <w:tcW w:type="dxa" w:w="1417"/>
-            <w:shd w:val="clear" w:color="auto" w:fill="4F6AFF"/>
-            <w:tcBorders>
-              <w:top w:val="single" w:sz="4" w:color="3A56F0"/>
-              <w:left w:val="single" w:sz="4" w:color="3A56F0"/>
-              <w:bottom w:val="single" w:sz="4" w:color="3A56F0"/>
-              <w:right w:val="single" w:sz="4" w:color="3A56F0"/>
-              <w:insideH w:val="single" w:sz="4" w:color="3A56F0"/>
-              <w:insideV w:val="single" w:sz="4" w:color="3A56F0"/>
-            </w:tcBorders>
-          </w:tcPr>
-          <w:p>
-            <w:pPr>
-              <w:jc w:val="left"/>
-            </w:pPr>
-            <w:r>
-              <w:rPr>
-                <w:b/>
-                <w:color w:val="FFFFFF"/>
-                <w:sz w:val="18"/>
-              </w:rPr>
-              <w:t>Тип</w:t>
-            </w:r>
-          </w:p>
-        </w:tc>
-        <w:tc>
-          <w:tcPr>
-            <w:tcW w:type="dxa" w:w="1984"/>
-            <w:shd w:val="clear" w:color="auto" w:fill="4F6AFF"/>
-            <w:tcBorders>
-              <w:top w:val="single" w:sz="4" w:color="3A56F0"/>
-              <w:left w:val="single" w:sz="4" w:color="3A56F0"/>
-              <w:bottom w:val="single" w:sz="4" w:color="3A56F0"/>
-              <w:right w:val="single" w:sz="4" w:color="3A56F0"/>
-              <w:insideH w:val="single" w:sz="4" w:color="3A56F0"/>
-              <w:insideV w:val="single" w:sz="4" w:color="3A56F0"/>
-            </w:tcBorders>
-          </w:tcPr>
-          <w:p>
-            <w:pPr>
-              <w:jc w:val="left"/>
-            </w:pPr>
-            <w:r>
-              <w:rPr>
-                <w:b/>
-                <w:color w:val="FFFFFF"/>
-                <w:sz w:val="18"/>
-              </w:rPr>
-              <w:t>Умолчание</w:t>
-            </w:r>
-          </w:p>
-        </w:tc>
-        <w:tc>
-          <w:tcPr>
-            <w:tcW w:type="dxa" w:w="4535"/>
-            <w:shd w:val="clear" w:color="auto" w:fill="4F6AFF"/>
-            <w:tcBorders>
-              <w:top w:val="single" w:sz="4" w:color="3A56F0"/>
-              <w:left w:val="single" w:sz="4" w:color="3A56F0"/>
-              <w:bottom w:val="single" w:sz="4" w:color="3A56F0"/>
-              <w:right w:val="single" w:sz="4" w:color="3A56F0"/>
-              <w:insideH w:val="single" w:sz="4" w:color="3A56F0"/>
-              <w:insideV w:val="single" w:sz="4" w:color="3A56F0"/>
-            </w:tcBorders>
-          </w:tcPr>
-          <w:p>
-            <w:pPr>
-              <w:jc w:val="left"/>
-            </w:pPr>
-            <w:r>
-              <w:rPr>
-                <w:b/>
-                <w:color w:val="FFFFFF"/>
-                <w:sz w:val="18"/>
-              </w:rPr>
-              <w:t>Описание</w:t>
-            </w:r>
-          </w:p>
-        </w:tc>
-      </w:tr>
-      <w:tr>
-        <w:tc>
-          <w:tcPr>
-            <w:tcW w:type="dxa" w:w="2551"/>
-            <w:shd w:val="clear" w:color="auto" w:fill="FFFFFF"/>
-            <w:tcBorders>
-              <w:top w:val="single" w:sz="4" w:color="E2E8F0"/>
-              <w:left w:val="single" w:sz="4" w:color="E2E8F0"/>
-              <w:bottom w:val="single" w:sz="4" w:color="E2E8F0"/>
-              <w:right w:val="single" w:sz="4" w:color="E2E8F0"/>
-              <w:insideH w:val="single" w:sz="4" w:color="E2E8F0"/>
-              <w:insideV w:val="single" w:sz="4" w:color="E2E8F0"/>
-            </w:tcBorders>
-          </w:tcPr>
-          <w:p>
-            <w:r>
-              <w:rPr>
-                <w:b/>
-                <w:color w:val="2D3A8C"/>
-                <w:sz w:val="18"/>
-              </w:rPr>
-              <w:t>rotation</w:t>
-            </w:r>
-          </w:p>
-        </w:tc>
-        <w:tc>
-          <w:tcPr>
-            <w:tcW w:type="dxa" w:w="1417"/>
-            <w:shd w:val="clear" w:color="auto" w:fill="FFFFFF"/>
-            <w:tcBorders>
-              <w:top w:val="single" w:sz="4" w:color="E2E8F0"/>
-              <w:left w:val="single" w:sz="4" w:color="E2E8F0"/>
-              <w:bottom w:val="single" w:sz="4" w:color="E2E8F0"/>
-              <w:right w:val="single" w:sz="4" w:color="E2E8F0"/>
-              <w:insideH w:val="single" w:sz="4" w:color="E2E8F0"/>
-              <w:insideV w:val="single" w:sz="4" w:color="E2E8F0"/>
-            </w:tcBorders>
-          </w:tcPr>
-          <w:p>
-            <w:r>
-              <w:rPr>
-                <w:color w:val="1E293B"/>
-                <w:sz w:val="18"/>
-              </w:rPr>
-              <w:t>Number</w:t>
-            </w:r>
-          </w:p>
-        </w:tc>
-        <w:tc>
-          <w:tcPr>
-            <w:tcW w:type="dxa" w:w="1984"/>
-            <w:shd w:val="clear" w:color="auto" w:fill="FFFFFF"/>
-            <w:tcBorders>
-              <w:top w:val="single" w:sz="4" w:color="E2E8F0"/>
-              <w:left w:val="single" w:sz="4" w:color="E2E8F0"/>
-              <w:bottom w:val="single" w:sz="4" w:color="E2E8F0"/>
-              <w:right w:val="single" w:sz="4" w:color="E2E8F0"/>
-              <w:insideH w:val="single" w:sz="4" w:color="E2E8F0"/>
-              <w:insideV w:val="single" w:sz="4" w:color="E2E8F0"/>
-            </w:tcBorders>
-          </w:tcPr>
-          <w:p>
-            <w:r>
-              <w:rPr>
-                <w:color w:val="1E293B"/>
-                <w:sz w:val="18"/>
-              </w:rPr>
-              <w:t>0</w:t>
-            </w:r>
-          </w:p>
-        </w:tc>
-        <w:tc>
-          <w:tcPr>
-            <w:tcW w:type="dxa" w:w="4535"/>
-            <w:shd w:val="clear" w:color="auto" w:fill="FFFFFF"/>
-            <w:tcBorders>
-              <w:top w:val="single" w:sz="4" w:color="E2E8F0"/>
-              <w:left w:val="single" w:sz="4" w:color="E2E8F0"/>
-              <w:bottom w:val="single" w:sz="4" w:color="E2E8F0"/>
-              <w:right w:val="single" w:sz="4" w:color="E2E8F0"/>
-              <w:insideH w:val="single" w:sz="4" w:color="E2E8F0"/>
-              <w:insideV w:val="single" w:sz="4" w:color="E2E8F0"/>
-            </w:tcBorders>
-          </w:tcPr>
-          <w:p>
-            <w:r>
-              <w:rPr>
-                <w:color w:val="1E293B"/>
-                <w:sz w:val="18"/>
-              </w:rPr>
-              <w:t>Угол поворота (от −10 до 10 градусов)</w:t>
-            </w:r>
-          </w:p>
-        </w:tc>
-      </w:tr>
-      <w:tr>
-        <w:tc>
-          <w:tcPr>
-            <w:tcW w:type="dxa" w:w="2551"/>
-            <w:shd w:val="clear" w:color="auto" w:fill="F8FAFC"/>
-            <w:tcBorders>
-              <w:top w:val="single" w:sz="4" w:color="E2E8F0"/>
-              <w:left w:val="single" w:sz="4" w:color="E2E8F0"/>
-              <w:bottom w:val="single" w:sz="4" w:color="E2E8F0"/>
-              <w:right w:val="single" w:sz="4" w:color="E2E8F0"/>
-              <w:insideH w:val="single" w:sz="4" w:color="E2E8F0"/>
-              <w:insideV w:val="single" w:sz="4" w:color="E2E8F0"/>
-            </w:tcBorders>
-          </w:tcPr>
-          <w:p>
-            <w:r>
-              <w:rPr>
-                <w:b/>
-                <w:color w:val="2D3A8C"/>
-                <w:sz w:val="18"/>
-              </w:rPr>
-              <w:t>rotationRandom</w:t>
-            </w:r>
-          </w:p>
-        </w:tc>
-        <w:tc>
-          <w:tcPr>
-            <w:tcW w:type="dxa" w:w="1417"/>
-            <w:shd w:val="clear" w:color="auto" w:fill="F8FAFC"/>
-            <w:tcBorders>
-              <w:top w:val="single" w:sz="4" w:color="E2E8F0"/>
-              <w:left w:val="single" w:sz="4" w:color="E2E8F0"/>
-              <w:bottom w:val="single" w:sz="4" w:color="E2E8F0"/>
-              <w:right w:val="single" w:sz="4" w:color="E2E8F0"/>
-              <w:insideH w:val="single" w:sz="4" w:color="E2E8F0"/>
-              <w:insideV w:val="single" w:sz="4" w:color="E2E8F0"/>
-            </w:tcBorders>
-          </w:tcPr>
-          <w:p>
-            <w:r>
-              <w:rPr>
-                <w:color w:val="1E293B"/>
-                <w:sz w:val="18"/>
-              </w:rPr>
-              <w:t>Boolean</w:t>
-            </w:r>
-          </w:p>
-        </w:tc>
-        <w:tc>
-          <w:tcPr>
-            <w:tcW w:type="dxa" w:w="1984"/>
-            <w:shd w:val="clear" w:color="auto" w:fill="F8FAFC"/>
-            <w:tcBorders>
-              <w:top w:val="single" w:sz="4" w:color="E2E8F0"/>
-              <w:left w:val="single" w:sz="4" w:color="E2E8F0"/>
-              <w:bottom w:val="single" w:sz="4" w:color="E2E8F0"/>
-              <w:right w:val="single" w:sz="4" w:color="E2E8F0"/>
-              <w:insideH w:val="single" w:sz="4" w:color="E2E8F0"/>
-              <w:insideV w:val="single" w:sz="4" w:color="E2E8F0"/>
-            </w:tcBorders>
-          </w:tcPr>
-          <w:p>
-            <w:r>
-              <w:rPr>
-                <w:color w:val="1E293B"/>
-                <w:sz w:val="18"/>
-              </w:rPr>
-              <w:t>false</w:t>
-            </w:r>
-          </w:p>
-        </w:tc>
-        <w:tc>
-          <w:tcPr>
-            <w:tcW w:type="dxa" w:w="4535"/>
-            <w:shd w:val="clear" w:color="auto" w:fill="F8FAFC"/>
-            <w:tcBorders>
-              <w:top w:val="single" w:sz="4" w:color="E2E8F0"/>
-              <w:left w:val="single" w:sz="4" w:color="E2E8F0"/>
-              <w:bottom w:val="single" w:sz="4" w:color="E2E8F0"/>
-              <w:right w:val="single" w:sz="4" w:color="E2E8F0"/>
-              <w:insideH w:val="single" w:sz="4" w:color="E2E8F0"/>
-              <w:insideV w:val="single" w:sz="4" w:color="E2E8F0"/>
-            </w:tcBorders>
-          </w:tcPr>
-          <w:p>
-            <w:r>
-              <w:rPr>
-                <w:color w:val="1E293B"/>
-                <w:sz w:val="18"/>
-              </w:rPr>
-              <w:t>Случайный небольшой поворот при монтировании</w:t>
-            </w:r>
-          </w:p>
-        </w:tc>
-      </w:tr>
-    </w:tbl>
-    <w:p/>
     <w:p>
+      <w:pPr>
+        <w:pStyle w:val="ListBullet"/>
+      </w:pPr>
+      <w:r>
+        <w:rPr>
+          <w:sz w:val="21"/>
+        </w:rPr>
+        <w:t>Ползунок угла поворота от −10° до +10°.</w:t>
+      </w:r>
+    </w:p>
+    <w:p>
+      <w:pPr>
+        <w:pStyle w:val="ListBullet"/>
+      </w:pPr>
+      <w:r>
+        <w:rPr>
+          <w:sz w:val="21"/>
+        </w:rPr>
+        <w:t>«Случайный поворот» — небольшой случайный наклон при загрузке дашборда.</w:t>
+      </w:r>
+    </w:p>
+    <w:p>
+      <w:pPr>
+        <w:spacing w:before="120" w:after="20"/>
+      </w:pPr>
       <w:r>
         <w:rPr>
           <w:b/>
           <w:color w:val="1E293B"/>
-          <w:sz w:val="22"/>
+          <w:sz w:val="23"/>
         </w:rPr>
-        <w:t>Булавка</w:t>
+        <w:t>Рукописный шрифт</w:t>
       </w:r>
     </w:p>
-    <w:tbl>
-      <w:tblPr>
-        <w:tblW w:type="auto" w:w="0"/>
-        <w:jc w:val="left"/>
-        <w:tblLook w:firstColumn="1" w:firstRow="1" w:lastColumn="0" w:lastRow="0" w:noHBand="0" w:noVBand="1" w:val="04A0"/>
-      </w:tblPr>
-      <w:tblGrid>
-        <w:gridCol w:w="2351"/>
-        <w:gridCol w:w="2351"/>
-        <w:gridCol w:w="2351"/>
-        <w:gridCol w:w="2351"/>
-      </w:tblGrid>
-      <w:tr>
-        <w:tc>
-          <w:tcPr>
-            <w:tcW w:type="dxa" w:w="2551"/>
-            <w:shd w:val="clear" w:color="auto" w:fill="4F6AFF"/>
-            <w:tcBorders>
-              <w:top w:val="single" w:sz="4" w:color="3A56F0"/>
-              <w:left w:val="single" w:sz="4" w:color="3A56F0"/>
-              <w:bottom w:val="single" w:sz="4" w:color="3A56F0"/>
-              <w:right w:val="single" w:sz="4" w:color="3A56F0"/>
-              <w:insideH w:val="single" w:sz="4" w:color="3A56F0"/>
-              <w:insideV w:val="single" w:sz="4" w:color="3A56F0"/>
-            </w:tcBorders>
-          </w:tcPr>
-          <w:p>
-            <w:pPr>
-              <w:jc w:val="left"/>
-            </w:pPr>
-            <w:r>
-              <w:rPr>
-                <w:b/>
-                <w:color w:val="FFFFFF"/>
-                <w:sz w:val="18"/>
-              </w:rPr>
-              <w:t>Параметр</w:t>
-            </w:r>
-          </w:p>
-        </w:tc>
-        <w:tc>
-          <w:tcPr>
-            <w:tcW w:type="dxa" w:w="1417"/>
-            <w:shd w:val="clear" w:color="auto" w:fill="4F6AFF"/>
-            <w:tcBorders>
-              <w:top w:val="single" w:sz="4" w:color="3A56F0"/>
-              <w:left w:val="single" w:sz="4" w:color="3A56F0"/>
-              <w:bottom w:val="single" w:sz="4" w:color="3A56F0"/>
-              <w:right w:val="single" w:sz="4" w:color="3A56F0"/>
-              <w:insideH w:val="single" w:sz="4" w:color="3A56F0"/>
-              <w:insideV w:val="single" w:sz="4" w:color="3A56F0"/>
-            </w:tcBorders>
-          </w:tcPr>
-          <w:p>
-            <w:pPr>
-              <w:jc w:val="left"/>
-            </w:pPr>
-            <w:r>
-              <w:rPr>
-                <w:b/>
-                <w:color w:val="FFFFFF"/>
-                <w:sz w:val="18"/>
-              </w:rPr>
-              <w:t>Тип</w:t>
-            </w:r>
-          </w:p>
-        </w:tc>
-        <w:tc>
-          <w:tcPr>
-            <w:tcW w:type="dxa" w:w="1984"/>
-            <w:shd w:val="clear" w:color="auto" w:fill="4F6AFF"/>
-            <w:tcBorders>
-              <w:top w:val="single" w:sz="4" w:color="3A56F0"/>
-              <w:left w:val="single" w:sz="4" w:color="3A56F0"/>
-              <w:bottom w:val="single" w:sz="4" w:color="3A56F0"/>
-              <w:right w:val="single" w:sz="4" w:color="3A56F0"/>
-              <w:insideH w:val="single" w:sz="4" w:color="3A56F0"/>
-              <w:insideV w:val="single" w:sz="4" w:color="3A56F0"/>
-            </w:tcBorders>
-          </w:tcPr>
-          <w:p>
-            <w:pPr>
-              <w:jc w:val="left"/>
-            </w:pPr>
-            <w:r>
-              <w:rPr>
-                <w:b/>
-                <w:color w:val="FFFFFF"/>
-                <w:sz w:val="18"/>
-              </w:rPr>
-              <w:t>Умолчание</w:t>
-            </w:r>
-          </w:p>
-        </w:tc>
-        <w:tc>
-          <w:tcPr>
-            <w:tcW w:type="dxa" w:w="4535"/>
-            <w:shd w:val="clear" w:color="auto" w:fill="4F6AFF"/>
-            <w:tcBorders>
-              <w:top w:val="single" w:sz="4" w:color="3A56F0"/>
-              <w:left w:val="single" w:sz="4" w:color="3A56F0"/>
-              <w:bottom w:val="single" w:sz="4" w:color="3A56F0"/>
-              <w:right w:val="single" w:sz="4" w:color="3A56F0"/>
-              <w:insideH w:val="single" w:sz="4" w:color="3A56F0"/>
-              <w:insideV w:val="single" w:sz="4" w:color="3A56F0"/>
-            </w:tcBorders>
-          </w:tcPr>
-          <w:p>
-            <w:pPr>
-              <w:jc w:val="left"/>
-            </w:pPr>
-            <w:r>
-              <w:rPr>
-                <w:b/>
-                <w:color w:val="FFFFFF"/>
-                <w:sz w:val="18"/>
-              </w:rPr>
-              <w:t>Описание</w:t>
-            </w:r>
-          </w:p>
-        </w:tc>
-      </w:tr>
-      <w:tr>
-        <w:tc>
-          <w:tcPr>
-            <w:tcW w:type="dxa" w:w="2551"/>
-            <w:shd w:val="clear" w:color="auto" w:fill="FFFFFF"/>
-            <w:tcBorders>
-              <w:top w:val="single" w:sz="4" w:color="E2E8F0"/>
-              <w:left w:val="single" w:sz="4" w:color="E2E8F0"/>
-              <w:bottom w:val="single" w:sz="4" w:color="E2E8F0"/>
-              <w:right w:val="single" w:sz="4" w:color="E2E8F0"/>
-              <w:insideH w:val="single" w:sz="4" w:color="E2E8F0"/>
-              <w:insideV w:val="single" w:sz="4" w:color="E2E8F0"/>
-            </w:tcBorders>
-          </w:tcPr>
-          <w:p>
-            <w:r>
-              <w:rPr>
-                <w:b/>
-                <w:color w:val="2D3A8C"/>
-                <w:sz w:val="18"/>
-              </w:rPr>
-              <w:t>showPin</w:t>
-            </w:r>
-          </w:p>
-        </w:tc>
-        <w:tc>
-          <w:tcPr>
-            <w:tcW w:type="dxa" w:w="1417"/>
-            <w:shd w:val="clear" w:color="auto" w:fill="FFFFFF"/>
-            <w:tcBorders>
-              <w:top w:val="single" w:sz="4" w:color="E2E8F0"/>
-              <w:left w:val="single" w:sz="4" w:color="E2E8F0"/>
-              <w:bottom w:val="single" w:sz="4" w:color="E2E8F0"/>
-              <w:right w:val="single" w:sz="4" w:color="E2E8F0"/>
-              <w:insideH w:val="single" w:sz="4" w:color="E2E8F0"/>
-              <w:insideV w:val="single" w:sz="4" w:color="E2E8F0"/>
-            </w:tcBorders>
-          </w:tcPr>
-          <w:p>
-            <w:r>
-              <w:rPr>
-                <w:color w:val="1E293B"/>
-                <w:sz w:val="18"/>
-              </w:rPr>
-              <w:t>Boolean</w:t>
-            </w:r>
-          </w:p>
-        </w:tc>
-        <w:tc>
-          <w:tcPr>
-            <w:tcW w:type="dxa" w:w="1984"/>
-            <w:shd w:val="clear" w:color="auto" w:fill="FFFFFF"/>
-            <w:tcBorders>
-              <w:top w:val="single" w:sz="4" w:color="E2E8F0"/>
-              <w:left w:val="single" w:sz="4" w:color="E2E8F0"/>
-              <w:bottom w:val="single" w:sz="4" w:color="E2E8F0"/>
-              <w:right w:val="single" w:sz="4" w:color="E2E8F0"/>
-              <w:insideH w:val="single" w:sz="4" w:color="E2E8F0"/>
-              <w:insideV w:val="single" w:sz="4" w:color="E2E8F0"/>
-            </w:tcBorders>
-          </w:tcPr>
-          <w:p>
-            <w:r>
-              <w:rPr>
-                <w:color w:val="1E293B"/>
-                <w:sz w:val="18"/>
-              </w:rPr>
-              <w:t>true</w:t>
-            </w:r>
-          </w:p>
-        </w:tc>
-        <w:tc>
-          <w:tcPr>
-            <w:tcW w:type="dxa" w:w="4535"/>
-            <w:shd w:val="clear" w:color="auto" w:fill="FFFFFF"/>
-            <w:tcBorders>
-              <w:top w:val="single" w:sz="4" w:color="E2E8F0"/>
-              <w:left w:val="single" w:sz="4" w:color="E2E8F0"/>
-              <w:bottom w:val="single" w:sz="4" w:color="E2E8F0"/>
-              <w:right w:val="single" w:sz="4" w:color="E2E8F0"/>
-              <w:insideH w:val="single" w:sz="4" w:color="E2E8F0"/>
-              <w:insideV w:val="single" w:sz="4" w:color="E2E8F0"/>
-            </w:tcBorders>
-          </w:tcPr>
-          <w:p>
-            <w:r>
-              <w:rPr>
-                <w:color w:val="1E293B"/>
-                <w:sz w:val="18"/>
-              </w:rPr>
-              <w:t>Показывать декоративную булавку</w:t>
-            </w:r>
-          </w:p>
-        </w:tc>
-      </w:tr>
-      <w:tr>
-        <w:tc>
-          <w:tcPr>
-            <w:tcW w:type="dxa" w:w="2551"/>
-            <w:shd w:val="clear" w:color="auto" w:fill="F8FAFC"/>
-            <w:tcBorders>
-              <w:top w:val="single" w:sz="4" w:color="E2E8F0"/>
-              <w:left w:val="single" w:sz="4" w:color="E2E8F0"/>
-              <w:bottom w:val="single" w:sz="4" w:color="E2E8F0"/>
-              <w:right w:val="single" w:sz="4" w:color="E2E8F0"/>
-              <w:insideH w:val="single" w:sz="4" w:color="E2E8F0"/>
-              <w:insideV w:val="single" w:sz="4" w:color="E2E8F0"/>
-            </w:tcBorders>
-          </w:tcPr>
-          <w:p>
-            <w:r>
-              <w:rPr>
-                <w:b/>
-                <w:color w:val="2D3A8C"/>
-                <w:sz w:val="18"/>
-              </w:rPr>
-              <w:t>pinPosition</w:t>
-            </w:r>
-          </w:p>
-        </w:tc>
-        <w:tc>
-          <w:tcPr>
-            <w:tcW w:type="dxa" w:w="1417"/>
-            <w:shd w:val="clear" w:color="auto" w:fill="F8FAFC"/>
-            <w:tcBorders>
-              <w:top w:val="single" w:sz="4" w:color="E2E8F0"/>
-              <w:left w:val="single" w:sz="4" w:color="E2E8F0"/>
-              <w:bottom w:val="single" w:sz="4" w:color="E2E8F0"/>
-              <w:right w:val="single" w:sz="4" w:color="E2E8F0"/>
-              <w:insideH w:val="single" w:sz="4" w:color="E2E8F0"/>
-              <w:insideV w:val="single" w:sz="4" w:color="E2E8F0"/>
-            </w:tcBorders>
-          </w:tcPr>
-          <w:p>
-            <w:r>
-              <w:rPr>
-                <w:color w:val="1E293B"/>
-                <w:sz w:val="18"/>
-              </w:rPr>
-              <w:t>String</w:t>
-            </w:r>
-          </w:p>
-        </w:tc>
-        <w:tc>
-          <w:tcPr>
-            <w:tcW w:type="dxa" w:w="1984"/>
-            <w:shd w:val="clear" w:color="auto" w:fill="F8FAFC"/>
-            <w:tcBorders>
-              <w:top w:val="single" w:sz="4" w:color="E2E8F0"/>
-              <w:left w:val="single" w:sz="4" w:color="E2E8F0"/>
-              <w:bottom w:val="single" w:sz="4" w:color="E2E8F0"/>
-              <w:right w:val="single" w:sz="4" w:color="E2E8F0"/>
-              <w:insideH w:val="single" w:sz="4" w:color="E2E8F0"/>
-              <w:insideV w:val="single" w:sz="4" w:color="E2E8F0"/>
-            </w:tcBorders>
-          </w:tcPr>
-          <w:p>
-            <w:r>
-              <w:rPr>
-                <w:color w:val="1E293B"/>
-                <w:sz w:val="18"/>
-              </w:rPr>
-              <w:t>top-center</w:t>
-            </w:r>
-          </w:p>
-        </w:tc>
-        <w:tc>
-          <w:tcPr>
-            <w:tcW w:type="dxa" w:w="4535"/>
-            <w:shd w:val="clear" w:color="auto" w:fill="F8FAFC"/>
-            <w:tcBorders>
-              <w:top w:val="single" w:sz="4" w:color="E2E8F0"/>
-              <w:left w:val="single" w:sz="4" w:color="E2E8F0"/>
-              <w:bottom w:val="single" w:sz="4" w:color="E2E8F0"/>
-              <w:right w:val="single" w:sz="4" w:color="E2E8F0"/>
-              <w:insideH w:val="single" w:sz="4" w:color="E2E8F0"/>
-              <w:insideV w:val="single" w:sz="4" w:color="E2E8F0"/>
-            </w:tcBorders>
-          </w:tcPr>
-          <w:p>
-            <w:r>
-              <w:rPr>
-                <w:color w:val="1E293B"/>
-                <w:sz w:val="18"/>
-              </w:rPr>
-              <w:t>Позиция: top-left / top-center / top-right / center</w:t>
-            </w:r>
-          </w:p>
-        </w:tc>
-      </w:tr>
-      <w:tr>
-        <w:tc>
-          <w:tcPr>
-            <w:tcW w:type="dxa" w:w="2551"/>
-            <w:shd w:val="clear" w:color="auto" w:fill="FFFFFF"/>
-            <w:tcBorders>
-              <w:top w:val="single" w:sz="4" w:color="E2E8F0"/>
-              <w:left w:val="single" w:sz="4" w:color="E2E8F0"/>
-              <w:bottom w:val="single" w:sz="4" w:color="E2E8F0"/>
-              <w:right w:val="single" w:sz="4" w:color="E2E8F0"/>
-              <w:insideH w:val="single" w:sz="4" w:color="E2E8F0"/>
-              <w:insideV w:val="single" w:sz="4" w:color="E2E8F0"/>
-            </w:tcBorders>
-          </w:tcPr>
-          <w:p>
-            <w:r>
-              <w:rPr>
-                <w:b/>
-                <w:color w:val="2D3A8C"/>
-                <w:sz w:val="18"/>
-              </w:rPr>
-              <w:t>pinColor</w:t>
-            </w:r>
-          </w:p>
-        </w:tc>
-        <w:tc>
-          <w:tcPr>
-            <w:tcW w:type="dxa" w:w="1417"/>
-            <w:shd w:val="clear" w:color="auto" w:fill="FFFFFF"/>
-            <w:tcBorders>
-              <w:top w:val="single" w:sz="4" w:color="E2E8F0"/>
-              <w:left w:val="single" w:sz="4" w:color="E2E8F0"/>
-              <w:bottom w:val="single" w:sz="4" w:color="E2E8F0"/>
-              <w:right w:val="single" w:sz="4" w:color="E2E8F0"/>
-              <w:insideH w:val="single" w:sz="4" w:color="E2E8F0"/>
-              <w:insideV w:val="single" w:sz="4" w:color="E2E8F0"/>
-            </w:tcBorders>
-          </w:tcPr>
-          <w:p>
-            <w:r>
-              <w:rPr>
-                <w:color w:val="1E293B"/>
-                <w:sz w:val="18"/>
-              </w:rPr>
-              <w:t>String</w:t>
-            </w:r>
-          </w:p>
-        </w:tc>
-        <w:tc>
-          <w:tcPr>
-            <w:tcW w:type="dxa" w:w="1984"/>
-            <w:shd w:val="clear" w:color="auto" w:fill="FFFFFF"/>
-            <w:tcBorders>
-              <w:top w:val="single" w:sz="4" w:color="E2E8F0"/>
-              <w:left w:val="single" w:sz="4" w:color="E2E8F0"/>
-              <w:bottom w:val="single" w:sz="4" w:color="E2E8F0"/>
-              <w:right w:val="single" w:sz="4" w:color="E2E8F0"/>
-              <w:insideH w:val="single" w:sz="4" w:color="E2E8F0"/>
-              <w:insideV w:val="single" w:sz="4" w:color="E2E8F0"/>
-            </w:tcBorders>
-          </w:tcPr>
-          <w:p>
-            <w:r>
-              <w:rPr>
-                <w:color w:val="1E293B"/>
-                <w:sz w:val="18"/>
-              </w:rPr>
-              <w:t>''</w:t>
-            </w:r>
-          </w:p>
-        </w:tc>
-        <w:tc>
-          <w:tcPr>
-            <w:tcW w:type="dxa" w:w="4535"/>
-            <w:shd w:val="clear" w:color="auto" w:fill="FFFFFF"/>
-            <w:tcBorders>
-              <w:top w:val="single" w:sz="4" w:color="E2E8F0"/>
-              <w:left w:val="single" w:sz="4" w:color="E2E8F0"/>
-              <w:bottom w:val="single" w:sz="4" w:color="E2E8F0"/>
-              <w:right w:val="single" w:sz="4" w:color="E2E8F0"/>
-              <w:insideH w:val="single" w:sz="4" w:color="E2E8F0"/>
-              <w:insideV w:val="single" w:sz="4" w:color="E2E8F0"/>
-            </w:tcBorders>
-          </w:tcPr>
-          <w:p>
-            <w:r>
-              <w:rPr>
-                <w:color w:val="1E293B"/>
-                <w:sz w:val="18"/>
-              </w:rPr>
-              <w:t>Цвет булавки (по умолчанию из темы)</w:t>
-            </w:r>
-          </w:p>
-        </w:tc>
-      </w:tr>
-    </w:tbl>
-    <w:p/>
     <w:p>
+      <w:pPr>
+        <w:pStyle w:val="ListNumber"/>
+      </w:pPr>
+      <w:r>
+        <w:rPr>
+          <w:sz w:val="21"/>
+        </w:rPr>
+        <w:t>Включите переключатель «Рукописный шрифт».</w:t>
+      </w:r>
+    </w:p>
+    <w:p>
+      <w:pPr>
+        <w:pStyle w:val="ListNumber"/>
+      </w:pPr>
+      <w:r>
+        <w:rPr>
+          <w:sz w:val="21"/>
+        </w:rPr>
+        <w:t>Выберите гарнитуру из списка: Caveat, Kalam, Patrick Hand, Dancing Script, Indie Flower.</w:t>
+      </w:r>
+    </w:p>
+    <w:p>
+      <w:pPr>
+        <w:spacing w:before="120" w:after="20"/>
+      </w:pPr>
       <w:r>
         <w:rPr>
           <w:b/>
           <w:color w:val="1E293B"/>
-          <w:sz w:val="22"/>
+          <w:sz w:val="23"/>
         </w:rPr>
-        <w:t>Скотч (tape)</w:t>
+        <w:t>Тень и отступы</w:t>
       </w:r>
     </w:p>
-    <w:tbl>
-      <w:tblPr>
-        <w:tblW w:type="auto" w:w="0"/>
-        <w:jc w:val="left"/>
-        <w:tblLook w:firstColumn="1" w:firstRow="1" w:lastColumn="0" w:lastRow="0" w:noHBand="0" w:noVBand="1" w:val="04A0"/>
-      </w:tblPr>
-      <w:tblGrid>
-        <w:gridCol w:w="2351"/>
-        <w:gridCol w:w="2351"/>
-        <w:gridCol w:w="2351"/>
-        <w:gridCol w:w="2351"/>
-      </w:tblGrid>
-      <w:tr>
-        <w:tc>
-          <w:tcPr>
-            <w:tcW w:type="dxa" w:w="2551"/>
-            <w:shd w:val="clear" w:color="auto" w:fill="4F6AFF"/>
-            <w:tcBorders>
-              <w:top w:val="single" w:sz="4" w:color="3A56F0"/>
-              <w:left w:val="single" w:sz="4" w:color="3A56F0"/>
-              <w:bottom w:val="single" w:sz="4" w:color="3A56F0"/>
-              <w:right w:val="single" w:sz="4" w:color="3A56F0"/>
-              <w:insideH w:val="single" w:sz="4" w:color="3A56F0"/>
-              <w:insideV w:val="single" w:sz="4" w:color="3A56F0"/>
-            </w:tcBorders>
-          </w:tcPr>
-          <w:p>
-            <w:pPr>
-              <w:jc w:val="left"/>
-            </w:pPr>
-            <w:r>
-              <w:rPr>
-                <w:b/>
-                <w:color w:val="FFFFFF"/>
-                <w:sz w:val="18"/>
-              </w:rPr>
-              <w:t>Параметр</w:t>
-            </w:r>
-          </w:p>
-        </w:tc>
-        <w:tc>
-          <w:tcPr>
-            <w:tcW w:type="dxa" w:w="1417"/>
-            <w:shd w:val="clear" w:color="auto" w:fill="4F6AFF"/>
-            <w:tcBorders>
-              <w:top w:val="single" w:sz="4" w:color="3A56F0"/>
-              <w:left w:val="single" w:sz="4" w:color="3A56F0"/>
-              <w:bottom w:val="single" w:sz="4" w:color="3A56F0"/>
-              <w:right w:val="single" w:sz="4" w:color="3A56F0"/>
-              <w:insideH w:val="single" w:sz="4" w:color="3A56F0"/>
-              <w:insideV w:val="single" w:sz="4" w:color="3A56F0"/>
-            </w:tcBorders>
-          </w:tcPr>
-          <w:p>
-            <w:pPr>
-              <w:jc w:val="left"/>
-            </w:pPr>
-            <w:r>
-              <w:rPr>
-                <w:b/>
-                <w:color w:val="FFFFFF"/>
-                <w:sz w:val="18"/>
-              </w:rPr>
-              <w:t>Тип</w:t>
-            </w:r>
-          </w:p>
-        </w:tc>
-        <w:tc>
-          <w:tcPr>
-            <w:tcW w:type="dxa" w:w="1984"/>
-            <w:shd w:val="clear" w:color="auto" w:fill="4F6AFF"/>
-            <w:tcBorders>
-              <w:top w:val="single" w:sz="4" w:color="3A56F0"/>
-              <w:left w:val="single" w:sz="4" w:color="3A56F0"/>
-              <w:bottom w:val="single" w:sz="4" w:color="3A56F0"/>
-              <w:right w:val="single" w:sz="4" w:color="3A56F0"/>
-              <w:insideH w:val="single" w:sz="4" w:color="3A56F0"/>
-              <w:insideV w:val="single" w:sz="4" w:color="3A56F0"/>
-            </w:tcBorders>
-          </w:tcPr>
-          <w:p>
-            <w:pPr>
-              <w:jc w:val="left"/>
-            </w:pPr>
-            <w:r>
-              <w:rPr>
-                <w:b/>
-                <w:color w:val="FFFFFF"/>
-                <w:sz w:val="18"/>
-              </w:rPr>
-              <w:t>Умолчание</w:t>
-            </w:r>
-          </w:p>
-        </w:tc>
-        <w:tc>
-          <w:tcPr>
-            <w:tcW w:type="dxa" w:w="4535"/>
-            <w:shd w:val="clear" w:color="auto" w:fill="4F6AFF"/>
-            <w:tcBorders>
-              <w:top w:val="single" w:sz="4" w:color="3A56F0"/>
-              <w:left w:val="single" w:sz="4" w:color="3A56F0"/>
-              <w:bottom w:val="single" w:sz="4" w:color="3A56F0"/>
-              <w:right w:val="single" w:sz="4" w:color="3A56F0"/>
-              <w:insideH w:val="single" w:sz="4" w:color="3A56F0"/>
-              <w:insideV w:val="single" w:sz="4" w:color="3A56F0"/>
-            </w:tcBorders>
-          </w:tcPr>
-          <w:p>
-            <w:pPr>
-              <w:jc w:val="left"/>
-            </w:pPr>
-            <w:r>
-              <w:rPr>
-                <w:b/>
-                <w:color w:val="FFFFFF"/>
-                <w:sz w:val="18"/>
-              </w:rPr>
-              <w:t>Описание</w:t>
-            </w:r>
-          </w:p>
-        </w:tc>
-      </w:tr>
-      <w:tr>
-        <w:tc>
-          <w:tcPr>
-            <w:tcW w:type="dxa" w:w="2551"/>
-            <w:shd w:val="clear" w:color="auto" w:fill="FFFFFF"/>
-            <w:tcBorders>
-              <w:top w:val="single" w:sz="4" w:color="E2E8F0"/>
-              <w:left w:val="single" w:sz="4" w:color="E2E8F0"/>
-              <w:bottom w:val="single" w:sz="4" w:color="E2E8F0"/>
-              <w:right w:val="single" w:sz="4" w:color="E2E8F0"/>
-              <w:insideH w:val="single" w:sz="4" w:color="E2E8F0"/>
-              <w:insideV w:val="single" w:sz="4" w:color="E2E8F0"/>
-            </w:tcBorders>
-          </w:tcPr>
-          <w:p>
-            <w:r>
-              <w:rPr>
-                <w:b/>
-                <w:color w:val="2D3A8C"/>
-                <w:sz w:val="18"/>
-              </w:rPr>
-              <w:t>showTape</w:t>
-            </w:r>
-          </w:p>
-        </w:tc>
-        <w:tc>
-          <w:tcPr>
-            <w:tcW w:type="dxa" w:w="1417"/>
-            <w:shd w:val="clear" w:color="auto" w:fill="FFFFFF"/>
-            <w:tcBorders>
-              <w:top w:val="single" w:sz="4" w:color="E2E8F0"/>
-              <w:left w:val="single" w:sz="4" w:color="E2E8F0"/>
-              <w:bottom w:val="single" w:sz="4" w:color="E2E8F0"/>
-              <w:right w:val="single" w:sz="4" w:color="E2E8F0"/>
-              <w:insideH w:val="single" w:sz="4" w:color="E2E8F0"/>
-              <w:insideV w:val="single" w:sz="4" w:color="E2E8F0"/>
-            </w:tcBorders>
-          </w:tcPr>
-          <w:p>
-            <w:r>
-              <w:rPr>
-                <w:color w:val="1E293B"/>
-                <w:sz w:val="18"/>
-              </w:rPr>
-              <w:t>Boolean</w:t>
-            </w:r>
-          </w:p>
-        </w:tc>
-        <w:tc>
-          <w:tcPr>
-            <w:tcW w:type="dxa" w:w="1984"/>
-            <w:shd w:val="clear" w:color="auto" w:fill="FFFFFF"/>
-            <w:tcBorders>
-              <w:top w:val="single" w:sz="4" w:color="E2E8F0"/>
-              <w:left w:val="single" w:sz="4" w:color="E2E8F0"/>
-              <w:bottom w:val="single" w:sz="4" w:color="E2E8F0"/>
-              <w:right w:val="single" w:sz="4" w:color="E2E8F0"/>
-              <w:insideH w:val="single" w:sz="4" w:color="E2E8F0"/>
-              <w:insideV w:val="single" w:sz="4" w:color="E2E8F0"/>
-            </w:tcBorders>
-          </w:tcPr>
-          <w:p>
-            <w:r>
-              <w:rPr>
-                <w:color w:val="1E293B"/>
-                <w:sz w:val="18"/>
-              </w:rPr>
-              <w:t>false</w:t>
-            </w:r>
-          </w:p>
-        </w:tc>
-        <w:tc>
-          <w:tcPr>
-            <w:tcW w:type="dxa" w:w="4535"/>
-            <w:shd w:val="clear" w:color="auto" w:fill="FFFFFF"/>
-            <w:tcBorders>
-              <w:top w:val="single" w:sz="4" w:color="E2E8F0"/>
-              <w:left w:val="single" w:sz="4" w:color="E2E8F0"/>
-              <w:bottom w:val="single" w:sz="4" w:color="E2E8F0"/>
-              <w:right w:val="single" w:sz="4" w:color="E2E8F0"/>
-              <w:insideH w:val="single" w:sz="4" w:color="E2E8F0"/>
-              <w:insideV w:val="single" w:sz="4" w:color="E2E8F0"/>
-            </w:tcBorders>
-          </w:tcPr>
-          <w:p>
-            <w:r>
-              <w:rPr>
-                <w:color w:val="1E293B"/>
-                <w:sz w:val="18"/>
-              </w:rPr>
-              <w:t>Показывать декоративный скотч</w:t>
-            </w:r>
-          </w:p>
-        </w:tc>
-      </w:tr>
-      <w:tr>
-        <w:tc>
-          <w:tcPr>
-            <w:tcW w:type="dxa" w:w="2551"/>
-            <w:shd w:val="clear" w:color="auto" w:fill="F8FAFC"/>
-            <w:tcBorders>
-              <w:top w:val="single" w:sz="4" w:color="E2E8F0"/>
-              <w:left w:val="single" w:sz="4" w:color="E2E8F0"/>
-              <w:bottom w:val="single" w:sz="4" w:color="E2E8F0"/>
-              <w:right w:val="single" w:sz="4" w:color="E2E8F0"/>
-              <w:insideH w:val="single" w:sz="4" w:color="E2E8F0"/>
-              <w:insideV w:val="single" w:sz="4" w:color="E2E8F0"/>
-            </w:tcBorders>
-          </w:tcPr>
-          <w:p>
-            <w:r>
-              <w:rPr>
-                <w:b/>
-                <w:color w:val="2D3A8C"/>
-                <w:sz w:val="18"/>
-              </w:rPr>
-              <w:t>tapeStyle</w:t>
-            </w:r>
-          </w:p>
-        </w:tc>
-        <w:tc>
-          <w:tcPr>
-            <w:tcW w:type="dxa" w:w="1417"/>
-            <w:shd w:val="clear" w:color="auto" w:fill="F8FAFC"/>
-            <w:tcBorders>
-              <w:top w:val="single" w:sz="4" w:color="E2E8F0"/>
-              <w:left w:val="single" w:sz="4" w:color="E2E8F0"/>
-              <w:bottom w:val="single" w:sz="4" w:color="E2E8F0"/>
-              <w:right w:val="single" w:sz="4" w:color="E2E8F0"/>
-              <w:insideH w:val="single" w:sz="4" w:color="E2E8F0"/>
-              <w:insideV w:val="single" w:sz="4" w:color="E2E8F0"/>
-            </w:tcBorders>
-          </w:tcPr>
-          <w:p>
-            <w:r>
-              <w:rPr>
-                <w:color w:val="1E293B"/>
-                <w:sz w:val="18"/>
-              </w:rPr>
-              <w:t>String</w:t>
-            </w:r>
-          </w:p>
-        </w:tc>
-        <w:tc>
-          <w:tcPr>
-            <w:tcW w:type="dxa" w:w="1984"/>
-            <w:shd w:val="clear" w:color="auto" w:fill="F8FAFC"/>
-            <w:tcBorders>
-              <w:top w:val="single" w:sz="4" w:color="E2E8F0"/>
-              <w:left w:val="single" w:sz="4" w:color="E2E8F0"/>
-              <w:bottom w:val="single" w:sz="4" w:color="E2E8F0"/>
-              <w:right w:val="single" w:sz="4" w:color="E2E8F0"/>
-              <w:insideH w:val="single" w:sz="4" w:color="E2E8F0"/>
-              <w:insideV w:val="single" w:sz="4" w:color="E2E8F0"/>
-            </w:tcBorders>
-          </w:tcPr>
-          <w:p>
-            <w:r>
-              <w:rPr>
-                <w:color w:val="1E293B"/>
-                <w:sz w:val="18"/>
-              </w:rPr>
-              <w:t>single</w:t>
-            </w:r>
-          </w:p>
-        </w:tc>
-        <w:tc>
-          <w:tcPr>
-            <w:tcW w:type="dxa" w:w="4535"/>
-            <w:shd w:val="clear" w:color="auto" w:fill="F8FAFC"/>
-            <w:tcBorders>
-              <w:top w:val="single" w:sz="4" w:color="E2E8F0"/>
-              <w:left w:val="single" w:sz="4" w:color="E2E8F0"/>
-              <w:bottom w:val="single" w:sz="4" w:color="E2E8F0"/>
-              <w:right w:val="single" w:sz="4" w:color="E2E8F0"/>
-              <w:insideH w:val="single" w:sz="4" w:color="E2E8F0"/>
-              <w:insideV w:val="single" w:sz="4" w:color="E2E8F0"/>
-            </w:tcBorders>
-          </w:tcPr>
-          <w:p>
-            <w:r>
-              <w:rPr>
-                <w:color w:val="1E293B"/>
-                <w:sz w:val="18"/>
-              </w:rPr>
-              <w:t>Стиль: single / double / torn</w:t>
-            </w:r>
-          </w:p>
-        </w:tc>
-      </w:tr>
-      <w:tr>
-        <w:tc>
-          <w:tcPr>
-            <w:tcW w:type="dxa" w:w="2551"/>
-            <w:shd w:val="clear" w:color="auto" w:fill="FFFFFF"/>
-            <w:tcBorders>
-              <w:top w:val="single" w:sz="4" w:color="E2E8F0"/>
-              <w:left w:val="single" w:sz="4" w:color="E2E8F0"/>
-              <w:bottom w:val="single" w:sz="4" w:color="E2E8F0"/>
-              <w:right w:val="single" w:sz="4" w:color="E2E8F0"/>
-              <w:insideH w:val="single" w:sz="4" w:color="E2E8F0"/>
-              <w:insideV w:val="single" w:sz="4" w:color="E2E8F0"/>
-            </w:tcBorders>
-          </w:tcPr>
-          <w:p>
-            <w:r>
-              <w:rPr>
-                <w:b/>
-                <w:color w:val="2D3A8C"/>
-                <w:sz w:val="18"/>
-              </w:rPr>
-              <w:t>tapePosition</w:t>
-            </w:r>
-          </w:p>
-        </w:tc>
-        <w:tc>
-          <w:tcPr>
-            <w:tcW w:type="dxa" w:w="1417"/>
-            <w:shd w:val="clear" w:color="auto" w:fill="FFFFFF"/>
-            <w:tcBorders>
-              <w:top w:val="single" w:sz="4" w:color="E2E8F0"/>
-              <w:left w:val="single" w:sz="4" w:color="E2E8F0"/>
-              <w:bottom w:val="single" w:sz="4" w:color="E2E8F0"/>
-              <w:right w:val="single" w:sz="4" w:color="E2E8F0"/>
-              <w:insideH w:val="single" w:sz="4" w:color="E2E8F0"/>
-              <w:insideV w:val="single" w:sz="4" w:color="E2E8F0"/>
-            </w:tcBorders>
-          </w:tcPr>
-          <w:p>
-            <w:r>
-              <w:rPr>
-                <w:color w:val="1E293B"/>
-                <w:sz w:val="18"/>
-              </w:rPr>
-              <w:t>String</w:t>
-            </w:r>
-          </w:p>
-        </w:tc>
-        <w:tc>
-          <w:tcPr>
-            <w:tcW w:type="dxa" w:w="1984"/>
-            <w:shd w:val="clear" w:color="auto" w:fill="FFFFFF"/>
-            <w:tcBorders>
-              <w:top w:val="single" w:sz="4" w:color="E2E8F0"/>
-              <w:left w:val="single" w:sz="4" w:color="E2E8F0"/>
-              <w:bottom w:val="single" w:sz="4" w:color="E2E8F0"/>
-              <w:right w:val="single" w:sz="4" w:color="E2E8F0"/>
-              <w:insideH w:val="single" w:sz="4" w:color="E2E8F0"/>
-              <w:insideV w:val="single" w:sz="4" w:color="E2E8F0"/>
-            </w:tcBorders>
-          </w:tcPr>
-          <w:p>
-            <w:r>
-              <w:rPr>
-                <w:color w:val="1E293B"/>
-                <w:sz w:val="18"/>
-              </w:rPr>
-              <w:t>top-center</w:t>
-            </w:r>
-          </w:p>
-        </w:tc>
-        <w:tc>
-          <w:tcPr>
-            <w:tcW w:type="dxa" w:w="4535"/>
-            <w:shd w:val="clear" w:color="auto" w:fill="FFFFFF"/>
-            <w:tcBorders>
-              <w:top w:val="single" w:sz="4" w:color="E2E8F0"/>
-              <w:left w:val="single" w:sz="4" w:color="E2E8F0"/>
-              <w:bottom w:val="single" w:sz="4" w:color="E2E8F0"/>
-              <w:right w:val="single" w:sz="4" w:color="E2E8F0"/>
-              <w:insideH w:val="single" w:sz="4" w:color="E2E8F0"/>
-              <w:insideV w:val="single" w:sz="4" w:color="E2E8F0"/>
-            </w:tcBorders>
-          </w:tcPr>
-          <w:p>
-            <w:r>
-              <w:rPr>
-                <w:color w:val="1E293B"/>
-                <w:sz w:val="18"/>
-              </w:rPr>
-              <w:t>Позиция: top-left / top-center / top-right / center</w:t>
-            </w:r>
-          </w:p>
-        </w:tc>
-      </w:tr>
-      <w:tr>
-        <w:tc>
-          <w:tcPr>
-            <w:tcW w:type="dxa" w:w="2551"/>
-            <w:shd w:val="clear" w:color="auto" w:fill="F8FAFC"/>
-            <w:tcBorders>
-              <w:top w:val="single" w:sz="4" w:color="E2E8F0"/>
-              <w:left w:val="single" w:sz="4" w:color="E2E8F0"/>
-              <w:bottom w:val="single" w:sz="4" w:color="E2E8F0"/>
-              <w:right w:val="single" w:sz="4" w:color="E2E8F0"/>
-              <w:insideH w:val="single" w:sz="4" w:color="E2E8F0"/>
-              <w:insideV w:val="single" w:sz="4" w:color="E2E8F0"/>
-            </w:tcBorders>
-          </w:tcPr>
-          <w:p>
-            <w:r>
-              <w:rPr>
-                <w:b/>
-                <w:color w:val="2D3A8C"/>
-                <w:sz w:val="18"/>
-              </w:rPr>
-              <w:t>tapeColor</w:t>
-            </w:r>
-          </w:p>
-        </w:tc>
-        <w:tc>
-          <w:tcPr>
-            <w:tcW w:type="dxa" w:w="1417"/>
-            <w:shd w:val="clear" w:color="auto" w:fill="F8FAFC"/>
-            <w:tcBorders>
-              <w:top w:val="single" w:sz="4" w:color="E2E8F0"/>
-              <w:left w:val="single" w:sz="4" w:color="E2E8F0"/>
-              <w:bottom w:val="single" w:sz="4" w:color="E2E8F0"/>
-              <w:right w:val="single" w:sz="4" w:color="E2E8F0"/>
-              <w:insideH w:val="single" w:sz="4" w:color="E2E8F0"/>
-              <w:insideV w:val="single" w:sz="4" w:color="E2E8F0"/>
-            </w:tcBorders>
-          </w:tcPr>
-          <w:p>
-            <w:r>
-              <w:rPr>
-                <w:color w:val="1E293B"/>
-                <w:sz w:val="18"/>
-              </w:rPr>
-              <w:t>String</w:t>
-            </w:r>
-          </w:p>
-        </w:tc>
-        <w:tc>
-          <w:tcPr>
-            <w:tcW w:type="dxa" w:w="1984"/>
-            <w:shd w:val="clear" w:color="auto" w:fill="F8FAFC"/>
-            <w:tcBorders>
-              <w:top w:val="single" w:sz="4" w:color="E2E8F0"/>
-              <w:left w:val="single" w:sz="4" w:color="E2E8F0"/>
-              <w:bottom w:val="single" w:sz="4" w:color="E2E8F0"/>
-              <w:right w:val="single" w:sz="4" w:color="E2E8F0"/>
-              <w:insideH w:val="single" w:sz="4" w:color="E2E8F0"/>
-              <w:insideV w:val="single" w:sz="4" w:color="E2E8F0"/>
-            </w:tcBorders>
-          </w:tcPr>
-          <w:p>
-            <w:r>
-              <w:rPr>
-                <w:color w:val="1E293B"/>
-                <w:sz w:val="18"/>
-              </w:rPr>
-              <w:t>''</w:t>
-            </w:r>
-          </w:p>
-        </w:tc>
-        <w:tc>
-          <w:tcPr>
-            <w:tcW w:type="dxa" w:w="4535"/>
-            <w:shd w:val="clear" w:color="auto" w:fill="F8FAFC"/>
-            <w:tcBorders>
-              <w:top w:val="single" w:sz="4" w:color="E2E8F0"/>
-              <w:left w:val="single" w:sz="4" w:color="E2E8F0"/>
-              <w:bottom w:val="single" w:sz="4" w:color="E2E8F0"/>
-              <w:right w:val="single" w:sz="4" w:color="E2E8F0"/>
-              <w:insideH w:val="single" w:sz="4" w:color="E2E8F0"/>
-              <w:insideV w:val="single" w:sz="4" w:color="E2E8F0"/>
-            </w:tcBorders>
-          </w:tcPr>
-          <w:p>
-            <w:r>
-              <w:rPr>
-                <w:color w:val="1E293B"/>
-                <w:sz w:val="18"/>
-              </w:rPr>
-              <w:t>Цвет скотча</w:t>
-            </w:r>
-          </w:p>
-        </w:tc>
-      </w:tr>
-      <w:tr>
-        <w:tc>
-          <w:tcPr>
-            <w:tcW w:type="dxa" w:w="2551"/>
-            <w:shd w:val="clear" w:color="auto" w:fill="FFFFFF"/>
-            <w:tcBorders>
-              <w:top w:val="single" w:sz="4" w:color="E2E8F0"/>
-              <w:left w:val="single" w:sz="4" w:color="E2E8F0"/>
-              <w:bottom w:val="single" w:sz="4" w:color="E2E8F0"/>
-              <w:right w:val="single" w:sz="4" w:color="E2E8F0"/>
-              <w:insideH w:val="single" w:sz="4" w:color="E2E8F0"/>
-              <w:insideV w:val="single" w:sz="4" w:color="E2E8F0"/>
-            </w:tcBorders>
-          </w:tcPr>
-          <w:p>
-            <w:r>
-              <w:rPr>
-                <w:b/>
-                <w:color w:val="2D3A8C"/>
-                <w:sz w:val="18"/>
-              </w:rPr>
-              <w:t>tapeRotation</w:t>
-            </w:r>
-          </w:p>
-        </w:tc>
-        <w:tc>
-          <w:tcPr>
-            <w:tcW w:type="dxa" w:w="1417"/>
-            <w:shd w:val="clear" w:color="auto" w:fill="FFFFFF"/>
-            <w:tcBorders>
-              <w:top w:val="single" w:sz="4" w:color="E2E8F0"/>
-              <w:left w:val="single" w:sz="4" w:color="E2E8F0"/>
-              <w:bottom w:val="single" w:sz="4" w:color="E2E8F0"/>
-              <w:right w:val="single" w:sz="4" w:color="E2E8F0"/>
-              <w:insideH w:val="single" w:sz="4" w:color="E2E8F0"/>
-              <w:insideV w:val="single" w:sz="4" w:color="E2E8F0"/>
-            </w:tcBorders>
-          </w:tcPr>
-          <w:p>
-            <w:r>
-              <w:rPr>
-                <w:color w:val="1E293B"/>
-                <w:sz w:val="18"/>
-              </w:rPr>
-              <w:t>Number</w:t>
-            </w:r>
-          </w:p>
-        </w:tc>
-        <w:tc>
-          <w:tcPr>
-            <w:tcW w:type="dxa" w:w="1984"/>
-            <w:shd w:val="clear" w:color="auto" w:fill="FFFFFF"/>
-            <w:tcBorders>
-              <w:top w:val="single" w:sz="4" w:color="E2E8F0"/>
-              <w:left w:val="single" w:sz="4" w:color="E2E8F0"/>
-              <w:bottom w:val="single" w:sz="4" w:color="E2E8F0"/>
-              <w:right w:val="single" w:sz="4" w:color="E2E8F0"/>
-              <w:insideH w:val="single" w:sz="4" w:color="E2E8F0"/>
-              <w:insideV w:val="single" w:sz="4" w:color="E2E8F0"/>
-            </w:tcBorders>
-          </w:tcPr>
-          <w:p>
-            <w:r>
-              <w:rPr>
-                <w:color w:val="1E293B"/>
-                <w:sz w:val="18"/>
-              </w:rPr>
-              <w:t>0</w:t>
-            </w:r>
-          </w:p>
-        </w:tc>
-        <w:tc>
-          <w:tcPr>
-            <w:tcW w:type="dxa" w:w="4535"/>
-            <w:shd w:val="clear" w:color="auto" w:fill="FFFFFF"/>
-            <w:tcBorders>
-              <w:top w:val="single" w:sz="4" w:color="E2E8F0"/>
-              <w:left w:val="single" w:sz="4" w:color="E2E8F0"/>
-              <w:bottom w:val="single" w:sz="4" w:color="E2E8F0"/>
-              <w:right w:val="single" w:sz="4" w:color="E2E8F0"/>
-              <w:insideH w:val="single" w:sz="4" w:color="E2E8F0"/>
-              <w:insideV w:val="single" w:sz="4" w:color="E2E8F0"/>
-            </w:tcBorders>
-          </w:tcPr>
-          <w:p>
-            <w:r>
-              <w:rPr>
-                <w:color w:val="1E293B"/>
-                <w:sz w:val="18"/>
-              </w:rPr>
-              <w:t>Поворот скотча (от −15 до 15 градусов)</w:t>
-            </w:r>
-          </w:p>
-        </w:tc>
-      </w:tr>
-    </w:tbl>
+    <w:p>
+      <w:pPr>
+        <w:pStyle w:val="ListBullet"/>
+      </w:pPr>
+      <w:r>
+        <w:rPr>
+          <w:sz w:val="21"/>
+        </w:rPr>
+        <w:t>Три готовых пресета тени.</w:t>
+      </w:r>
+    </w:p>
+    <w:p>
+      <w:pPr>
+        <w:pStyle w:val="ListBullet"/>
+      </w:pPr>
+      <w:r>
+        <w:rPr>
+          <w:sz w:val="21"/>
+        </w:rPr>
+        <w:t>Внутренний отступ, минимальная высота, скругление углов.</w:t>
+      </w:r>
+    </w:p>
+    <w:p>
+      <w:pPr>
+        <w:pStyle w:val="ListBullet"/>
+      </w:pPr>
+      <w:r>
+        <w:rPr>
+          <w:sz w:val="21"/>
+        </w:rPr>
+        <w:t>Ползунок прозрачности (0–100%).</w:t>
+      </w:r>
+    </w:p>
+    <w:p>
+      <w:pPr>
+        <w:spacing w:before="80"/>
+      </w:pPr>
+      <w:r>
+        <w:rPr>
+          <w:i/>
+          <w:color w:val="64748B"/>
+          <w:sz w:val="18"/>
+        </w:rPr>
+        <w:t>[Скриншот: Настройка оформления стикера]</w:t>
+      </w:r>
+    </w:p>
     <w:p/>
     <w:p>
+      <w:pPr>
+        <w:spacing w:before="200" w:after="40"/>
+      </w:pPr>
       <w:r>
         <w:rPr>
           <w:b/>
-          <w:color w:val="1E293B"/>
-          <w:sz w:val="22"/>
+          <w:color w:val="4F6AFF"/>
+          <w:sz w:val="28"/>
         </w:rPr>
-        <w:t>Стиль бумаги</w:t>
+        <w:t>Метаданные (вкладка «Метаданные»)</w:t>
       </w:r>
     </w:p>
-    <w:tbl>
-      <w:tblPr>
-        <w:tblW w:type="auto" w:w="0"/>
-        <w:jc w:val="left"/>
-        <w:tblLook w:firstColumn="1" w:firstRow="1" w:lastColumn="0" w:lastRow="0" w:noHBand="0" w:noVBand="1" w:val="04A0"/>
-      </w:tblPr>
-      <w:tblGrid>
-        <w:gridCol w:w="2351"/>
-        <w:gridCol w:w="2351"/>
-        <w:gridCol w:w="2351"/>
-        <w:gridCol w:w="2351"/>
-      </w:tblGrid>
-      <w:tr>
-        <w:tc>
-          <w:tcPr>
-            <w:tcW w:type="dxa" w:w="2551"/>
-            <w:shd w:val="clear" w:color="auto" w:fill="4F6AFF"/>
-            <w:tcBorders>
-              <w:top w:val="single" w:sz="4" w:color="3A56F0"/>
-              <w:left w:val="single" w:sz="4" w:color="3A56F0"/>
-              <w:bottom w:val="single" w:sz="4" w:color="3A56F0"/>
-              <w:right w:val="single" w:sz="4" w:color="3A56F0"/>
-              <w:insideH w:val="single" w:sz="4" w:color="3A56F0"/>
-              <w:insideV w:val="single" w:sz="4" w:color="3A56F0"/>
-            </w:tcBorders>
-          </w:tcPr>
-          <w:p>
-            <w:pPr>
-              <w:jc w:val="left"/>
-            </w:pPr>
-            <w:r>
-              <w:rPr>
-                <w:b/>
-                <w:color w:val="FFFFFF"/>
-                <w:sz w:val="18"/>
-              </w:rPr>
-              <w:t>Параметр</w:t>
-            </w:r>
-          </w:p>
-        </w:tc>
-        <w:tc>
-          <w:tcPr>
-            <w:tcW w:type="dxa" w:w="1417"/>
-            <w:shd w:val="clear" w:color="auto" w:fill="4F6AFF"/>
-            <w:tcBorders>
-              <w:top w:val="single" w:sz="4" w:color="3A56F0"/>
-              <w:left w:val="single" w:sz="4" w:color="3A56F0"/>
-              <w:bottom w:val="single" w:sz="4" w:color="3A56F0"/>
-              <w:right w:val="single" w:sz="4" w:color="3A56F0"/>
-              <w:insideH w:val="single" w:sz="4" w:color="3A56F0"/>
-              <w:insideV w:val="single" w:sz="4" w:color="3A56F0"/>
-            </w:tcBorders>
-          </w:tcPr>
-          <w:p>
-            <w:pPr>
-              <w:jc w:val="left"/>
-            </w:pPr>
-            <w:r>
-              <w:rPr>
-                <w:b/>
-                <w:color w:val="FFFFFF"/>
-                <w:sz w:val="18"/>
-              </w:rPr>
-              <w:t>Тип</w:t>
-            </w:r>
-          </w:p>
-        </w:tc>
-        <w:tc>
-          <w:tcPr>
-            <w:tcW w:type="dxa" w:w="1984"/>
-            <w:shd w:val="clear" w:color="auto" w:fill="4F6AFF"/>
-            <w:tcBorders>
-              <w:top w:val="single" w:sz="4" w:color="3A56F0"/>
-              <w:left w:val="single" w:sz="4" w:color="3A56F0"/>
-              <w:bottom w:val="single" w:sz="4" w:color="3A56F0"/>
-              <w:right w:val="single" w:sz="4" w:color="3A56F0"/>
-              <w:insideH w:val="single" w:sz="4" w:color="3A56F0"/>
-              <w:insideV w:val="single" w:sz="4" w:color="3A56F0"/>
-            </w:tcBorders>
-          </w:tcPr>
-          <w:p>
-            <w:pPr>
-              <w:jc w:val="left"/>
-            </w:pPr>
-            <w:r>
-              <w:rPr>
-                <w:b/>
-                <w:color w:val="FFFFFF"/>
-                <w:sz w:val="18"/>
-              </w:rPr>
-              <w:t>Умолчание</w:t>
-            </w:r>
-          </w:p>
-        </w:tc>
-        <w:tc>
-          <w:tcPr>
-            <w:tcW w:type="dxa" w:w="4535"/>
-            <w:shd w:val="clear" w:color="auto" w:fill="4F6AFF"/>
-            <w:tcBorders>
-              <w:top w:val="single" w:sz="4" w:color="3A56F0"/>
-              <w:left w:val="single" w:sz="4" w:color="3A56F0"/>
-              <w:bottom w:val="single" w:sz="4" w:color="3A56F0"/>
-              <w:right w:val="single" w:sz="4" w:color="3A56F0"/>
-              <w:insideH w:val="single" w:sz="4" w:color="3A56F0"/>
-              <w:insideV w:val="single" w:sz="4" w:color="3A56F0"/>
-            </w:tcBorders>
-          </w:tcPr>
-          <w:p>
-            <w:pPr>
-              <w:jc w:val="left"/>
-            </w:pPr>
-            <w:r>
-              <w:rPr>
-                <w:b/>
-                <w:color w:val="FFFFFF"/>
-                <w:sz w:val="18"/>
-              </w:rPr>
-              <w:t>Описание</w:t>
-            </w:r>
-          </w:p>
-        </w:tc>
-      </w:tr>
-      <w:tr>
-        <w:tc>
-          <w:tcPr>
-            <w:tcW w:type="dxa" w:w="2551"/>
-            <w:shd w:val="clear" w:color="auto" w:fill="FFFFFF"/>
-            <w:tcBorders>
-              <w:top w:val="single" w:sz="4" w:color="E2E8F0"/>
-              <w:left w:val="single" w:sz="4" w:color="E2E8F0"/>
-              <w:bottom w:val="single" w:sz="4" w:color="E2E8F0"/>
-              <w:right w:val="single" w:sz="4" w:color="E2E8F0"/>
-              <w:insideH w:val="single" w:sz="4" w:color="E2E8F0"/>
-              <w:insideV w:val="single" w:sz="4" w:color="E2E8F0"/>
-            </w:tcBorders>
-          </w:tcPr>
-          <w:p>
-            <w:r>
-              <w:rPr>
-                <w:b/>
-                <w:color w:val="2D3A8C"/>
-                <w:sz w:val="18"/>
-              </w:rPr>
-              <w:t>paperStyle</w:t>
-            </w:r>
-          </w:p>
-        </w:tc>
-        <w:tc>
-          <w:tcPr>
-            <w:tcW w:type="dxa" w:w="1417"/>
-            <w:shd w:val="clear" w:color="auto" w:fill="FFFFFF"/>
-            <w:tcBorders>
-              <w:top w:val="single" w:sz="4" w:color="E2E8F0"/>
-              <w:left w:val="single" w:sz="4" w:color="E2E8F0"/>
-              <w:bottom w:val="single" w:sz="4" w:color="E2E8F0"/>
-              <w:right w:val="single" w:sz="4" w:color="E2E8F0"/>
-              <w:insideH w:val="single" w:sz="4" w:color="E2E8F0"/>
-              <w:insideV w:val="single" w:sz="4" w:color="E2E8F0"/>
-            </w:tcBorders>
-          </w:tcPr>
-          <w:p>
-            <w:r>
-              <w:rPr>
-                <w:color w:val="1E293B"/>
-                <w:sz w:val="18"/>
-              </w:rPr>
-              <w:t>String</w:t>
-            </w:r>
-          </w:p>
-        </w:tc>
-        <w:tc>
-          <w:tcPr>
-            <w:tcW w:type="dxa" w:w="1984"/>
-            <w:shd w:val="clear" w:color="auto" w:fill="FFFFFF"/>
-            <w:tcBorders>
-              <w:top w:val="single" w:sz="4" w:color="E2E8F0"/>
-              <w:left w:val="single" w:sz="4" w:color="E2E8F0"/>
-              <w:bottom w:val="single" w:sz="4" w:color="E2E8F0"/>
-              <w:right w:val="single" w:sz="4" w:color="E2E8F0"/>
-              <w:insideH w:val="single" w:sz="4" w:color="E2E8F0"/>
-              <w:insideV w:val="single" w:sz="4" w:color="E2E8F0"/>
-            </w:tcBorders>
-          </w:tcPr>
-          <w:p>
-            <w:r>
-              <w:rPr>
-                <w:color w:val="1E293B"/>
-                <w:sz w:val="18"/>
-              </w:rPr>
-              <w:t>standard</w:t>
-            </w:r>
-          </w:p>
-        </w:tc>
-        <w:tc>
-          <w:tcPr>
-            <w:tcW w:type="dxa" w:w="4535"/>
-            <w:shd w:val="clear" w:color="auto" w:fill="FFFFFF"/>
-            <w:tcBorders>
-              <w:top w:val="single" w:sz="4" w:color="E2E8F0"/>
-              <w:left w:val="single" w:sz="4" w:color="E2E8F0"/>
-              <w:bottom w:val="single" w:sz="4" w:color="E2E8F0"/>
-              <w:right w:val="single" w:sz="4" w:color="E2E8F0"/>
-              <w:insideH w:val="single" w:sz="4" w:color="E2E8F0"/>
-              <w:insideV w:val="single" w:sz="4" w:color="E2E8F0"/>
-            </w:tcBorders>
-          </w:tcPr>
-          <w:p>
-            <w:r>
-              <w:rPr>
-                <w:color w:val="1E293B"/>
-                <w:sz w:val="18"/>
-              </w:rPr>
-              <w:t>Фон бумаги: standard / aged / recycled</w:t>
-            </w:r>
-          </w:p>
-        </w:tc>
-      </w:tr>
-      <w:tr>
-        <w:tc>
-          <w:tcPr>
-            <w:tcW w:type="dxa" w:w="2551"/>
-            <w:shd w:val="clear" w:color="auto" w:fill="F8FAFC"/>
-            <w:tcBorders>
-              <w:top w:val="single" w:sz="4" w:color="E2E8F0"/>
-              <w:left w:val="single" w:sz="4" w:color="E2E8F0"/>
-              <w:bottom w:val="single" w:sz="4" w:color="E2E8F0"/>
-              <w:right w:val="single" w:sz="4" w:color="E2E8F0"/>
-              <w:insideH w:val="single" w:sz="4" w:color="E2E8F0"/>
-              <w:insideV w:val="single" w:sz="4" w:color="E2E8F0"/>
-            </w:tcBorders>
-          </w:tcPr>
-          <w:p>
-            <w:r>
-              <w:rPr>
-                <w:b/>
-                <w:color w:val="2D3A8C"/>
-                <w:sz w:val="18"/>
-              </w:rPr>
-              <w:t>paperTexture</w:t>
-            </w:r>
-          </w:p>
-        </w:tc>
-        <w:tc>
-          <w:tcPr>
-            <w:tcW w:type="dxa" w:w="1417"/>
-            <w:shd w:val="clear" w:color="auto" w:fill="F8FAFC"/>
-            <w:tcBorders>
-              <w:top w:val="single" w:sz="4" w:color="E2E8F0"/>
-              <w:left w:val="single" w:sz="4" w:color="E2E8F0"/>
-              <w:bottom w:val="single" w:sz="4" w:color="E2E8F0"/>
-              <w:right w:val="single" w:sz="4" w:color="E2E8F0"/>
-              <w:insideH w:val="single" w:sz="4" w:color="E2E8F0"/>
-              <w:insideV w:val="single" w:sz="4" w:color="E2E8F0"/>
-            </w:tcBorders>
-          </w:tcPr>
-          <w:p>
-            <w:r>
-              <w:rPr>
-                <w:color w:val="1E293B"/>
-                <w:sz w:val="18"/>
-              </w:rPr>
-              <w:t>String</w:t>
-            </w:r>
-          </w:p>
-        </w:tc>
-        <w:tc>
-          <w:tcPr>
-            <w:tcW w:type="dxa" w:w="1984"/>
-            <w:shd w:val="clear" w:color="auto" w:fill="F8FAFC"/>
-            <w:tcBorders>
-              <w:top w:val="single" w:sz="4" w:color="E2E8F0"/>
-              <w:left w:val="single" w:sz="4" w:color="E2E8F0"/>
-              <w:bottom w:val="single" w:sz="4" w:color="E2E8F0"/>
-              <w:right w:val="single" w:sz="4" w:color="E2E8F0"/>
-              <w:insideH w:val="single" w:sz="4" w:color="E2E8F0"/>
-              <w:insideV w:val="single" w:sz="4" w:color="E2E8F0"/>
-            </w:tcBorders>
-          </w:tcPr>
-          <w:p>
-            <w:r>
-              <w:rPr>
-                <w:color w:val="1E293B"/>
-                <w:sz w:val="18"/>
-              </w:rPr>
-              <w:t>none</w:t>
-            </w:r>
-          </w:p>
-        </w:tc>
-        <w:tc>
-          <w:tcPr>
-            <w:tcW w:type="dxa" w:w="4535"/>
-            <w:shd w:val="clear" w:color="auto" w:fill="F8FAFC"/>
-            <w:tcBorders>
-              <w:top w:val="single" w:sz="4" w:color="E2E8F0"/>
-              <w:left w:val="single" w:sz="4" w:color="E2E8F0"/>
-              <w:bottom w:val="single" w:sz="4" w:color="E2E8F0"/>
-              <w:right w:val="single" w:sz="4" w:color="E2E8F0"/>
-              <w:insideH w:val="single" w:sz="4" w:color="E2E8F0"/>
-              <w:insideV w:val="single" w:sz="4" w:color="E2E8F0"/>
-            </w:tcBorders>
-          </w:tcPr>
-          <w:p>
-            <w:r>
-              <w:rPr>
-                <w:color w:val="1E293B"/>
-                <w:sz w:val="18"/>
-              </w:rPr>
-              <w:t>Текстура: none / lined / grid / dotted</w:t>
-            </w:r>
-          </w:p>
-        </w:tc>
-      </w:tr>
-      <w:tr>
-        <w:tc>
-          <w:tcPr>
-            <w:tcW w:type="dxa" w:w="2551"/>
-            <w:shd w:val="clear" w:color="auto" w:fill="FFFFFF"/>
-            <w:tcBorders>
-              <w:top w:val="single" w:sz="4" w:color="E2E8F0"/>
-              <w:left w:val="single" w:sz="4" w:color="E2E8F0"/>
-              <w:bottom w:val="single" w:sz="4" w:color="E2E8F0"/>
-              <w:right w:val="single" w:sz="4" w:color="E2E8F0"/>
-              <w:insideH w:val="single" w:sz="4" w:color="E2E8F0"/>
-              <w:insideV w:val="single" w:sz="4" w:color="E2E8F0"/>
-            </w:tcBorders>
-          </w:tcPr>
-          <w:p>
-            <w:r>
-              <w:rPr>
-                <w:b/>
-                <w:color w:val="2D3A8C"/>
-                <w:sz w:val="18"/>
-              </w:rPr>
-              <w:t>showFoldedCorner</w:t>
-            </w:r>
-          </w:p>
-        </w:tc>
-        <w:tc>
-          <w:tcPr>
-            <w:tcW w:type="dxa" w:w="1417"/>
-            <w:shd w:val="clear" w:color="auto" w:fill="FFFFFF"/>
-            <w:tcBorders>
-              <w:top w:val="single" w:sz="4" w:color="E2E8F0"/>
-              <w:left w:val="single" w:sz="4" w:color="E2E8F0"/>
-              <w:bottom w:val="single" w:sz="4" w:color="E2E8F0"/>
-              <w:right w:val="single" w:sz="4" w:color="E2E8F0"/>
-              <w:insideH w:val="single" w:sz="4" w:color="E2E8F0"/>
-              <w:insideV w:val="single" w:sz="4" w:color="E2E8F0"/>
-            </w:tcBorders>
-          </w:tcPr>
-          <w:p>
-            <w:r>
-              <w:rPr>
-                <w:color w:val="1E293B"/>
-                <w:sz w:val="18"/>
-              </w:rPr>
-              <w:t>Boolean</w:t>
-            </w:r>
-          </w:p>
-        </w:tc>
-        <w:tc>
-          <w:tcPr>
-            <w:tcW w:type="dxa" w:w="1984"/>
-            <w:shd w:val="clear" w:color="auto" w:fill="FFFFFF"/>
-            <w:tcBorders>
-              <w:top w:val="single" w:sz="4" w:color="E2E8F0"/>
-              <w:left w:val="single" w:sz="4" w:color="E2E8F0"/>
-              <w:bottom w:val="single" w:sz="4" w:color="E2E8F0"/>
-              <w:right w:val="single" w:sz="4" w:color="E2E8F0"/>
-              <w:insideH w:val="single" w:sz="4" w:color="E2E8F0"/>
-              <w:insideV w:val="single" w:sz="4" w:color="E2E8F0"/>
-            </w:tcBorders>
-          </w:tcPr>
-          <w:p>
-            <w:r>
-              <w:rPr>
-                <w:color w:val="1E293B"/>
-                <w:sz w:val="18"/>
-              </w:rPr>
-              <w:t>true</w:t>
-            </w:r>
-          </w:p>
-        </w:tc>
-        <w:tc>
-          <w:tcPr>
-            <w:tcW w:type="dxa" w:w="4535"/>
-            <w:shd w:val="clear" w:color="auto" w:fill="FFFFFF"/>
-            <w:tcBorders>
-              <w:top w:val="single" w:sz="4" w:color="E2E8F0"/>
-              <w:left w:val="single" w:sz="4" w:color="E2E8F0"/>
-              <w:bottom w:val="single" w:sz="4" w:color="E2E8F0"/>
-              <w:right w:val="single" w:sz="4" w:color="E2E8F0"/>
-              <w:insideH w:val="single" w:sz="4" w:color="E2E8F0"/>
-              <w:insideV w:val="single" w:sz="4" w:color="E2E8F0"/>
-            </w:tcBorders>
-          </w:tcPr>
-          <w:p>
-            <w:r>
-              <w:rPr>
-                <w:color w:val="1E293B"/>
-                <w:sz w:val="18"/>
-              </w:rPr>
-              <w:t>Загнутый уголок</w:t>
-            </w:r>
-          </w:p>
-        </w:tc>
-      </w:tr>
-      <w:tr>
-        <w:tc>
-          <w:tcPr>
-            <w:tcW w:type="dxa" w:w="2551"/>
-            <w:shd w:val="clear" w:color="auto" w:fill="F8FAFC"/>
-            <w:tcBorders>
-              <w:top w:val="single" w:sz="4" w:color="E2E8F0"/>
-              <w:left w:val="single" w:sz="4" w:color="E2E8F0"/>
-              <w:bottom w:val="single" w:sz="4" w:color="E2E8F0"/>
-              <w:right w:val="single" w:sz="4" w:color="E2E8F0"/>
-              <w:insideH w:val="single" w:sz="4" w:color="E2E8F0"/>
-              <w:insideV w:val="single" w:sz="4" w:color="E2E8F0"/>
-            </w:tcBorders>
-          </w:tcPr>
-          <w:p>
-            <w:r>
-              <w:rPr>
-                <w:b/>
-                <w:color w:val="2D3A8C"/>
-                <w:sz w:val="18"/>
-              </w:rPr>
-              <w:t>foldedCornerPosition</w:t>
-            </w:r>
-          </w:p>
-        </w:tc>
-        <w:tc>
-          <w:tcPr>
-            <w:tcW w:type="dxa" w:w="1417"/>
-            <w:shd w:val="clear" w:color="auto" w:fill="F8FAFC"/>
-            <w:tcBorders>
-              <w:top w:val="single" w:sz="4" w:color="E2E8F0"/>
-              <w:left w:val="single" w:sz="4" w:color="E2E8F0"/>
-              <w:bottom w:val="single" w:sz="4" w:color="E2E8F0"/>
-              <w:right w:val="single" w:sz="4" w:color="E2E8F0"/>
-              <w:insideH w:val="single" w:sz="4" w:color="E2E8F0"/>
-              <w:insideV w:val="single" w:sz="4" w:color="E2E8F0"/>
-            </w:tcBorders>
-          </w:tcPr>
-          <w:p>
-            <w:r>
-              <w:rPr>
-                <w:color w:val="1E293B"/>
-                <w:sz w:val="18"/>
-              </w:rPr>
-              <w:t>String</w:t>
-            </w:r>
-          </w:p>
-        </w:tc>
-        <w:tc>
-          <w:tcPr>
-            <w:tcW w:type="dxa" w:w="1984"/>
-            <w:shd w:val="clear" w:color="auto" w:fill="F8FAFC"/>
-            <w:tcBorders>
-              <w:top w:val="single" w:sz="4" w:color="E2E8F0"/>
-              <w:left w:val="single" w:sz="4" w:color="E2E8F0"/>
-              <w:bottom w:val="single" w:sz="4" w:color="E2E8F0"/>
-              <w:right w:val="single" w:sz="4" w:color="E2E8F0"/>
-              <w:insideH w:val="single" w:sz="4" w:color="E2E8F0"/>
-              <w:insideV w:val="single" w:sz="4" w:color="E2E8F0"/>
-            </w:tcBorders>
-          </w:tcPr>
-          <w:p>
-            <w:r>
-              <w:rPr>
-                <w:color w:val="1E293B"/>
-                <w:sz w:val="18"/>
-              </w:rPr>
-              <w:t>bottom-right</w:t>
-            </w:r>
-          </w:p>
-        </w:tc>
-        <w:tc>
-          <w:tcPr>
-            <w:tcW w:type="dxa" w:w="4535"/>
-            <w:shd w:val="clear" w:color="auto" w:fill="F8FAFC"/>
-            <w:tcBorders>
-              <w:top w:val="single" w:sz="4" w:color="E2E8F0"/>
-              <w:left w:val="single" w:sz="4" w:color="E2E8F0"/>
-              <w:bottom w:val="single" w:sz="4" w:color="E2E8F0"/>
-              <w:right w:val="single" w:sz="4" w:color="E2E8F0"/>
-              <w:insideH w:val="single" w:sz="4" w:color="E2E8F0"/>
-              <w:insideV w:val="single" w:sz="4" w:color="E2E8F0"/>
-            </w:tcBorders>
-          </w:tcPr>
-          <w:p>
-            <w:r>
-              <w:rPr>
-                <w:color w:val="1E293B"/>
-                <w:sz w:val="18"/>
-              </w:rPr>
-              <w:t>Позиция уголка: bottom-right / bottom-left / top-right / top-left</w:t>
-            </w:r>
-          </w:p>
-        </w:tc>
-      </w:tr>
-      <w:tr>
-        <w:tc>
-          <w:tcPr>
-            <w:tcW w:type="dxa" w:w="2551"/>
-            <w:shd w:val="clear" w:color="auto" w:fill="FFFFFF"/>
-            <w:tcBorders>
-              <w:top w:val="single" w:sz="4" w:color="E2E8F0"/>
-              <w:left w:val="single" w:sz="4" w:color="E2E8F0"/>
-              <w:bottom w:val="single" w:sz="4" w:color="E2E8F0"/>
-              <w:right w:val="single" w:sz="4" w:color="E2E8F0"/>
-              <w:insideH w:val="single" w:sz="4" w:color="E2E8F0"/>
-              <w:insideV w:val="single" w:sz="4" w:color="E2E8F0"/>
-            </w:tcBorders>
-          </w:tcPr>
-          <w:p>
-            <w:r>
-              <w:rPr>
-                <w:b/>
-                <w:color w:val="2D3A8C"/>
-                <w:sz w:val="18"/>
-              </w:rPr>
-              <w:t>edgeShadow</w:t>
-            </w:r>
-          </w:p>
-        </w:tc>
-        <w:tc>
-          <w:tcPr>
-            <w:tcW w:type="dxa" w:w="1417"/>
-            <w:shd w:val="clear" w:color="auto" w:fill="FFFFFF"/>
-            <w:tcBorders>
-              <w:top w:val="single" w:sz="4" w:color="E2E8F0"/>
-              <w:left w:val="single" w:sz="4" w:color="E2E8F0"/>
-              <w:bottom w:val="single" w:sz="4" w:color="E2E8F0"/>
-              <w:right w:val="single" w:sz="4" w:color="E2E8F0"/>
-              <w:insideH w:val="single" w:sz="4" w:color="E2E8F0"/>
-              <w:insideV w:val="single" w:sz="4" w:color="E2E8F0"/>
-            </w:tcBorders>
-          </w:tcPr>
-          <w:p>
-            <w:r>
-              <w:rPr>
-                <w:color w:val="1E293B"/>
-                <w:sz w:val="18"/>
-              </w:rPr>
-              <w:t>Boolean</w:t>
-            </w:r>
-          </w:p>
-        </w:tc>
-        <w:tc>
-          <w:tcPr>
-            <w:tcW w:type="dxa" w:w="1984"/>
-            <w:shd w:val="clear" w:color="auto" w:fill="FFFFFF"/>
-            <w:tcBorders>
-              <w:top w:val="single" w:sz="4" w:color="E2E8F0"/>
-              <w:left w:val="single" w:sz="4" w:color="E2E8F0"/>
-              <w:bottom w:val="single" w:sz="4" w:color="E2E8F0"/>
-              <w:right w:val="single" w:sz="4" w:color="E2E8F0"/>
-              <w:insideH w:val="single" w:sz="4" w:color="E2E8F0"/>
-              <w:insideV w:val="single" w:sz="4" w:color="E2E8F0"/>
-            </w:tcBorders>
-          </w:tcPr>
-          <w:p>
-            <w:r>
-              <w:rPr>
-                <w:color w:val="1E293B"/>
-                <w:sz w:val="18"/>
-              </w:rPr>
-              <w:t>false</w:t>
-            </w:r>
-          </w:p>
-        </w:tc>
-        <w:tc>
-          <w:tcPr>
-            <w:tcW w:type="dxa" w:w="4535"/>
-            <w:shd w:val="clear" w:color="auto" w:fill="FFFFFF"/>
-            <w:tcBorders>
-              <w:top w:val="single" w:sz="4" w:color="E2E8F0"/>
-              <w:left w:val="single" w:sz="4" w:color="E2E8F0"/>
-              <w:bottom w:val="single" w:sz="4" w:color="E2E8F0"/>
-              <w:right w:val="single" w:sz="4" w:color="E2E8F0"/>
-              <w:insideH w:val="single" w:sz="4" w:color="E2E8F0"/>
-              <w:insideV w:val="single" w:sz="4" w:color="E2E8F0"/>
-            </w:tcBorders>
-          </w:tcPr>
-          <w:p>
-            <w:r>
-              <w:rPr>
-                <w:color w:val="1E293B"/>
-                <w:sz w:val="18"/>
-              </w:rPr>
-              <w:t>Тень приподнятого края</w:t>
-            </w:r>
-          </w:p>
-        </w:tc>
-      </w:tr>
-    </w:tbl>
-    <w:p/>
     <w:p>
+      <w:pPr>
+        <w:spacing w:after="40"/>
+      </w:pPr>
       <w:r>
         <w:rPr>
-          <w:b/>
-          <w:color w:val="1E293B"/>
-          <w:sz w:val="22"/>
+          <w:sz w:val="21"/>
         </w:rPr>
-        <w:t>Шрифт</w:t>
+        <w:t>Отображайте дополнительную информацию о заметке:</w:t>
       </w:r>
     </w:p>
-    <w:tbl>
-      <w:tblPr>
-        <w:tblW w:type="auto" w:w="0"/>
-        <w:jc w:val="left"/>
-        <w:tblLook w:firstColumn="1" w:firstRow="1" w:lastColumn="0" w:lastRow="0" w:noHBand="0" w:noVBand="1" w:val="04A0"/>
-      </w:tblPr>
-      <w:tblGrid>
-        <w:gridCol w:w="2351"/>
-        <w:gridCol w:w="2351"/>
-        <w:gridCol w:w="2351"/>
-        <w:gridCol w:w="2351"/>
-      </w:tblGrid>
-      <w:tr>
-        <w:tc>
-          <w:tcPr>
-            <w:tcW w:type="dxa" w:w="2551"/>
-            <w:shd w:val="clear" w:color="auto" w:fill="4F6AFF"/>
-            <w:tcBorders>
-              <w:top w:val="single" w:sz="4" w:color="3A56F0"/>
-              <w:left w:val="single" w:sz="4" w:color="3A56F0"/>
-              <w:bottom w:val="single" w:sz="4" w:color="3A56F0"/>
-              <w:right w:val="single" w:sz="4" w:color="3A56F0"/>
-              <w:insideH w:val="single" w:sz="4" w:color="3A56F0"/>
-              <w:insideV w:val="single" w:sz="4" w:color="3A56F0"/>
-            </w:tcBorders>
-          </w:tcPr>
-          <w:p>
-            <w:pPr>
-              <w:jc w:val="left"/>
-            </w:pPr>
-            <w:r>
-              <w:rPr>
-                <w:b/>
-                <w:color w:val="FFFFFF"/>
-                <w:sz w:val="18"/>
-              </w:rPr>
-              <w:t>Параметр</w:t>
-            </w:r>
-          </w:p>
-        </w:tc>
-        <w:tc>
-          <w:tcPr>
-            <w:tcW w:type="dxa" w:w="1417"/>
-            <w:shd w:val="clear" w:color="auto" w:fill="4F6AFF"/>
-            <w:tcBorders>
-              <w:top w:val="single" w:sz="4" w:color="3A56F0"/>
-              <w:left w:val="single" w:sz="4" w:color="3A56F0"/>
-              <w:bottom w:val="single" w:sz="4" w:color="3A56F0"/>
-              <w:right w:val="single" w:sz="4" w:color="3A56F0"/>
-              <w:insideH w:val="single" w:sz="4" w:color="3A56F0"/>
-              <w:insideV w:val="single" w:sz="4" w:color="3A56F0"/>
-            </w:tcBorders>
-          </w:tcPr>
-          <w:p>
-            <w:pPr>
-              <w:jc w:val="left"/>
-            </w:pPr>
-            <w:r>
-              <w:rPr>
-                <w:b/>
-                <w:color w:val="FFFFFF"/>
-                <w:sz w:val="18"/>
-              </w:rPr>
-              <w:t>Тип</w:t>
-            </w:r>
-          </w:p>
-        </w:tc>
-        <w:tc>
-          <w:tcPr>
-            <w:tcW w:type="dxa" w:w="1984"/>
-            <w:shd w:val="clear" w:color="auto" w:fill="4F6AFF"/>
-            <w:tcBorders>
-              <w:top w:val="single" w:sz="4" w:color="3A56F0"/>
-              <w:left w:val="single" w:sz="4" w:color="3A56F0"/>
-              <w:bottom w:val="single" w:sz="4" w:color="3A56F0"/>
-              <w:right w:val="single" w:sz="4" w:color="3A56F0"/>
-              <w:insideH w:val="single" w:sz="4" w:color="3A56F0"/>
-              <w:insideV w:val="single" w:sz="4" w:color="3A56F0"/>
-            </w:tcBorders>
-          </w:tcPr>
-          <w:p>
-            <w:pPr>
-              <w:jc w:val="left"/>
-            </w:pPr>
-            <w:r>
-              <w:rPr>
-                <w:b/>
-                <w:color w:val="FFFFFF"/>
-                <w:sz w:val="18"/>
-              </w:rPr>
-              <w:t>Умолчание</w:t>
-            </w:r>
-          </w:p>
-        </w:tc>
-        <w:tc>
-          <w:tcPr>
-            <w:tcW w:type="dxa" w:w="4535"/>
-            <w:shd w:val="clear" w:color="auto" w:fill="4F6AFF"/>
-            <w:tcBorders>
-              <w:top w:val="single" w:sz="4" w:color="3A56F0"/>
-              <w:left w:val="single" w:sz="4" w:color="3A56F0"/>
-              <w:bottom w:val="single" w:sz="4" w:color="3A56F0"/>
-              <w:right w:val="single" w:sz="4" w:color="3A56F0"/>
-              <w:insideH w:val="single" w:sz="4" w:color="3A56F0"/>
-              <w:insideV w:val="single" w:sz="4" w:color="3A56F0"/>
-            </w:tcBorders>
-          </w:tcPr>
-          <w:p>
-            <w:pPr>
-              <w:jc w:val="left"/>
-            </w:pPr>
-            <w:r>
-              <w:rPr>
-                <w:b/>
-                <w:color w:val="FFFFFF"/>
-                <w:sz w:val="18"/>
-              </w:rPr>
-              <w:t>Описание</w:t>
-            </w:r>
-          </w:p>
-        </w:tc>
-      </w:tr>
-      <w:tr>
-        <w:tc>
-          <w:tcPr>
-            <w:tcW w:type="dxa" w:w="2551"/>
-            <w:shd w:val="clear" w:color="auto" w:fill="FFFFFF"/>
-            <w:tcBorders>
-              <w:top w:val="single" w:sz="4" w:color="E2E8F0"/>
-              <w:left w:val="single" w:sz="4" w:color="E2E8F0"/>
-              <w:bottom w:val="single" w:sz="4" w:color="E2E8F0"/>
-              <w:right w:val="single" w:sz="4" w:color="E2E8F0"/>
-              <w:insideH w:val="single" w:sz="4" w:color="E2E8F0"/>
-              <w:insideV w:val="single" w:sz="4" w:color="E2E8F0"/>
-            </w:tcBorders>
-          </w:tcPr>
-          <w:p>
-            <w:r>
-              <w:rPr>
-                <w:b/>
-                <w:color w:val="2D3A8C"/>
-                <w:sz w:val="18"/>
-              </w:rPr>
-              <w:t>useHandwritingFont</w:t>
-            </w:r>
-          </w:p>
-        </w:tc>
-        <w:tc>
-          <w:tcPr>
-            <w:tcW w:type="dxa" w:w="1417"/>
-            <w:shd w:val="clear" w:color="auto" w:fill="FFFFFF"/>
-            <w:tcBorders>
-              <w:top w:val="single" w:sz="4" w:color="E2E8F0"/>
-              <w:left w:val="single" w:sz="4" w:color="E2E8F0"/>
-              <w:bottom w:val="single" w:sz="4" w:color="E2E8F0"/>
-              <w:right w:val="single" w:sz="4" w:color="E2E8F0"/>
-              <w:insideH w:val="single" w:sz="4" w:color="E2E8F0"/>
-              <w:insideV w:val="single" w:sz="4" w:color="E2E8F0"/>
-            </w:tcBorders>
-          </w:tcPr>
-          <w:p>
-            <w:r>
-              <w:rPr>
-                <w:color w:val="1E293B"/>
-                <w:sz w:val="18"/>
-              </w:rPr>
-              <w:t>Boolean</w:t>
-            </w:r>
-          </w:p>
-        </w:tc>
-        <w:tc>
-          <w:tcPr>
-            <w:tcW w:type="dxa" w:w="1984"/>
-            <w:shd w:val="clear" w:color="auto" w:fill="FFFFFF"/>
-            <w:tcBorders>
-              <w:top w:val="single" w:sz="4" w:color="E2E8F0"/>
-              <w:left w:val="single" w:sz="4" w:color="E2E8F0"/>
-              <w:bottom w:val="single" w:sz="4" w:color="E2E8F0"/>
-              <w:right w:val="single" w:sz="4" w:color="E2E8F0"/>
-              <w:insideH w:val="single" w:sz="4" w:color="E2E8F0"/>
-              <w:insideV w:val="single" w:sz="4" w:color="E2E8F0"/>
-            </w:tcBorders>
-          </w:tcPr>
-          <w:p>
-            <w:r>
-              <w:rPr>
-                <w:color w:val="1E293B"/>
-                <w:sz w:val="18"/>
-              </w:rPr>
-              <w:t>false</w:t>
-            </w:r>
-          </w:p>
-        </w:tc>
-        <w:tc>
-          <w:tcPr>
-            <w:tcW w:type="dxa" w:w="4535"/>
-            <w:shd w:val="clear" w:color="auto" w:fill="FFFFFF"/>
-            <w:tcBorders>
-              <w:top w:val="single" w:sz="4" w:color="E2E8F0"/>
-              <w:left w:val="single" w:sz="4" w:color="E2E8F0"/>
-              <w:bottom w:val="single" w:sz="4" w:color="E2E8F0"/>
-              <w:right w:val="single" w:sz="4" w:color="E2E8F0"/>
-              <w:insideH w:val="single" w:sz="4" w:color="E2E8F0"/>
-              <w:insideV w:val="single" w:sz="4" w:color="E2E8F0"/>
-            </w:tcBorders>
-          </w:tcPr>
-          <w:p>
-            <w:r>
-              <w:rPr>
-                <w:color w:val="1E293B"/>
-                <w:sz w:val="18"/>
-              </w:rPr>
-              <w:t>Рукописный шрифт</w:t>
-            </w:r>
-          </w:p>
-        </w:tc>
-      </w:tr>
-      <w:tr>
-        <w:tc>
-          <w:tcPr>
-            <w:tcW w:type="dxa" w:w="2551"/>
-            <w:shd w:val="clear" w:color="auto" w:fill="F8FAFC"/>
-            <w:tcBorders>
-              <w:top w:val="single" w:sz="4" w:color="E2E8F0"/>
-              <w:left w:val="single" w:sz="4" w:color="E2E8F0"/>
-              <w:bottom w:val="single" w:sz="4" w:color="E2E8F0"/>
-              <w:right w:val="single" w:sz="4" w:color="E2E8F0"/>
-              <w:insideH w:val="single" w:sz="4" w:color="E2E8F0"/>
-              <w:insideV w:val="single" w:sz="4" w:color="E2E8F0"/>
-            </w:tcBorders>
-          </w:tcPr>
-          <w:p>
-            <w:r>
-              <w:rPr>
-                <w:b/>
-                <w:color w:val="2D3A8C"/>
-                <w:sz w:val="18"/>
-              </w:rPr>
-              <w:t>handwritingFont</w:t>
-            </w:r>
-          </w:p>
-        </w:tc>
-        <w:tc>
-          <w:tcPr>
-            <w:tcW w:type="dxa" w:w="1417"/>
-            <w:shd w:val="clear" w:color="auto" w:fill="F8FAFC"/>
-            <w:tcBorders>
-              <w:top w:val="single" w:sz="4" w:color="E2E8F0"/>
-              <w:left w:val="single" w:sz="4" w:color="E2E8F0"/>
-              <w:bottom w:val="single" w:sz="4" w:color="E2E8F0"/>
-              <w:right w:val="single" w:sz="4" w:color="E2E8F0"/>
-              <w:insideH w:val="single" w:sz="4" w:color="E2E8F0"/>
-              <w:insideV w:val="single" w:sz="4" w:color="E2E8F0"/>
-            </w:tcBorders>
-          </w:tcPr>
-          <w:p>
-            <w:r>
-              <w:rPr>
-                <w:color w:val="1E293B"/>
-                <w:sz w:val="18"/>
-              </w:rPr>
-              <w:t>String</w:t>
-            </w:r>
-          </w:p>
-        </w:tc>
-        <w:tc>
-          <w:tcPr>
-            <w:tcW w:type="dxa" w:w="1984"/>
-            <w:shd w:val="clear" w:color="auto" w:fill="F8FAFC"/>
-            <w:tcBorders>
-              <w:top w:val="single" w:sz="4" w:color="E2E8F0"/>
-              <w:left w:val="single" w:sz="4" w:color="E2E8F0"/>
-              <w:bottom w:val="single" w:sz="4" w:color="E2E8F0"/>
-              <w:right w:val="single" w:sz="4" w:color="E2E8F0"/>
-              <w:insideH w:val="single" w:sz="4" w:color="E2E8F0"/>
-              <w:insideV w:val="single" w:sz="4" w:color="E2E8F0"/>
-            </w:tcBorders>
-          </w:tcPr>
-          <w:p>
-            <w:r>
-              <w:rPr>
-                <w:color w:val="1E293B"/>
-                <w:sz w:val="18"/>
-              </w:rPr>
-              <w:t>caveat</w:t>
-            </w:r>
-          </w:p>
-        </w:tc>
-        <w:tc>
-          <w:tcPr>
-            <w:tcW w:type="dxa" w:w="4535"/>
-            <w:shd w:val="clear" w:color="auto" w:fill="F8FAFC"/>
-            <w:tcBorders>
-              <w:top w:val="single" w:sz="4" w:color="E2E8F0"/>
-              <w:left w:val="single" w:sz="4" w:color="E2E8F0"/>
-              <w:bottom w:val="single" w:sz="4" w:color="E2E8F0"/>
-              <w:right w:val="single" w:sz="4" w:color="E2E8F0"/>
-              <w:insideH w:val="single" w:sz="4" w:color="E2E8F0"/>
-              <w:insideV w:val="single" w:sz="4" w:color="E2E8F0"/>
-            </w:tcBorders>
-          </w:tcPr>
-          <w:p>
-            <w:r>
-              <w:rPr>
-                <w:color w:val="1E293B"/>
-                <w:sz w:val="18"/>
-              </w:rPr>
-              <w:t>Гарнитура: caveat / kalam / patrick-hand / dancing-script / indie-flower</w:t>
-            </w:r>
-          </w:p>
-        </w:tc>
-      </w:tr>
-      <w:tr>
-        <w:tc>
-          <w:tcPr>
-            <w:tcW w:type="dxa" w:w="2551"/>
-            <w:shd w:val="clear" w:color="auto" w:fill="FFFFFF"/>
-            <w:tcBorders>
-              <w:top w:val="single" w:sz="4" w:color="E2E8F0"/>
-              <w:left w:val="single" w:sz="4" w:color="E2E8F0"/>
-              <w:bottom w:val="single" w:sz="4" w:color="E2E8F0"/>
-              <w:right w:val="single" w:sz="4" w:color="E2E8F0"/>
-              <w:insideH w:val="single" w:sz="4" w:color="E2E8F0"/>
-              <w:insideV w:val="single" w:sz="4" w:color="E2E8F0"/>
-            </w:tcBorders>
-          </w:tcPr>
-          <w:p>
-            <w:r>
-              <w:rPr>
-                <w:b/>
-                <w:color w:val="2D3A8C"/>
-                <w:sz w:val="18"/>
-              </w:rPr>
-              <w:t>fontFamily</w:t>
-            </w:r>
-          </w:p>
-        </w:tc>
-        <w:tc>
-          <w:tcPr>
-            <w:tcW w:type="dxa" w:w="1417"/>
-            <w:shd w:val="clear" w:color="auto" w:fill="FFFFFF"/>
-            <w:tcBorders>
-              <w:top w:val="single" w:sz="4" w:color="E2E8F0"/>
-              <w:left w:val="single" w:sz="4" w:color="E2E8F0"/>
-              <w:bottom w:val="single" w:sz="4" w:color="E2E8F0"/>
-              <w:right w:val="single" w:sz="4" w:color="E2E8F0"/>
-              <w:insideH w:val="single" w:sz="4" w:color="E2E8F0"/>
-              <w:insideV w:val="single" w:sz="4" w:color="E2E8F0"/>
-            </w:tcBorders>
-          </w:tcPr>
-          <w:p>
-            <w:r>
-              <w:rPr>
-                <w:color w:val="1E293B"/>
-                <w:sz w:val="18"/>
-              </w:rPr>
-              <w:t>String</w:t>
-            </w:r>
-          </w:p>
-        </w:tc>
-        <w:tc>
-          <w:tcPr>
-            <w:tcW w:type="dxa" w:w="1984"/>
-            <w:shd w:val="clear" w:color="auto" w:fill="FFFFFF"/>
-            <w:tcBorders>
-              <w:top w:val="single" w:sz="4" w:color="E2E8F0"/>
-              <w:left w:val="single" w:sz="4" w:color="E2E8F0"/>
-              <w:bottom w:val="single" w:sz="4" w:color="E2E8F0"/>
-              <w:right w:val="single" w:sz="4" w:color="E2E8F0"/>
-              <w:insideH w:val="single" w:sz="4" w:color="E2E8F0"/>
-              <w:insideV w:val="single" w:sz="4" w:color="E2E8F0"/>
-            </w:tcBorders>
-          </w:tcPr>
-          <w:p>
-            <w:r>
-              <w:rPr>
-                <w:color w:val="1E293B"/>
-                <w:sz w:val="18"/>
-              </w:rPr>
-              <w:t>''</w:t>
-            </w:r>
-          </w:p>
-        </w:tc>
-        <w:tc>
-          <w:tcPr>
-            <w:tcW w:type="dxa" w:w="4535"/>
-            <w:shd w:val="clear" w:color="auto" w:fill="FFFFFF"/>
-            <w:tcBorders>
-              <w:top w:val="single" w:sz="4" w:color="E2E8F0"/>
-              <w:left w:val="single" w:sz="4" w:color="E2E8F0"/>
-              <w:bottom w:val="single" w:sz="4" w:color="E2E8F0"/>
-              <w:right w:val="single" w:sz="4" w:color="E2E8F0"/>
-              <w:insideH w:val="single" w:sz="4" w:color="E2E8F0"/>
-              <w:insideV w:val="single" w:sz="4" w:color="E2E8F0"/>
-            </w:tcBorders>
-          </w:tcPr>
-          <w:p>
-            <w:r>
-              <w:rPr>
-                <w:color w:val="1E293B"/>
-                <w:sz w:val="18"/>
-              </w:rPr>
-              <w:t>Произвольная гарнитура (переопределяет всё)</w:t>
-            </w:r>
-          </w:p>
-        </w:tc>
-      </w:tr>
-      <w:tr>
-        <w:tc>
-          <w:tcPr>
-            <w:tcW w:type="dxa" w:w="2551"/>
-            <w:shd w:val="clear" w:color="auto" w:fill="F8FAFC"/>
-            <w:tcBorders>
-              <w:top w:val="single" w:sz="4" w:color="E2E8F0"/>
-              <w:left w:val="single" w:sz="4" w:color="E2E8F0"/>
-              <w:bottom w:val="single" w:sz="4" w:color="E2E8F0"/>
-              <w:right w:val="single" w:sz="4" w:color="E2E8F0"/>
-              <w:insideH w:val="single" w:sz="4" w:color="E2E8F0"/>
-              <w:insideV w:val="single" w:sz="4" w:color="E2E8F0"/>
-            </w:tcBorders>
-          </w:tcPr>
-          <w:p>
-            <w:r>
-              <w:rPr>
-                <w:b/>
-                <w:color w:val="2D3A8C"/>
-                <w:sz w:val="18"/>
-              </w:rPr>
-              <w:t>fontSize</w:t>
-            </w:r>
-          </w:p>
-        </w:tc>
-        <w:tc>
-          <w:tcPr>
-            <w:tcW w:type="dxa" w:w="1417"/>
-            <w:shd w:val="clear" w:color="auto" w:fill="F8FAFC"/>
-            <w:tcBorders>
-              <w:top w:val="single" w:sz="4" w:color="E2E8F0"/>
-              <w:left w:val="single" w:sz="4" w:color="E2E8F0"/>
-              <w:bottom w:val="single" w:sz="4" w:color="E2E8F0"/>
-              <w:right w:val="single" w:sz="4" w:color="E2E8F0"/>
-              <w:insideH w:val="single" w:sz="4" w:color="E2E8F0"/>
-              <w:insideV w:val="single" w:sz="4" w:color="E2E8F0"/>
-            </w:tcBorders>
-          </w:tcPr>
-          <w:p>
-            <w:r>
-              <w:rPr>
-                <w:color w:val="1E293B"/>
-                <w:sz w:val="18"/>
-              </w:rPr>
-              <w:t>String</w:t>
-            </w:r>
-          </w:p>
-        </w:tc>
-        <w:tc>
-          <w:tcPr>
-            <w:tcW w:type="dxa" w:w="1984"/>
-            <w:shd w:val="clear" w:color="auto" w:fill="F8FAFC"/>
-            <w:tcBorders>
-              <w:top w:val="single" w:sz="4" w:color="E2E8F0"/>
-              <w:left w:val="single" w:sz="4" w:color="E2E8F0"/>
-              <w:bottom w:val="single" w:sz="4" w:color="E2E8F0"/>
-              <w:right w:val="single" w:sz="4" w:color="E2E8F0"/>
-              <w:insideH w:val="single" w:sz="4" w:color="E2E8F0"/>
-              <w:insideV w:val="single" w:sz="4" w:color="E2E8F0"/>
-            </w:tcBorders>
-          </w:tcPr>
-          <w:p>
-            <w:r>
-              <w:rPr>
-                <w:color w:val="1E293B"/>
-                <w:sz w:val="18"/>
-              </w:rPr>
-              <w:t>14px</w:t>
-            </w:r>
-          </w:p>
-        </w:tc>
-        <w:tc>
-          <w:tcPr>
-            <w:tcW w:type="dxa" w:w="4535"/>
-            <w:shd w:val="clear" w:color="auto" w:fill="F8FAFC"/>
-            <w:tcBorders>
-              <w:top w:val="single" w:sz="4" w:color="E2E8F0"/>
-              <w:left w:val="single" w:sz="4" w:color="E2E8F0"/>
-              <w:bottom w:val="single" w:sz="4" w:color="E2E8F0"/>
-              <w:right w:val="single" w:sz="4" w:color="E2E8F0"/>
-              <w:insideH w:val="single" w:sz="4" w:color="E2E8F0"/>
-              <w:insideV w:val="single" w:sz="4" w:color="E2E8F0"/>
-            </w:tcBorders>
-          </w:tcPr>
-          <w:p>
-            <w:r>
-              <w:rPr>
-                <w:color w:val="1E293B"/>
-                <w:sz w:val="18"/>
-              </w:rPr>
-              <w:t>Размер шрифта</w:t>
-            </w:r>
-          </w:p>
-        </w:tc>
-      </w:tr>
-      <w:tr>
-        <w:tc>
-          <w:tcPr>
-            <w:tcW w:type="dxa" w:w="2551"/>
-            <w:shd w:val="clear" w:color="auto" w:fill="FFFFFF"/>
-            <w:tcBorders>
-              <w:top w:val="single" w:sz="4" w:color="E2E8F0"/>
-              <w:left w:val="single" w:sz="4" w:color="E2E8F0"/>
-              <w:bottom w:val="single" w:sz="4" w:color="E2E8F0"/>
-              <w:right w:val="single" w:sz="4" w:color="E2E8F0"/>
-              <w:insideH w:val="single" w:sz="4" w:color="E2E8F0"/>
-              <w:insideV w:val="single" w:sz="4" w:color="E2E8F0"/>
-            </w:tcBorders>
-          </w:tcPr>
-          <w:p>
-            <w:r>
-              <w:rPr>
-                <w:b/>
-                <w:color w:val="2D3A8C"/>
-                <w:sz w:val="18"/>
-              </w:rPr>
-              <w:t>fontWeight</w:t>
-            </w:r>
-          </w:p>
-        </w:tc>
-        <w:tc>
-          <w:tcPr>
-            <w:tcW w:type="dxa" w:w="1417"/>
-            <w:shd w:val="clear" w:color="auto" w:fill="FFFFFF"/>
-            <w:tcBorders>
-              <w:top w:val="single" w:sz="4" w:color="E2E8F0"/>
-              <w:left w:val="single" w:sz="4" w:color="E2E8F0"/>
-              <w:bottom w:val="single" w:sz="4" w:color="E2E8F0"/>
-              <w:right w:val="single" w:sz="4" w:color="E2E8F0"/>
-              <w:insideH w:val="single" w:sz="4" w:color="E2E8F0"/>
-              <w:insideV w:val="single" w:sz="4" w:color="E2E8F0"/>
-            </w:tcBorders>
-          </w:tcPr>
-          <w:p>
-            <w:r>
-              <w:rPr>
-                <w:color w:val="1E293B"/>
-                <w:sz w:val="18"/>
-              </w:rPr>
-              <w:t>Number</w:t>
-            </w:r>
-          </w:p>
-        </w:tc>
-        <w:tc>
-          <w:tcPr>
-            <w:tcW w:type="dxa" w:w="1984"/>
-            <w:shd w:val="clear" w:color="auto" w:fill="FFFFFF"/>
-            <w:tcBorders>
-              <w:top w:val="single" w:sz="4" w:color="E2E8F0"/>
-              <w:left w:val="single" w:sz="4" w:color="E2E8F0"/>
-              <w:bottom w:val="single" w:sz="4" w:color="E2E8F0"/>
-              <w:right w:val="single" w:sz="4" w:color="E2E8F0"/>
-              <w:insideH w:val="single" w:sz="4" w:color="E2E8F0"/>
-              <w:insideV w:val="single" w:sz="4" w:color="E2E8F0"/>
-            </w:tcBorders>
-          </w:tcPr>
-          <w:p>
-            <w:r>
-              <w:rPr>
-                <w:color w:val="1E293B"/>
-                <w:sz w:val="18"/>
-              </w:rPr>
-              <w:t>400</w:t>
-            </w:r>
-          </w:p>
-        </w:tc>
-        <w:tc>
-          <w:tcPr>
-            <w:tcW w:type="dxa" w:w="4535"/>
-            <w:shd w:val="clear" w:color="auto" w:fill="FFFFFF"/>
-            <w:tcBorders>
-              <w:top w:val="single" w:sz="4" w:color="E2E8F0"/>
-              <w:left w:val="single" w:sz="4" w:color="E2E8F0"/>
-              <w:bottom w:val="single" w:sz="4" w:color="E2E8F0"/>
-              <w:right w:val="single" w:sz="4" w:color="E2E8F0"/>
-              <w:insideH w:val="single" w:sz="4" w:color="E2E8F0"/>
-              <w:insideV w:val="single" w:sz="4" w:color="E2E8F0"/>
-            </w:tcBorders>
-          </w:tcPr>
-          <w:p>
-            <w:r>
-              <w:rPr>
-                <w:color w:val="1E293B"/>
-                <w:sz w:val="18"/>
-              </w:rPr>
-              <w:t>Толщина шрифта</w:t>
-            </w:r>
-          </w:p>
-        </w:tc>
-      </w:tr>
-      <w:tr>
-        <w:tc>
-          <w:tcPr>
-            <w:tcW w:type="dxa" w:w="2551"/>
-            <w:shd w:val="clear" w:color="auto" w:fill="F8FAFC"/>
-            <w:tcBorders>
-              <w:top w:val="single" w:sz="4" w:color="E2E8F0"/>
-              <w:left w:val="single" w:sz="4" w:color="E2E8F0"/>
-              <w:bottom w:val="single" w:sz="4" w:color="E2E8F0"/>
-              <w:right w:val="single" w:sz="4" w:color="E2E8F0"/>
-              <w:insideH w:val="single" w:sz="4" w:color="E2E8F0"/>
-              <w:insideV w:val="single" w:sz="4" w:color="E2E8F0"/>
-            </w:tcBorders>
-          </w:tcPr>
-          <w:p>
-            <w:r>
-              <w:rPr>
-                <w:b/>
-                <w:color w:val="2D3A8C"/>
-                <w:sz w:val="18"/>
-              </w:rPr>
-              <w:t>lineHeight</w:t>
-            </w:r>
-          </w:p>
-        </w:tc>
-        <w:tc>
-          <w:tcPr>
-            <w:tcW w:type="dxa" w:w="1417"/>
-            <w:shd w:val="clear" w:color="auto" w:fill="F8FAFC"/>
-            <w:tcBorders>
-              <w:top w:val="single" w:sz="4" w:color="E2E8F0"/>
-              <w:left w:val="single" w:sz="4" w:color="E2E8F0"/>
-              <w:bottom w:val="single" w:sz="4" w:color="E2E8F0"/>
-              <w:right w:val="single" w:sz="4" w:color="E2E8F0"/>
-              <w:insideH w:val="single" w:sz="4" w:color="E2E8F0"/>
-              <w:insideV w:val="single" w:sz="4" w:color="E2E8F0"/>
-            </w:tcBorders>
-          </w:tcPr>
-          <w:p>
-            <w:r>
-              <w:rPr>
-                <w:color w:val="1E293B"/>
-                <w:sz w:val="18"/>
-              </w:rPr>
-              <w:t>Number</w:t>
-            </w:r>
-          </w:p>
-        </w:tc>
-        <w:tc>
-          <w:tcPr>
-            <w:tcW w:type="dxa" w:w="1984"/>
-            <w:shd w:val="clear" w:color="auto" w:fill="F8FAFC"/>
-            <w:tcBorders>
-              <w:top w:val="single" w:sz="4" w:color="E2E8F0"/>
-              <w:left w:val="single" w:sz="4" w:color="E2E8F0"/>
-              <w:bottom w:val="single" w:sz="4" w:color="E2E8F0"/>
-              <w:right w:val="single" w:sz="4" w:color="E2E8F0"/>
-              <w:insideH w:val="single" w:sz="4" w:color="E2E8F0"/>
-              <w:insideV w:val="single" w:sz="4" w:color="E2E8F0"/>
-            </w:tcBorders>
-          </w:tcPr>
-          <w:p>
-            <w:r>
-              <w:rPr>
-                <w:color w:val="1E293B"/>
-                <w:sz w:val="18"/>
-              </w:rPr>
-              <w:t>1.5</w:t>
-            </w:r>
-          </w:p>
-        </w:tc>
-        <w:tc>
-          <w:tcPr>
-            <w:tcW w:type="dxa" w:w="4535"/>
-            <w:shd w:val="clear" w:color="auto" w:fill="F8FAFC"/>
-            <w:tcBorders>
-              <w:top w:val="single" w:sz="4" w:color="E2E8F0"/>
-              <w:left w:val="single" w:sz="4" w:color="E2E8F0"/>
-              <w:bottom w:val="single" w:sz="4" w:color="E2E8F0"/>
-              <w:right w:val="single" w:sz="4" w:color="E2E8F0"/>
-              <w:insideH w:val="single" w:sz="4" w:color="E2E8F0"/>
-              <w:insideV w:val="single" w:sz="4" w:color="E2E8F0"/>
-            </w:tcBorders>
-          </w:tcPr>
-          <w:p>
-            <w:r>
-              <w:rPr>
-                <w:color w:val="1E293B"/>
-                <w:sz w:val="18"/>
-              </w:rPr>
-              <w:t>Межстрочный интервал</w:t>
-            </w:r>
-          </w:p>
-        </w:tc>
-      </w:tr>
-      <w:tr>
-        <w:tc>
-          <w:tcPr>
-            <w:tcW w:type="dxa" w:w="2551"/>
-            <w:shd w:val="clear" w:color="auto" w:fill="FFFFFF"/>
-            <w:tcBorders>
-              <w:top w:val="single" w:sz="4" w:color="E2E8F0"/>
-              <w:left w:val="single" w:sz="4" w:color="E2E8F0"/>
-              <w:bottom w:val="single" w:sz="4" w:color="E2E8F0"/>
-              <w:right w:val="single" w:sz="4" w:color="E2E8F0"/>
-              <w:insideH w:val="single" w:sz="4" w:color="E2E8F0"/>
-              <w:insideV w:val="single" w:sz="4" w:color="E2E8F0"/>
-            </w:tcBorders>
-          </w:tcPr>
-          <w:p>
-            <w:r>
-              <w:rPr>
-                <w:b/>
-                <w:color w:val="2D3A8C"/>
-                <w:sz w:val="18"/>
-              </w:rPr>
-              <w:t>textAlign</w:t>
-            </w:r>
-          </w:p>
-        </w:tc>
-        <w:tc>
-          <w:tcPr>
-            <w:tcW w:type="dxa" w:w="1417"/>
-            <w:shd w:val="clear" w:color="auto" w:fill="FFFFFF"/>
-            <w:tcBorders>
-              <w:top w:val="single" w:sz="4" w:color="E2E8F0"/>
-              <w:left w:val="single" w:sz="4" w:color="E2E8F0"/>
-              <w:bottom w:val="single" w:sz="4" w:color="E2E8F0"/>
-              <w:right w:val="single" w:sz="4" w:color="E2E8F0"/>
-              <w:insideH w:val="single" w:sz="4" w:color="E2E8F0"/>
-              <w:insideV w:val="single" w:sz="4" w:color="E2E8F0"/>
-            </w:tcBorders>
-          </w:tcPr>
-          <w:p>
-            <w:r>
-              <w:rPr>
-                <w:color w:val="1E293B"/>
-                <w:sz w:val="18"/>
-              </w:rPr>
-              <w:t>String</w:t>
-            </w:r>
-          </w:p>
-        </w:tc>
-        <w:tc>
-          <w:tcPr>
-            <w:tcW w:type="dxa" w:w="1984"/>
-            <w:shd w:val="clear" w:color="auto" w:fill="FFFFFF"/>
-            <w:tcBorders>
-              <w:top w:val="single" w:sz="4" w:color="E2E8F0"/>
-              <w:left w:val="single" w:sz="4" w:color="E2E8F0"/>
-              <w:bottom w:val="single" w:sz="4" w:color="E2E8F0"/>
-              <w:right w:val="single" w:sz="4" w:color="E2E8F0"/>
-              <w:insideH w:val="single" w:sz="4" w:color="E2E8F0"/>
-              <w:insideV w:val="single" w:sz="4" w:color="E2E8F0"/>
-            </w:tcBorders>
-          </w:tcPr>
-          <w:p>
-            <w:r>
-              <w:rPr>
-                <w:color w:val="1E293B"/>
-                <w:sz w:val="18"/>
-              </w:rPr>
-              <w:t>left</w:t>
-            </w:r>
-          </w:p>
-        </w:tc>
-        <w:tc>
-          <w:tcPr>
-            <w:tcW w:type="dxa" w:w="4535"/>
-            <w:shd w:val="clear" w:color="auto" w:fill="FFFFFF"/>
-            <w:tcBorders>
-              <w:top w:val="single" w:sz="4" w:color="E2E8F0"/>
-              <w:left w:val="single" w:sz="4" w:color="E2E8F0"/>
-              <w:bottom w:val="single" w:sz="4" w:color="E2E8F0"/>
-              <w:right w:val="single" w:sz="4" w:color="E2E8F0"/>
-              <w:insideH w:val="single" w:sz="4" w:color="E2E8F0"/>
-              <w:insideV w:val="single" w:sz="4" w:color="E2E8F0"/>
-            </w:tcBorders>
-          </w:tcPr>
-          <w:p>
-            <w:r>
-              <w:rPr>
-                <w:color w:val="1E293B"/>
-                <w:sz w:val="18"/>
-              </w:rPr>
-              <w:t>Выравнивание текста</w:t>
-            </w:r>
-          </w:p>
-        </w:tc>
-      </w:tr>
-    </w:tbl>
-    <w:p/>
     <w:p>
+      <w:pPr>
+        <w:pStyle w:val="ListNumber"/>
+      </w:pPr>
       <w:r>
         <w:rPr>
-          <w:b/>
-          <w:color w:val="1E293B"/>
-          <w:sz w:val="22"/>
+          <w:sz w:val="21"/>
         </w:rPr>
-        <w:t>Метаданные</w:t>
+        <w:t>Активируйте «Отображение метаданных» чтобы включить блок метаданных.</w:t>
       </w:r>
     </w:p>
-    <w:tbl>
-      <w:tblPr>
-        <w:tblW w:type="auto" w:w="0"/>
-        <w:jc w:val="left"/>
-        <w:tblLook w:firstColumn="1" w:firstRow="1" w:lastColumn="0" w:lastRow="0" w:noHBand="0" w:noVBand="1" w:val="04A0"/>
-      </w:tblPr>
-      <w:tblGrid>
-        <w:gridCol w:w="2351"/>
-        <w:gridCol w:w="2351"/>
-        <w:gridCol w:w="2351"/>
-        <w:gridCol w:w="2351"/>
-      </w:tblGrid>
-      <w:tr>
-        <w:tc>
-          <w:tcPr>
-            <w:tcW w:type="dxa" w:w="2551"/>
-            <w:shd w:val="clear" w:color="auto" w:fill="4F6AFF"/>
-            <w:tcBorders>
-              <w:top w:val="single" w:sz="4" w:color="3A56F0"/>
-              <w:left w:val="single" w:sz="4" w:color="3A56F0"/>
-              <w:bottom w:val="single" w:sz="4" w:color="3A56F0"/>
-              <w:right w:val="single" w:sz="4" w:color="3A56F0"/>
-              <w:insideH w:val="single" w:sz="4" w:color="3A56F0"/>
-              <w:insideV w:val="single" w:sz="4" w:color="3A56F0"/>
-            </w:tcBorders>
-          </w:tcPr>
-          <w:p>
-            <w:pPr>
-              <w:jc w:val="left"/>
-            </w:pPr>
-            <w:r>
-              <w:rPr>
-                <w:b/>
-                <w:color w:val="FFFFFF"/>
-                <w:sz w:val="18"/>
-              </w:rPr>
-              <w:t>Параметр</w:t>
-            </w:r>
-          </w:p>
-        </w:tc>
-        <w:tc>
-          <w:tcPr>
-            <w:tcW w:type="dxa" w:w="1417"/>
-            <w:shd w:val="clear" w:color="auto" w:fill="4F6AFF"/>
-            <w:tcBorders>
-              <w:top w:val="single" w:sz="4" w:color="3A56F0"/>
-              <w:left w:val="single" w:sz="4" w:color="3A56F0"/>
-              <w:bottom w:val="single" w:sz="4" w:color="3A56F0"/>
-              <w:right w:val="single" w:sz="4" w:color="3A56F0"/>
-              <w:insideH w:val="single" w:sz="4" w:color="3A56F0"/>
-              <w:insideV w:val="single" w:sz="4" w:color="3A56F0"/>
-            </w:tcBorders>
-          </w:tcPr>
-          <w:p>
-            <w:pPr>
-              <w:jc w:val="left"/>
-            </w:pPr>
-            <w:r>
-              <w:rPr>
-                <w:b/>
-                <w:color w:val="FFFFFF"/>
-                <w:sz w:val="18"/>
-              </w:rPr>
-              <w:t>Тип</w:t>
-            </w:r>
-          </w:p>
-        </w:tc>
-        <w:tc>
-          <w:tcPr>
-            <w:tcW w:type="dxa" w:w="1984"/>
-            <w:shd w:val="clear" w:color="auto" w:fill="4F6AFF"/>
-            <w:tcBorders>
-              <w:top w:val="single" w:sz="4" w:color="3A56F0"/>
-              <w:left w:val="single" w:sz="4" w:color="3A56F0"/>
-              <w:bottom w:val="single" w:sz="4" w:color="3A56F0"/>
-              <w:right w:val="single" w:sz="4" w:color="3A56F0"/>
-              <w:insideH w:val="single" w:sz="4" w:color="3A56F0"/>
-              <w:insideV w:val="single" w:sz="4" w:color="3A56F0"/>
-            </w:tcBorders>
-          </w:tcPr>
-          <w:p>
-            <w:pPr>
-              <w:jc w:val="left"/>
-            </w:pPr>
-            <w:r>
-              <w:rPr>
-                <w:b/>
-                <w:color w:val="FFFFFF"/>
-                <w:sz w:val="18"/>
-              </w:rPr>
-              <w:t>Умолчание</w:t>
-            </w:r>
-          </w:p>
-        </w:tc>
-        <w:tc>
-          <w:tcPr>
-            <w:tcW w:type="dxa" w:w="4535"/>
-            <w:shd w:val="clear" w:color="auto" w:fill="4F6AFF"/>
-            <w:tcBorders>
-              <w:top w:val="single" w:sz="4" w:color="3A56F0"/>
-              <w:left w:val="single" w:sz="4" w:color="3A56F0"/>
-              <w:bottom w:val="single" w:sz="4" w:color="3A56F0"/>
-              <w:right w:val="single" w:sz="4" w:color="3A56F0"/>
-              <w:insideH w:val="single" w:sz="4" w:color="3A56F0"/>
-              <w:insideV w:val="single" w:sz="4" w:color="3A56F0"/>
-            </w:tcBorders>
-          </w:tcPr>
-          <w:p>
-            <w:pPr>
-              <w:jc w:val="left"/>
-            </w:pPr>
-            <w:r>
-              <w:rPr>
-                <w:b/>
-                <w:color w:val="FFFFFF"/>
-                <w:sz w:val="18"/>
-              </w:rPr>
-              <w:t>Описание</w:t>
-            </w:r>
-          </w:p>
-        </w:tc>
-      </w:tr>
-      <w:tr>
-        <w:tc>
-          <w:tcPr>
-            <w:tcW w:type="dxa" w:w="2551"/>
-            <w:shd w:val="clear" w:color="auto" w:fill="FFFFFF"/>
-            <w:tcBorders>
-              <w:top w:val="single" w:sz="4" w:color="E2E8F0"/>
-              <w:left w:val="single" w:sz="4" w:color="E2E8F0"/>
-              <w:bottom w:val="single" w:sz="4" w:color="E2E8F0"/>
-              <w:right w:val="single" w:sz="4" w:color="E2E8F0"/>
-              <w:insideH w:val="single" w:sz="4" w:color="E2E8F0"/>
-              <w:insideV w:val="single" w:sz="4" w:color="E2E8F0"/>
-            </w:tcBorders>
-          </w:tcPr>
-          <w:p>
-            <w:r>
-              <w:rPr>
-                <w:b/>
-                <w:color w:val="2D3A8C"/>
-                <w:sz w:val="18"/>
-              </w:rPr>
-              <w:t>showMetadata</w:t>
-            </w:r>
-          </w:p>
-        </w:tc>
-        <w:tc>
-          <w:tcPr>
-            <w:tcW w:type="dxa" w:w="1417"/>
-            <w:shd w:val="clear" w:color="auto" w:fill="FFFFFF"/>
-            <w:tcBorders>
-              <w:top w:val="single" w:sz="4" w:color="E2E8F0"/>
-              <w:left w:val="single" w:sz="4" w:color="E2E8F0"/>
-              <w:bottom w:val="single" w:sz="4" w:color="E2E8F0"/>
-              <w:right w:val="single" w:sz="4" w:color="E2E8F0"/>
-              <w:insideH w:val="single" w:sz="4" w:color="E2E8F0"/>
-              <w:insideV w:val="single" w:sz="4" w:color="E2E8F0"/>
-            </w:tcBorders>
-          </w:tcPr>
-          <w:p>
-            <w:r>
-              <w:rPr>
-                <w:color w:val="1E293B"/>
-                <w:sz w:val="18"/>
-              </w:rPr>
-              <w:t>Boolean</w:t>
-            </w:r>
-          </w:p>
-        </w:tc>
-        <w:tc>
-          <w:tcPr>
-            <w:tcW w:type="dxa" w:w="1984"/>
-            <w:shd w:val="clear" w:color="auto" w:fill="FFFFFF"/>
-            <w:tcBorders>
-              <w:top w:val="single" w:sz="4" w:color="E2E8F0"/>
-              <w:left w:val="single" w:sz="4" w:color="E2E8F0"/>
-              <w:bottom w:val="single" w:sz="4" w:color="E2E8F0"/>
-              <w:right w:val="single" w:sz="4" w:color="E2E8F0"/>
-              <w:insideH w:val="single" w:sz="4" w:color="E2E8F0"/>
-              <w:insideV w:val="single" w:sz="4" w:color="E2E8F0"/>
-            </w:tcBorders>
-          </w:tcPr>
-          <w:p>
-            <w:r>
-              <w:rPr>
-                <w:color w:val="1E293B"/>
-                <w:sz w:val="18"/>
-              </w:rPr>
-              <w:t>true</w:t>
-            </w:r>
-          </w:p>
-        </w:tc>
-        <w:tc>
-          <w:tcPr>
-            <w:tcW w:type="dxa" w:w="4535"/>
-            <w:shd w:val="clear" w:color="auto" w:fill="FFFFFF"/>
-            <w:tcBorders>
-              <w:top w:val="single" w:sz="4" w:color="E2E8F0"/>
-              <w:left w:val="single" w:sz="4" w:color="E2E8F0"/>
-              <w:bottom w:val="single" w:sz="4" w:color="E2E8F0"/>
-              <w:right w:val="single" w:sz="4" w:color="E2E8F0"/>
-              <w:insideH w:val="single" w:sz="4" w:color="E2E8F0"/>
-              <w:insideV w:val="single" w:sz="4" w:color="E2E8F0"/>
-            </w:tcBorders>
-          </w:tcPr>
-          <w:p>
-            <w:r>
-              <w:rPr>
-                <w:color w:val="1E293B"/>
-                <w:sz w:val="18"/>
-              </w:rPr>
-              <w:t>Показывать блок метаданных</w:t>
-            </w:r>
-          </w:p>
-        </w:tc>
-      </w:tr>
-      <w:tr>
-        <w:tc>
-          <w:tcPr>
-            <w:tcW w:type="dxa" w:w="2551"/>
-            <w:shd w:val="clear" w:color="auto" w:fill="F8FAFC"/>
-            <w:tcBorders>
-              <w:top w:val="single" w:sz="4" w:color="E2E8F0"/>
-              <w:left w:val="single" w:sz="4" w:color="E2E8F0"/>
-              <w:bottom w:val="single" w:sz="4" w:color="E2E8F0"/>
-              <w:right w:val="single" w:sz="4" w:color="E2E8F0"/>
-              <w:insideH w:val="single" w:sz="4" w:color="E2E8F0"/>
-              <w:insideV w:val="single" w:sz="4" w:color="E2E8F0"/>
-            </w:tcBorders>
-          </w:tcPr>
-          <w:p>
-            <w:r>
-              <w:rPr>
-                <w:b/>
-                <w:color w:val="2D3A8C"/>
-                <w:sz w:val="18"/>
-              </w:rPr>
-              <w:t>metadataPosition</w:t>
-            </w:r>
-          </w:p>
-        </w:tc>
-        <w:tc>
-          <w:tcPr>
-            <w:tcW w:type="dxa" w:w="1417"/>
-            <w:shd w:val="clear" w:color="auto" w:fill="F8FAFC"/>
-            <w:tcBorders>
-              <w:top w:val="single" w:sz="4" w:color="E2E8F0"/>
-              <w:left w:val="single" w:sz="4" w:color="E2E8F0"/>
-              <w:bottom w:val="single" w:sz="4" w:color="E2E8F0"/>
-              <w:right w:val="single" w:sz="4" w:color="E2E8F0"/>
-              <w:insideH w:val="single" w:sz="4" w:color="E2E8F0"/>
-              <w:insideV w:val="single" w:sz="4" w:color="E2E8F0"/>
-            </w:tcBorders>
-          </w:tcPr>
-          <w:p>
-            <w:r>
-              <w:rPr>
-                <w:color w:val="1E293B"/>
-                <w:sz w:val="18"/>
-              </w:rPr>
-              <w:t>String</w:t>
-            </w:r>
-          </w:p>
-        </w:tc>
-        <w:tc>
-          <w:tcPr>
-            <w:tcW w:type="dxa" w:w="1984"/>
-            <w:shd w:val="clear" w:color="auto" w:fill="F8FAFC"/>
-            <w:tcBorders>
-              <w:top w:val="single" w:sz="4" w:color="E2E8F0"/>
-              <w:left w:val="single" w:sz="4" w:color="E2E8F0"/>
-              <w:bottom w:val="single" w:sz="4" w:color="E2E8F0"/>
-              <w:right w:val="single" w:sz="4" w:color="E2E8F0"/>
-              <w:insideH w:val="single" w:sz="4" w:color="E2E8F0"/>
-              <w:insideV w:val="single" w:sz="4" w:color="E2E8F0"/>
-            </w:tcBorders>
-          </w:tcPr>
-          <w:p>
-            <w:r>
-              <w:rPr>
-                <w:color w:val="1E293B"/>
-                <w:sz w:val="18"/>
-              </w:rPr>
-              <w:t>bottom</w:t>
-            </w:r>
-          </w:p>
-        </w:tc>
-        <w:tc>
-          <w:tcPr>
-            <w:tcW w:type="dxa" w:w="4535"/>
-            <w:shd w:val="clear" w:color="auto" w:fill="F8FAFC"/>
-            <w:tcBorders>
-              <w:top w:val="single" w:sz="4" w:color="E2E8F0"/>
-              <w:left w:val="single" w:sz="4" w:color="E2E8F0"/>
-              <w:bottom w:val="single" w:sz="4" w:color="E2E8F0"/>
-              <w:right w:val="single" w:sz="4" w:color="E2E8F0"/>
-              <w:insideH w:val="single" w:sz="4" w:color="E2E8F0"/>
-              <w:insideV w:val="single" w:sz="4" w:color="E2E8F0"/>
-            </w:tcBorders>
-          </w:tcPr>
-          <w:p>
-            <w:r>
-              <w:rPr>
-                <w:color w:val="1E293B"/>
-                <w:sz w:val="18"/>
-              </w:rPr>
-              <w:t>Позиция: top / bottom</w:t>
-            </w:r>
-          </w:p>
-        </w:tc>
-      </w:tr>
-      <w:tr>
-        <w:tc>
-          <w:tcPr>
-            <w:tcW w:type="dxa" w:w="2551"/>
-            <w:shd w:val="clear" w:color="auto" w:fill="FFFFFF"/>
-            <w:tcBorders>
-              <w:top w:val="single" w:sz="4" w:color="E2E8F0"/>
-              <w:left w:val="single" w:sz="4" w:color="E2E8F0"/>
-              <w:bottom w:val="single" w:sz="4" w:color="E2E8F0"/>
-              <w:right w:val="single" w:sz="4" w:color="E2E8F0"/>
-              <w:insideH w:val="single" w:sz="4" w:color="E2E8F0"/>
-              <w:insideV w:val="single" w:sz="4" w:color="E2E8F0"/>
-            </w:tcBorders>
-          </w:tcPr>
-          <w:p>
-            <w:r>
-              <w:rPr>
-                <w:b/>
-                <w:color w:val="2D3A8C"/>
-                <w:sz w:val="18"/>
-              </w:rPr>
-              <w:t>createdAt</w:t>
-            </w:r>
-          </w:p>
-        </w:tc>
-        <w:tc>
-          <w:tcPr>
-            <w:tcW w:type="dxa" w:w="1417"/>
-            <w:shd w:val="clear" w:color="auto" w:fill="FFFFFF"/>
-            <w:tcBorders>
-              <w:top w:val="single" w:sz="4" w:color="E2E8F0"/>
-              <w:left w:val="single" w:sz="4" w:color="E2E8F0"/>
-              <w:bottom w:val="single" w:sz="4" w:color="E2E8F0"/>
-              <w:right w:val="single" w:sz="4" w:color="E2E8F0"/>
-              <w:insideH w:val="single" w:sz="4" w:color="E2E8F0"/>
-              <w:insideV w:val="single" w:sz="4" w:color="E2E8F0"/>
-            </w:tcBorders>
-          </w:tcPr>
-          <w:p>
-            <w:r>
-              <w:rPr>
-                <w:color w:val="1E293B"/>
-                <w:sz w:val="18"/>
-              </w:rPr>
-              <w:t>String</w:t>
-            </w:r>
-          </w:p>
-        </w:tc>
-        <w:tc>
-          <w:tcPr>
-            <w:tcW w:type="dxa" w:w="1984"/>
-            <w:shd w:val="clear" w:color="auto" w:fill="FFFFFF"/>
-            <w:tcBorders>
-              <w:top w:val="single" w:sz="4" w:color="E2E8F0"/>
-              <w:left w:val="single" w:sz="4" w:color="E2E8F0"/>
-              <w:bottom w:val="single" w:sz="4" w:color="E2E8F0"/>
-              <w:right w:val="single" w:sz="4" w:color="E2E8F0"/>
-              <w:insideH w:val="single" w:sz="4" w:color="E2E8F0"/>
-              <w:insideV w:val="single" w:sz="4" w:color="E2E8F0"/>
-            </w:tcBorders>
-          </w:tcPr>
-          <w:p>
-            <w:r>
-              <w:rPr>
-                <w:color w:val="1E293B"/>
-                <w:sz w:val="18"/>
-              </w:rPr>
-              <w:t>''</w:t>
-            </w:r>
-          </w:p>
-        </w:tc>
-        <w:tc>
-          <w:tcPr>
-            <w:tcW w:type="dxa" w:w="4535"/>
-            <w:shd w:val="clear" w:color="auto" w:fill="FFFFFF"/>
-            <w:tcBorders>
-              <w:top w:val="single" w:sz="4" w:color="E2E8F0"/>
-              <w:left w:val="single" w:sz="4" w:color="E2E8F0"/>
-              <w:bottom w:val="single" w:sz="4" w:color="E2E8F0"/>
-              <w:right w:val="single" w:sz="4" w:color="E2E8F0"/>
-              <w:insideH w:val="single" w:sz="4" w:color="E2E8F0"/>
-              <w:insideV w:val="single" w:sz="4" w:color="E2E8F0"/>
-            </w:tcBorders>
-          </w:tcPr>
-          <w:p>
-            <w:r>
-              <w:rPr>
-                <w:color w:val="1E293B"/>
-                <w:sz w:val="18"/>
-              </w:rPr>
-              <w:t>Дата создания (ISO)</w:t>
-            </w:r>
-          </w:p>
-        </w:tc>
-      </w:tr>
-      <w:tr>
-        <w:tc>
-          <w:tcPr>
-            <w:tcW w:type="dxa" w:w="2551"/>
-            <w:shd w:val="clear" w:color="auto" w:fill="F8FAFC"/>
-            <w:tcBorders>
-              <w:top w:val="single" w:sz="4" w:color="E2E8F0"/>
-              <w:left w:val="single" w:sz="4" w:color="E2E8F0"/>
-              <w:bottom w:val="single" w:sz="4" w:color="E2E8F0"/>
-              <w:right w:val="single" w:sz="4" w:color="E2E8F0"/>
-              <w:insideH w:val="single" w:sz="4" w:color="E2E8F0"/>
-              <w:insideV w:val="single" w:sz="4" w:color="E2E8F0"/>
-            </w:tcBorders>
-          </w:tcPr>
-          <w:p>
-            <w:r>
-              <w:rPr>
-                <w:b/>
-                <w:color w:val="2D3A8C"/>
-                <w:sz w:val="18"/>
-              </w:rPr>
-              <w:t>modifiedAt</w:t>
-            </w:r>
-          </w:p>
-        </w:tc>
-        <w:tc>
-          <w:tcPr>
-            <w:tcW w:type="dxa" w:w="1417"/>
-            <w:shd w:val="clear" w:color="auto" w:fill="F8FAFC"/>
-            <w:tcBorders>
-              <w:top w:val="single" w:sz="4" w:color="E2E8F0"/>
-              <w:left w:val="single" w:sz="4" w:color="E2E8F0"/>
-              <w:bottom w:val="single" w:sz="4" w:color="E2E8F0"/>
-              <w:right w:val="single" w:sz="4" w:color="E2E8F0"/>
-              <w:insideH w:val="single" w:sz="4" w:color="E2E8F0"/>
-              <w:insideV w:val="single" w:sz="4" w:color="E2E8F0"/>
-            </w:tcBorders>
-          </w:tcPr>
-          <w:p>
-            <w:r>
-              <w:rPr>
-                <w:color w:val="1E293B"/>
-                <w:sz w:val="18"/>
-              </w:rPr>
-              <w:t>String</w:t>
-            </w:r>
-          </w:p>
-        </w:tc>
-        <w:tc>
-          <w:tcPr>
-            <w:tcW w:type="dxa" w:w="1984"/>
-            <w:shd w:val="clear" w:color="auto" w:fill="F8FAFC"/>
-            <w:tcBorders>
-              <w:top w:val="single" w:sz="4" w:color="E2E8F0"/>
-              <w:left w:val="single" w:sz="4" w:color="E2E8F0"/>
-              <w:bottom w:val="single" w:sz="4" w:color="E2E8F0"/>
-              <w:right w:val="single" w:sz="4" w:color="E2E8F0"/>
-              <w:insideH w:val="single" w:sz="4" w:color="E2E8F0"/>
-              <w:insideV w:val="single" w:sz="4" w:color="E2E8F0"/>
-            </w:tcBorders>
-          </w:tcPr>
-          <w:p>
-            <w:r>
-              <w:rPr>
-                <w:color w:val="1E293B"/>
-                <w:sz w:val="18"/>
-              </w:rPr>
-              <w:t>''</w:t>
-            </w:r>
-          </w:p>
-        </w:tc>
-        <w:tc>
-          <w:tcPr>
-            <w:tcW w:type="dxa" w:w="4535"/>
-            <w:shd w:val="clear" w:color="auto" w:fill="F8FAFC"/>
-            <w:tcBorders>
-              <w:top w:val="single" w:sz="4" w:color="E2E8F0"/>
-              <w:left w:val="single" w:sz="4" w:color="E2E8F0"/>
-              <w:bottom w:val="single" w:sz="4" w:color="E2E8F0"/>
-              <w:right w:val="single" w:sz="4" w:color="E2E8F0"/>
-              <w:insideH w:val="single" w:sz="4" w:color="E2E8F0"/>
-              <w:insideV w:val="single" w:sz="4" w:color="E2E8F0"/>
-            </w:tcBorders>
-          </w:tcPr>
-          <w:p>
-            <w:r>
-              <w:rPr>
-                <w:color w:val="1E293B"/>
-                <w:sz w:val="18"/>
-              </w:rPr>
-              <w:t>Дата изменения (ISO)</w:t>
-            </w:r>
-          </w:p>
-        </w:tc>
-      </w:tr>
-      <w:tr>
-        <w:tc>
-          <w:tcPr>
-            <w:tcW w:type="dxa" w:w="2551"/>
-            <w:shd w:val="clear" w:color="auto" w:fill="FFFFFF"/>
-            <w:tcBorders>
-              <w:top w:val="single" w:sz="4" w:color="E2E8F0"/>
-              <w:left w:val="single" w:sz="4" w:color="E2E8F0"/>
-              <w:bottom w:val="single" w:sz="4" w:color="E2E8F0"/>
-              <w:right w:val="single" w:sz="4" w:color="E2E8F0"/>
-              <w:insideH w:val="single" w:sz="4" w:color="E2E8F0"/>
-              <w:insideV w:val="single" w:sz="4" w:color="E2E8F0"/>
-            </w:tcBorders>
-          </w:tcPr>
-          <w:p>
-            <w:r>
-              <w:rPr>
-                <w:b/>
-                <w:color w:val="2D3A8C"/>
-                <w:sz w:val="18"/>
-              </w:rPr>
-              <w:t>author</w:t>
-            </w:r>
-          </w:p>
-        </w:tc>
-        <w:tc>
-          <w:tcPr>
-            <w:tcW w:type="dxa" w:w="1417"/>
-            <w:shd w:val="clear" w:color="auto" w:fill="FFFFFF"/>
-            <w:tcBorders>
-              <w:top w:val="single" w:sz="4" w:color="E2E8F0"/>
-              <w:left w:val="single" w:sz="4" w:color="E2E8F0"/>
-              <w:bottom w:val="single" w:sz="4" w:color="E2E8F0"/>
-              <w:right w:val="single" w:sz="4" w:color="E2E8F0"/>
-              <w:insideH w:val="single" w:sz="4" w:color="E2E8F0"/>
-              <w:insideV w:val="single" w:sz="4" w:color="E2E8F0"/>
-            </w:tcBorders>
-          </w:tcPr>
-          <w:p>
-            <w:r>
-              <w:rPr>
-                <w:color w:val="1E293B"/>
-                <w:sz w:val="18"/>
-              </w:rPr>
-              <w:t>String</w:t>
-            </w:r>
-          </w:p>
-        </w:tc>
-        <w:tc>
-          <w:tcPr>
-            <w:tcW w:type="dxa" w:w="1984"/>
-            <w:shd w:val="clear" w:color="auto" w:fill="FFFFFF"/>
-            <w:tcBorders>
-              <w:top w:val="single" w:sz="4" w:color="E2E8F0"/>
-              <w:left w:val="single" w:sz="4" w:color="E2E8F0"/>
-              <w:bottom w:val="single" w:sz="4" w:color="E2E8F0"/>
-              <w:right w:val="single" w:sz="4" w:color="E2E8F0"/>
-              <w:insideH w:val="single" w:sz="4" w:color="E2E8F0"/>
-              <w:insideV w:val="single" w:sz="4" w:color="E2E8F0"/>
-            </w:tcBorders>
-          </w:tcPr>
-          <w:p>
-            <w:r>
-              <w:rPr>
-                <w:color w:val="1E293B"/>
-                <w:sz w:val="18"/>
-              </w:rPr>
-              <w:t>''</w:t>
-            </w:r>
-          </w:p>
-        </w:tc>
-        <w:tc>
-          <w:tcPr>
-            <w:tcW w:type="dxa" w:w="4535"/>
-            <w:shd w:val="clear" w:color="auto" w:fill="FFFFFF"/>
-            <w:tcBorders>
-              <w:top w:val="single" w:sz="4" w:color="E2E8F0"/>
-              <w:left w:val="single" w:sz="4" w:color="E2E8F0"/>
-              <w:bottom w:val="single" w:sz="4" w:color="E2E8F0"/>
-              <w:right w:val="single" w:sz="4" w:color="E2E8F0"/>
-              <w:insideH w:val="single" w:sz="4" w:color="E2E8F0"/>
-              <w:insideV w:val="single" w:sz="4" w:color="E2E8F0"/>
-            </w:tcBorders>
-          </w:tcPr>
-          <w:p>
-            <w:r>
-              <w:rPr>
-                <w:color w:val="1E293B"/>
-                <w:sz w:val="18"/>
-              </w:rPr>
-              <w:t>Автор заметки</w:t>
-            </w:r>
-          </w:p>
-        </w:tc>
-      </w:tr>
-      <w:tr>
-        <w:tc>
-          <w:tcPr>
-            <w:tcW w:type="dxa" w:w="2551"/>
-            <w:shd w:val="clear" w:color="auto" w:fill="F8FAFC"/>
-            <w:tcBorders>
-              <w:top w:val="single" w:sz="4" w:color="E2E8F0"/>
-              <w:left w:val="single" w:sz="4" w:color="E2E8F0"/>
-              <w:bottom w:val="single" w:sz="4" w:color="E2E8F0"/>
-              <w:right w:val="single" w:sz="4" w:color="E2E8F0"/>
-              <w:insideH w:val="single" w:sz="4" w:color="E2E8F0"/>
-              <w:insideV w:val="single" w:sz="4" w:color="E2E8F0"/>
-            </w:tcBorders>
-          </w:tcPr>
-          <w:p>
-            <w:r>
-              <w:rPr>
-                <w:b/>
-                <w:color w:val="2D3A8C"/>
-                <w:sz w:val="18"/>
-              </w:rPr>
-              <w:t>dateFormat</w:t>
-            </w:r>
-          </w:p>
-        </w:tc>
-        <w:tc>
-          <w:tcPr>
-            <w:tcW w:type="dxa" w:w="1417"/>
-            <w:shd w:val="clear" w:color="auto" w:fill="F8FAFC"/>
-            <w:tcBorders>
-              <w:top w:val="single" w:sz="4" w:color="E2E8F0"/>
-              <w:left w:val="single" w:sz="4" w:color="E2E8F0"/>
-              <w:bottom w:val="single" w:sz="4" w:color="E2E8F0"/>
-              <w:right w:val="single" w:sz="4" w:color="E2E8F0"/>
-              <w:insideH w:val="single" w:sz="4" w:color="E2E8F0"/>
-              <w:insideV w:val="single" w:sz="4" w:color="E2E8F0"/>
-            </w:tcBorders>
-          </w:tcPr>
-          <w:p>
-            <w:r>
-              <w:rPr>
-                <w:color w:val="1E293B"/>
-                <w:sz w:val="18"/>
-              </w:rPr>
-              <w:t>String</w:t>
-            </w:r>
-          </w:p>
-        </w:tc>
-        <w:tc>
-          <w:tcPr>
-            <w:tcW w:type="dxa" w:w="1984"/>
-            <w:shd w:val="clear" w:color="auto" w:fill="F8FAFC"/>
-            <w:tcBorders>
-              <w:top w:val="single" w:sz="4" w:color="E2E8F0"/>
-              <w:left w:val="single" w:sz="4" w:color="E2E8F0"/>
-              <w:bottom w:val="single" w:sz="4" w:color="E2E8F0"/>
-              <w:right w:val="single" w:sz="4" w:color="E2E8F0"/>
-              <w:insideH w:val="single" w:sz="4" w:color="E2E8F0"/>
-              <w:insideV w:val="single" w:sz="4" w:color="E2E8F0"/>
-            </w:tcBorders>
-          </w:tcPr>
-          <w:p>
-            <w:r>
-              <w:rPr>
-                <w:color w:val="1E293B"/>
-                <w:sz w:val="18"/>
-              </w:rPr>
-              <w:t>DD MMM YYYY</w:t>
-            </w:r>
-          </w:p>
-        </w:tc>
-        <w:tc>
-          <w:tcPr>
-            <w:tcW w:type="dxa" w:w="4535"/>
-            <w:shd w:val="clear" w:color="auto" w:fill="F8FAFC"/>
-            <w:tcBorders>
-              <w:top w:val="single" w:sz="4" w:color="E2E8F0"/>
-              <w:left w:val="single" w:sz="4" w:color="E2E8F0"/>
-              <w:bottom w:val="single" w:sz="4" w:color="E2E8F0"/>
-              <w:right w:val="single" w:sz="4" w:color="E2E8F0"/>
-              <w:insideH w:val="single" w:sz="4" w:color="E2E8F0"/>
-              <w:insideV w:val="single" w:sz="4" w:color="E2E8F0"/>
-            </w:tcBorders>
-          </w:tcPr>
-          <w:p>
-            <w:r>
-              <w:rPr>
-                <w:color w:val="1E293B"/>
-                <w:sz w:val="18"/>
-              </w:rPr>
-              <w:t>Формат даты (dayjs)</w:t>
-            </w:r>
-          </w:p>
-        </w:tc>
-      </w:tr>
-      <w:tr>
-        <w:tc>
-          <w:tcPr>
-            <w:tcW w:type="dxa" w:w="2551"/>
-            <w:shd w:val="clear" w:color="auto" w:fill="FFFFFF"/>
-            <w:tcBorders>
-              <w:top w:val="single" w:sz="4" w:color="E2E8F0"/>
-              <w:left w:val="single" w:sz="4" w:color="E2E8F0"/>
-              <w:bottom w:val="single" w:sz="4" w:color="E2E8F0"/>
-              <w:right w:val="single" w:sz="4" w:color="E2E8F0"/>
-              <w:insideH w:val="single" w:sz="4" w:color="E2E8F0"/>
-              <w:insideV w:val="single" w:sz="4" w:color="E2E8F0"/>
-            </w:tcBorders>
-          </w:tcPr>
-          <w:p>
-            <w:r>
-              <w:rPr>
-                <w:b/>
-                <w:color w:val="2D3A8C"/>
-                <w:sz w:val="18"/>
-              </w:rPr>
-              <w:t>showPriority</w:t>
-            </w:r>
-          </w:p>
-        </w:tc>
-        <w:tc>
-          <w:tcPr>
-            <w:tcW w:type="dxa" w:w="1417"/>
-            <w:shd w:val="clear" w:color="auto" w:fill="FFFFFF"/>
-            <w:tcBorders>
-              <w:top w:val="single" w:sz="4" w:color="E2E8F0"/>
-              <w:left w:val="single" w:sz="4" w:color="E2E8F0"/>
-              <w:bottom w:val="single" w:sz="4" w:color="E2E8F0"/>
-              <w:right w:val="single" w:sz="4" w:color="E2E8F0"/>
-              <w:insideH w:val="single" w:sz="4" w:color="E2E8F0"/>
-              <w:insideV w:val="single" w:sz="4" w:color="E2E8F0"/>
-            </w:tcBorders>
-          </w:tcPr>
-          <w:p>
-            <w:r>
-              <w:rPr>
-                <w:color w:val="1E293B"/>
-                <w:sz w:val="18"/>
-              </w:rPr>
-              <w:t>Boolean</w:t>
-            </w:r>
-          </w:p>
-        </w:tc>
-        <w:tc>
-          <w:tcPr>
-            <w:tcW w:type="dxa" w:w="1984"/>
-            <w:shd w:val="clear" w:color="auto" w:fill="FFFFFF"/>
-            <w:tcBorders>
-              <w:top w:val="single" w:sz="4" w:color="E2E8F0"/>
-              <w:left w:val="single" w:sz="4" w:color="E2E8F0"/>
-              <w:bottom w:val="single" w:sz="4" w:color="E2E8F0"/>
-              <w:right w:val="single" w:sz="4" w:color="E2E8F0"/>
-              <w:insideH w:val="single" w:sz="4" w:color="E2E8F0"/>
-              <w:insideV w:val="single" w:sz="4" w:color="E2E8F0"/>
-            </w:tcBorders>
-          </w:tcPr>
-          <w:p>
-            <w:r>
-              <w:rPr>
-                <w:color w:val="1E293B"/>
-                <w:sz w:val="18"/>
-              </w:rPr>
-              <w:t>false</w:t>
-            </w:r>
-          </w:p>
-        </w:tc>
-        <w:tc>
-          <w:tcPr>
-            <w:tcW w:type="dxa" w:w="4535"/>
-            <w:shd w:val="clear" w:color="auto" w:fill="FFFFFF"/>
-            <w:tcBorders>
-              <w:top w:val="single" w:sz="4" w:color="E2E8F0"/>
-              <w:left w:val="single" w:sz="4" w:color="E2E8F0"/>
-              <w:bottom w:val="single" w:sz="4" w:color="E2E8F0"/>
-              <w:right w:val="single" w:sz="4" w:color="E2E8F0"/>
-              <w:insideH w:val="single" w:sz="4" w:color="E2E8F0"/>
-              <w:insideV w:val="single" w:sz="4" w:color="E2E8F0"/>
-            </w:tcBorders>
-          </w:tcPr>
-          <w:p>
-            <w:r>
-              <w:rPr>
-                <w:color w:val="1E293B"/>
-                <w:sz w:val="18"/>
-              </w:rPr>
-              <w:t>Показывать индикатор приоритета</w:t>
-            </w:r>
-          </w:p>
-        </w:tc>
-      </w:tr>
-      <w:tr>
-        <w:tc>
-          <w:tcPr>
-            <w:tcW w:type="dxa" w:w="2551"/>
-            <w:shd w:val="clear" w:color="auto" w:fill="F8FAFC"/>
-            <w:tcBorders>
-              <w:top w:val="single" w:sz="4" w:color="E2E8F0"/>
-              <w:left w:val="single" w:sz="4" w:color="E2E8F0"/>
-              <w:bottom w:val="single" w:sz="4" w:color="E2E8F0"/>
-              <w:right w:val="single" w:sz="4" w:color="E2E8F0"/>
-              <w:insideH w:val="single" w:sz="4" w:color="E2E8F0"/>
-              <w:insideV w:val="single" w:sz="4" w:color="E2E8F0"/>
-            </w:tcBorders>
-          </w:tcPr>
-          <w:p>
-            <w:r>
-              <w:rPr>
-                <w:b/>
-                <w:color w:val="2D3A8C"/>
-                <w:sz w:val="18"/>
-              </w:rPr>
-              <w:t>priority</w:t>
-            </w:r>
-          </w:p>
-        </w:tc>
-        <w:tc>
-          <w:tcPr>
-            <w:tcW w:type="dxa" w:w="1417"/>
-            <w:shd w:val="clear" w:color="auto" w:fill="F8FAFC"/>
-            <w:tcBorders>
-              <w:top w:val="single" w:sz="4" w:color="E2E8F0"/>
-              <w:left w:val="single" w:sz="4" w:color="E2E8F0"/>
-              <w:bottom w:val="single" w:sz="4" w:color="E2E8F0"/>
-              <w:right w:val="single" w:sz="4" w:color="E2E8F0"/>
-              <w:insideH w:val="single" w:sz="4" w:color="E2E8F0"/>
-              <w:insideV w:val="single" w:sz="4" w:color="E2E8F0"/>
-            </w:tcBorders>
-          </w:tcPr>
-          <w:p>
-            <w:r>
-              <w:rPr>
-                <w:color w:val="1E293B"/>
-                <w:sz w:val="18"/>
-              </w:rPr>
-              <w:t>String</w:t>
-            </w:r>
-          </w:p>
-        </w:tc>
-        <w:tc>
-          <w:tcPr>
-            <w:tcW w:type="dxa" w:w="1984"/>
-            <w:shd w:val="clear" w:color="auto" w:fill="F8FAFC"/>
-            <w:tcBorders>
-              <w:top w:val="single" w:sz="4" w:color="E2E8F0"/>
-              <w:left w:val="single" w:sz="4" w:color="E2E8F0"/>
-              <w:bottom w:val="single" w:sz="4" w:color="E2E8F0"/>
-              <w:right w:val="single" w:sz="4" w:color="E2E8F0"/>
-              <w:insideH w:val="single" w:sz="4" w:color="E2E8F0"/>
-              <w:insideV w:val="single" w:sz="4" w:color="E2E8F0"/>
-            </w:tcBorders>
-          </w:tcPr>
-          <w:p>
-            <w:r>
-              <w:rPr>
-                <w:color w:val="1E293B"/>
-                <w:sz w:val="18"/>
-              </w:rPr>
-              <w:t>''</w:t>
-            </w:r>
-          </w:p>
-        </w:tc>
-        <w:tc>
-          <w:tcPr>
-            <w:tcW w:type="dxa" w:w="4535"/>
-            <w:shd w:val="clear" w:color="auto" w:fill="F8FAFC"/>
-            <w:tcBorders>
-              <w:top w:val="single" w:sz="4" w:color="E2E8F0"/>
-              <w:left w:val="single" w:sz="4" w:color="E2E8F0"/>
-              <w:bottom w:val="single" w:sz="4" w:color="E2E8F0"/>
-              <w:right w:val="single" w:sz="4" w:color="E2E8F0"/>
-              <w:insideH w:val="single" w:sz="4" w:color="E2E8F0"/>
-              <w:insideV w:val="single" w:sz="4" w:color="E2E8F0"/>
-            </w:tcBorders>
-          </w:tcPr>
-          <w:p>
-            <w:r>
-              <w:rPr>
-                <w:color w:val="1E293B"/>
-                <w:sz w:val="18"/>
-              </w:rPr>
-              <w:t>Уровень приоритета</w:t>
-            </w:r>
-          </w:p>
-        </w:tc>
-      </w:tr>
-      <w:tr>
-        <w:tc>
-          <w:tcPr>
-            <w:tcW w:type="dxa" w:w="2551"/>
-            <w:shd w:val="clear" w:color="auto" w:fill="FFFFFF"/>
-            <w:tcBorders>
-              <w:top w:val="single" w:sz="4" w:color="E2E8F0"/>
-              <w:left w:val="single" w:sz="4" w:color="E2E8F0"/>
-              <w:bottom w:val="single" w:sz="4" w:color="E2E8F0"/>
-              <w:right w:val="single" w:sz="4" w:color="E2E8F0"/>
-              <w:insideH w:val="single" w:sz="4" w:color="E2E8F0"/>
-              <w:insideV w:val="single" w:sz="4" w:color="E2E8F0"/>
-            </w:tcBorders>
-          </w:tcPr>
-          <w:p>
-            <w:r>
-              <w:rPr>
-                <w:b/>
-                <w:color w:val="2D3A8C"/>
-                <w:sz w:val="18"/>
-              </w:rPr>
-              <w:t>showTags</w:t>
-            </w:r>
-          </w:p>
-        </w:tc>
-        <w:tc>
-          <w:tcPr>
-            <w:tcW w:type="dxa" w:w="1417"/>
-            <w:shd w:val="clear" w:color="auto" w:fill="FFFFFF"/>
-            <w:tcBorders>
-              <w:top w:val="single" w:sz="4" w:color="E2E8F0"/>
-              <w:left w:val="single" w:sz="4" w:color="E2E8F0"/>
-              <w:bottom w:val="single" w:sz="4" w:color="E2E8F0"/>
-              <w:right w:val="single" w:sz="4" w:color="E2E8F0"/>
-              <w:insideH w:val="single" w:sz="4" w:color="E2E8F0"/>
-              <w:insideV w:val="single" w:sz="4" w:color="E2E8F0"/>
-            </w:tcBorders>
-          </w:tcPr>
-          <w:p>
-            <w:r>
-              <w:rPr>
-                <w:color w:val="1E293B"/>
-                <w:sz w:val="18"/>
-              </w:rPr>
-              <w:t>Boolean</w:t>
-            </w:r>
-          </w:p>
-        </w:tc>
-        <w:tc>
-          <w:tcPr>
-            <w:tcW w:type="dxa" w:w="1984"/>
-            <w:shd w:val="clear" w:color="auto" w:fill="FFFFFF"/>
-            <w:tcBorders>
-              <w:top w:val="single" w:sz="4" w:color="E2E8F0"/>
-              <w:left w:val="single" w:sz="4" w:color="E2E8F0"/>
-              <w:bottom w:val="single" w:sz="4" w:color="E2E8F0"/>
-              <w:right w:val="single" w:sz="4" w:color="E2E8F0"/>
-              <w:insideH w:val="single" w:sz="4" w:color="E2E8F0"/>
-              <w:insideV w:val="single" w:sz="4" w:color="E2E8F0"/>
-            </w:tcBorders>
-          </w:tcPr>
-          <w:p>
-            <w:r>
-              <w:rPr>
-                <w:color w:val="1E293B"/>
-                <w:sz w:val="18"/>
-              </w:rPr>
-              <w:t>false</w:t>
-            </w:r>
-          </w:p>
-        </w:tc>
-        <w:tc>
-          <w:tcPr>
-            <w:tcW w:type="dxa" w:w="4535"/>
-            <w:shd w:val="clear" w:color="auto" w:fill="FFFFFF"/>
-            <w:tcBorders>
-              <w:top w:val="single" w:sz="4" w:color="E2E8F0"/>
-              <w:left w:val="single" w:sz="4" w:color="E2E8F0"/>
-              <w:bottom w:val="single" w:sz="4" w:color="E2E8F0"/>
-              <w:right w:val="single" w:sz="4" w:color="E2E8F0"/>
-              <w:insideH w:val="single" w:sz="4" w:color="E2E8F0"/>
-              <w:insideV w:val="single" w:sz="4" w:color="E2E8F0"/>
-            </w:tcBorders>
-          </w:tcPr>
-          <w:p>
-            <w:r>
-              <w:rPr>
-                <w:color w:val="1E293B"/>
-                <w:sz w:val="18"/>
-              </w:rPr>
-              <w:t>Показывать теги</w:t>
-            </w:r>
-          </w:p>
-        </w:tc>
-      </w:tr>
-      <w:tr>
-        <w:tc>
-          <w:tcPr>
-            <w:tcW w:type="dxa" w:w="2551"/>
-            <w:shd w:val="clear" w:color="auto" w:fill="F8FAFC"/>
-            <w:tcBorders>
-              <w:top w:val="single" w:sz="4" w:color="E2E8F0"/>
-              <w:left w:val="single" w:sz="4" w:color="E2E8F0"/>
-              <w:bottom w:val="single" w:sz="4" w:color="E2E8F0"/>
-              <w:right w:val="single" w:sz="4" w:color="E2E8F0"/>
-              <w:insideH w:val="single" w:sz="4" w:color="E2E8F0"/>
-              <w:insideV w:val="single" w:sz="4" w:color="E2E8F0"/>
-            </w:tcBorders>
-          </w:tcPr>
-          <w:p>
-            <w:r>
-              <w:rPr>
-                <w:b/>
-                <w:color w:val="2D3A8C"/>
-                <w:sz w:val="18"/>
-              </w:rPr>
-              <w:t>tags</w:t>
-            </w:r>
-          </w:p>
-        </w:tc>
-        <w:tc>
-          <w:tcPr>
-            <w:tcW w:type="dxa" w:w="1417"/>
-            <w:shd w:val="clear" w:color="auto" w:fill="F8FAFC"/>
-            <w:tcBorders>
-              <w:top w:val="single" w:sz="4" w:color="E2E8F0"/>
-              <w:left w:val="single" w:sz="4" w:color="E2E8F0"/>
-              <w:bottom w:val="single" w:sz="4" w:color="E2E8F0"/>
-              <w:right w:val="single" w:sz="4" w:color="E2E8F0"/>
-              <w:insideH w:val="single" w:sz="4" w:color="E2E8F0"/>
-              <w:insideV w:val="single" w:sz="4" w:color="E2E8F0"/>
-            </w:tcBorders>
-          </w:tcPr>
-          <w:p>
-            <w:r>
-              <w:rPr>
-                <w:color w:val="1E293B"/>
-                <w:sz w:val="18"/>
-              </w:rPr>
-              <w:t>Array</w:t>
-            </w:r>
-          </w:p>
-        </w:tc>
-        <w:tc>
-          <w:tcPr>
-            <w:tcW w:type="dxa" w:w="1984"/>
-            <w:shd w:val="clear" w:color="auto" w:fill="F8FAFC"/>
-            <w:tcBorders>
-              <w:top w:val="single" w:sz="4" w:color="E2E8F0"/>
-              <w:left w:val="single" w:sz="4" w:color="E2E8F0"/>
-              <w:bottom w:val="single" w:sz="4" w:color="E2E8F0"/>
-              <w:right w:val="single" w:sz="4" w:color="E2E8F0"/>
-              <w:insideH w:val="single" w:sz="4" w:color="E2E8F0"/>
-              <w:insideV w:val="single" w:sz="4" w:color="E2E8F0"/>
-            </w:tcBorders>
-          </w:tcPr>
-          <w:p>
-            <w:r>
-              <w:rPr>
-                <w:color w:val="1E293B"/>
-                <w:sz w:val="18"/>
-              </w:rPr>
-              <w:t>[]</w:t>
-            </w:r>
-          </w:p>
-        </w:tc>
-        <w:tc>
-          <w:tcPr>
-            <w:tcW w:type="dxa" w:w="4535"/>
-            <w:shd w:val="clear" w:color="auto" w:fill="F8FAFC"/>
-            <w:tcBorders>
-              <w:top w:val="single" w:sz="4" w:color="E2E8F0"/>
-              <w:left w:val="single" w:sz="4" w:color="E2E8F0"/>
-              <w:bottom w:val="single" w:sz="4" w:color="E2E8F0"/>
-              <w:right w:val="single" w:sz="4" w:color="E2E8F0"/>
-              <w:insideH w:val="single" w:sz="4" w:color="E2E8F0"/>
-              <w:insideV w:val="single" w:sz="4" w:color="E2E8F0"/>
-            </w:tcBorders>
-          </w:tcPr>
-          <w:p>
-            <w:r>
-              <w:rPr>
-                <w:color w:val="1E293B"/>
-                <w:sz w:val="18"/>
-              </w:rPr>
-              <w:t>Массив строк-тегов</w:t>
-            </w:r>
-          </w:p>
-        </w:tc>
-      </w:tr>
-    </w:tbl>
-    <w:p/>
     <w:p>
+      <w:pPr>
+        <w:pStyle w:val="ListNumber"/>
+      </w:pPr>
       <w:r>
         <w:rPr>
-          <w:b/>
-          <w:color w:val="1E293B"/>
-          <w:sz w:val="22"/>
+          <w:sz w:val="21"/>
         </w:rPr>
-        <w:t>Размеры и отступы</w:t>
+        <w:t>Выберите позицию: сверху или снизу стикера.</w:t>
       </w:r>
     </w:p>
-    <w:tbl>
-      <w:tblPr>
-        <w:tblW w:type="auto" w:w="0"/>
-        <w:jc w:val="left"/>
-        <w:tblLook w:firstColumn="1" w:firstRow="1" w:lastColumn="0" w:lastRow="0" w:noHBand="0" w:noVBand="1" w:val="04A0"/>
-      </w:tblPr>
-      <w:tblGrid>
-        <w:gridCol w:w="2351"/>
-        <w:gridCol w:w="2351"/>
-        <w:gridCol w:w="2351"/>
-        <w:gridCol w:w="2351"/>
-      </w:tblGrid>
-      <w:tr>
-        <w:tc>
-          <w:tcPr>
-            <w:tcW w:type="dxa" w:w="2551"/>
-            <w:shd w:val="clear" w:color="auto" w:fill="4F6AFF"/>
-            <w:tcBorders>
-              <w:top w:val="single" w:sz="4" w:color="3A56F0"/>
-              <w:left w:val="single" w:sz="4" w:color="3A56F0"/>
-              <w:bottom w:val="single" w:sz="4" w:color="3A56F0"/>
-              <w:right w:val="single" w:sz="4" w:color="3A56F0"/>
-              <w:insideH w:val="single" w:sz="4" w:color="3A56F0"/>
-              <w:insideV w:val="single" w:sz="4" w:color="3A56F0"/>
-            </w:tcBorders>
-          </w:tcPr>
-          <w:p>
-            <w:pPr>
-              <w:jc w:val="left"/>
-            </w:pPr>
-            <w:r>
-              <w:rPr>
-                <w:b/>
-                <w:color w:val="FFFFFF"/>
-                <w:sz w:val="18"/>
-              </w:rPr>
-              <w:t>Параметр</w:t>
-            </w:r>
-          </w:p>
-        </w:tc>
-        <w:tc>
-          <w:tcPr>
-            <w:tcW w:type="dxa" w:w="1417"/>
-            <w:shd w:val="clear" w:color="auto" w:fill="4F6AFF"/>
-            <w:tcBorders>
-              <w:top w:val="single" w:sz="4" w:color="3A56F0"/>
-              <w:left w:val="single" w:sz="4" w:color="3A56F0"/>
-              <w:bottom w:val="single" w:sz="4" w:color="3A56F0"/>
-              <w:right w:val="single" w:sz="4" w:color="3A56F0"/>
-              <w:insideH w:val="single" w:sz="4" w:color="3A56F0"/>
-              <w:insideV w:val="single" w:sz="4" w:color="3A56F0"/>
-            </w:tcBorders>
-          </w:tcPr>
-          <w:p>
-            <w:pPr>
-              <w:jc w:val="left"/>
-            </w:pPr>
-            <w:r>
-              <w:rPr>
-                <w:b/>
-                <w:color w:val="FFFFFF"/>
-                <w:sz w:val="18"/>
-              </w:rPr>
-              <w:t>Тип</w:t>
-            </w:r>
-          </w:p>
-        </w:tc>
-        <w:tc>
-          <w:tcPr>
-            <w:tcW w:type="dxa" w:w="1984"/>
-            <w:shd w:val="clear" w:color="auto" w:fill="4F6AFF"/>
-            <w:tcBorders>
-              <w:top w:val="single" w:sz="4" w:color="3A56F0"/>
-              <w:left w:val="single" w:sz="4" w:color="3A56F0"/>
-              <w:bottom w:val="single" w:sz="4" w:color="3A56F0"/>
-              <w:right w:val="single" w:sz="4" w:color="3A56F0"/>
-              <w:insideH w:val="single" w:sz="4" w:color="3A56F0"/>
-              <w:insideV w:val="single" w:sz="4" w:color="3A56F0"/>
-            </w:tcBorders>
-          </w:tcPr>
-          <w:p>
-            <w:pPr>
-              <w:jc w:val="left"/>
-            </w:pPr>
-            <w:r>
-              <w:rPr>
-                <w:b/>
-                <w:color w:val="FFFFFF"/>
-                <w:sz w:val="18"/>
-              </w:rPr>
-              <w:t>Умолчание</w:t>
-            </w:r>
-          </w:p>
-        </w:tc>
-        <w:tc>
-          <w:tcPr>
-            <w:tcW w:type="dxa" w:w="4535"/>
-            <w:shd w:val="clear" w:color="auto" w:fill="4F6AFF"/>
-            <w:tcBorders>
-              <w:top w:val="single" w:sz="4" w:color="3A56F0"/>
-              <w:left w:val="single" w:sz="4" w:color="3A56F0"/>
-              <w:bottom w:val="single" w:sz="4" w:color="3A56F0"/>
-              <w:right w:val="single" w:sz="4" w:color="3A56F0"/>
-              <w:insideH w:val="single" w:sz="4" w:color="3A56F0"/>
-              <w:insideV w:val="single" w:sz="4" w:color="3A56F0"/>
-            </w:tcBorders>
-          </w:tcPr>
-          <w:p>
-            <w:pPr>
-              <w:jc w:val="left"/>
-            </w:pPr>
-            <w:r>
-              <w:rPr>
-                <w:b/>
-                <w:color w:val="FFFFFF"/>
-                <w:sz w:val="18"/>
-              </w:rPr>
-              <w:t>Описание</w:t>
-            </w:r>
-          </w:p>
-        </w:tc>
-      </w:tr>
-      <w:tr>
-        <w:tc>
-          <w:tcPr>
-            <w:tcW w:type="dxa" w:w="2551"/>
-            <w:shd w:val="clear" w:color="auto" w:fill="FFFFFF"/>
-            <w:tcBorders>
-              <w:top w:val="single" w:sz="4" w:color="E2E8F0"/>
-              <w:left w:val="single" w:sz="4" w:color="E2E8F0"/>
-              <w:bottom w:val="single" w:sz="4" w:color="E2E8F0"/>
-              <w:right w:val="single" w:sz="4" w:color="E2E8F0"/>
-              <w:insideH w:val="single" w:sz="4" w:color="E2E8F0"/>
-              <w:insideV w:val="single" w:sz="4" w:color="E2E8F0"/>
-            </w:tcBorders>
-          </w:tcPr>
-          <w:p>
-            <w:r>
-              <w:rPr>
-                <w:b/>
-                <w:color w:val="2D3A8C"/>
-                <w:sz w:val="18"/>
-              </w:rPr>
-              <w:t>padding</w:t>
-            </w:r>
-          </w:p>
-        </w:tc>
-        <w:tc>
-          <w:tcPr>
-            <w:tcW w:type="dxa" w:w="1417"/>
-            <w:shd w:val="clear" w:color="auto" w:fill="FFFFFF"/>
-            <w:tcBorders>
-              <w:top w:val="single" w:sz="4" w:color="E2E8F0"/>
-              <w:left w:val="single" w:sz="4" w:color="E2E8F0"/>
-              <w:bottom w:val="single" w:sz="4" w:color="E2E8F0"/>
-              <w:right w:val="single" w:sz="4" w:color="E2E8F0"/>
-              <w:insideH w:val="single" w:sz="4" w:color="E2E8F0"/>
-              <w:insideV w:val="single" w:sz="4" w:color="E2E8F0"/>
-            </w:tcBorders>
-          </w:tcPr>
-          <w:p>
-            <w:r>
-              <w:rPr>
-                <w:color w:val="1E293B"/>
-                <w:sz w:val="18"/>
-              </w:rPr>
-              <w:t>String</w:t>
-            </w:r>
-          </w:p>
-        </w:tc>
-        <w:tc>
-          <w:tcPr>
-            <w:tcW w:type="dxa" w:w="1984"/>
-            <w:shd w:val="clear" w:color="auto" w:fill="FFFFFF"/>
-            <w:tcBorders>
-              <w:top w:val="single" w:sz="4" w:color="E2E8F0"/>
-              <w:left w:val="single" w:sz="4" w:color="E2E8F0"/>
-              <w:bottom w:val="single" w:sz="4" w:color="E2E8F0"/>
-              <w:right w:val="single" w:sz="4" w:color="E2E8F0"/>
-              <w:insideH w:val="single" w:sz="4" w:color="E2E8F0"/>
-              <w:insideV w:val="single" w:sz="4" w:color="E2E8F0"/>
-            </w:tcBorders>
-          </w:tcPr>
-          <w:p>
-            <w:r>
-              <w:rPr>
-                <w:color w:val="1E293B"/>
-                <w:sz w:val="18"/>
-              </w:rPr>
-              <w:t>16px</w:t>
-            </w:r>
-          </w:p>
-        </w:tc>
-        <w:tc>
-          <w:tcPr>
-            <w:tcW w:type="dxa" w:w="4535"/>
-            <w:shd w:val="clear" w:color="auto" w:fill="FFFFFF"/>
-            <w:tcBorders>
-              <w:top w:val="single" w:sz="4" w:color="E2E8F0"/>
-              <w:left w:val="single" w:sz="4" w:color="E2E8F0"/>
-              <w:bottom w:val="single" w:sz="4" w:color="E2E8F0"/>
-              <w:right w:val="single" w:sz="4" w:color="E2E8F0"/>
-              <w:insideH w:val="single" w:sz="4" w:color="E2E8F0"/>
-              <w:insideV w:val="single" w:sz="4" w:color="E2E8F0"/>
-            </w:tcBorders>
-          </w:tcPr>
-          <w:p>
-            <w:r>
-              <w:rPr>
-                <w:color w:val="1E293B"/>
-                <w:sz w:val="18"/>
-              </w:rPr>
-              <w:t>Внутренний отступ</w:t>
-            </w:r>
-          </w:p>
-        </w:tc>
-      </w:tr>
-      <w:tr>
-        <w:tc>
-          <w:tcPr>
-            <w:tcW w:type="dxa" w:w="2551"/>
-            <w:shd w:val="clear" w:color="auto" w:fill="F8FAFC"/>
-            <w:tcBorders>
-              <w:top w:val="single" w:sz="4" w:color="E2E8F0"/>
-              <w:left w:val="single" w:sz="4" w:color="E2E8F0"/>
-              <w:bottom w:val="single" w:sz="4" w:color="E2E8F0"/>
-              <w:right w:val="single" w:sz="4" w:color="E2E8F0"/>
-              <w:insideH w:val="single" w:sz="4" w:color="E2E8F0"/>
-              <w:insideV w:val="single" w:sz="4" w:color="E2E8F0"/>
-            </w:tcBorders>
-          </w:tcPr>
-          <w:p>
-            <w:r>
-              <w:rPr>
-                <w:b/>
-                <w:color w:val="2D3A8C"/>
-                <w:sz w:val="18"/>
-              </w:rPr>
-              <w:t>minHeight</w:t>
-            </w:r>
-          </w:p>
-        </w:tc>
-        <w:tc>
-          <w:tcPr>
-            <w:tcW w:type="dxa" w:w="1417"/>
-            <w:shd w:val="clear" w:color="auto" w:fill="F8FAFC"/>
-            <w:tcBorders>
-              <w:top w:val="single" w:sz="4" w:color="E2E8F0"/>
-              <w:left w:val="single" w:sz="4" w:color="E2E8F0"/>
-              <w:bottom w:val="single" w:sz="4" w:color="E2E8F0"/>
-              <w:right w:val="single" w:sz="4" w:color="E2E8F0"/>
-              <w:insideH w:val="single" w:sz="4" w:color="E2E8F0"/>
-              <w:insideV w:val="single" w:sz="4" w:color="E2E8F0"/>
-            </w:tcBorders>
-          </w:tcPr>
-          <w:p>
-            <w:r>
-              <w:rPr>
-                <w:color w:val="1E293B"/>
-                <w:sz w:val="18"/>
-              </w:rPr>
-              <w:t>String</w:t>
-            </w:r>
-          </w:p>
-        </w:tc>
-        <w:tc>
-          <w:tcPr>
-            <w:tcW w:type="dxa" w:w="1984"/>
-            <w:shd w:val="clear" w:color="auto" w:fill="F8FAFC"/>
-            <w:tcBorders>
-              <w:top w:val="single" w:sz="4" w:color="E2E8F0"/>
-              <w:left w:val="single" w:sz="4" w:color="E2E8F0"/>
-              <w:bottom w:val="single" w:sz="4" w:color="E2E8F0"/>
-              <w:right w:val="single" w:sz="4" w:color="E2E8F0"/>
-              <w:insideH w:val="single" w:sz="4" w:color="E2E8F0"/>
-              <w:insideV w:val="single" w:sz="4" w:color="E2E8F0"/>
-            </w:tcBorders>
-          </w:tcPr>
-          <w:p>
-            <w:r>
-              <w:rPr>
-                <w:color w:val="1E293B"/>
-                <w:sz w:val="18"/>
-              </w:rPr>
-              <w:t>60px</w:t>
-            </w:r>
-          </w:p>
-        </w:tc>
-        <w:tc>
-          <w:tcPr>
-            <w:tcW w:type="dxa" w:w="4535"/>
-            <w:shd w:val="clear" w:color="auto" w:fill="F8FAFC"/>
-            <w:tcBorders>
-              <w:top w:val="single" w:sz="4" w:color="E2E8F0"/>
-              <w:left w:val="single" w:sz="4" w:color="E2E8F0"/>
-              <w:bottom w:val="single" w:sz="4" w:color="E2E8F0"/>
-              <w:right w:val="single" w:sz="4" w:color="E2E8F0"/>
-              <w:insideH w:val="single" w:sz="4" w:color="E2E8F0"/>
-              <w:insideV w:val="single" w:sz="4" w:color="E2E8F0"/>
-            </w:tcBorders>
-          </w:tcPr>
-          <w:p>
-            <w:r>
-              <w:rPr>
-                <w:color w:val="1E293B"/>
-                <w:sz w:val="18"/>
-              </w:rPr>
-              <w:t>Минимальная высота</w:t>
-            </w:r>
-          </w:p>
-        </w:tc>
-      </w:tr>
-      <w:tr>
-        <w:tc>
-          <w:tcPr>
-            <w:tcW w:type="dxa" w:w="2551"/>
-            <w:shd w:val="clear" w:color="auto" w:fill="FFFFFF"/>
-            <w:tcBorders>
-              <w:top w:val="single" w:sz="4" w:color="E2E8F0"/>
-              <w:left w:val="single" w:sz="4" w:color="E2E8F0"/>
-              <w:bottom w:val="single" w:sz="4" w:color="E2E8F0"/>
-              <w:right w:val="single" w:sz="4" w:color="E2E8F0"/>
-              <w:insideH w:val="single" w:sz="4" w:color="E2E8F0"/>
-              <w:insideV w:val="single" w:sz="4" w:color="E2E8F0"/>
-            </w:tcBorders>
-          </w:tcPr>
-          <w:p>
-            <w:r>
-              <w:rPr>
-                <w:b/>
-                <w:color w:val="2D3A8C"/>
-                <w:sz w:val="18"/>
-              </w:rPr>
-              <w:t>minWidth</w:t>
-            </w:r>
-          </w:p>
-        </w:tc>
-        <w:tc>
-          <w:tcPr>
-            <w:tcW w:type="dxa" w:w="1417"/>
-            <w:shd w:val="clear" w:color="auto" w:fill="FFFFFF"/>
-            <w:tcBorders>
-              <w:top w:val="single" w:sz="4" w:color="E2E8F0"/>
-              <w:left w:val="single" w:sz="4" w:color="E2E8F0"/>
-              <w:bottom w:val="single" w:sz="4" w:color="E2E8F0"/>
-              <w:right w:val="single" w:sz="4" w:color="E2E8F0"/>
-              <w:insideH w:val="single" w:sz="4" w:color="E2E8F0"/>
-              <w:insideV w:val="single" w:sz="4" w:color="E2E8F0"/>
-            </w:tcBorders>
-          </w:tcPr>
-          <w:p>
-            <w:r>
-              <w:rPr>
-                <w:color w:val="1E293B"/>
-                <w:sz w:val="18"/>
-              </w:rPr>
-              <w:t>String</w:t>
-            </w:r>
-          </w:p>
-        </w:tc>
-        <w:tc>
-          <w:tcPr>
-            <w:tcW w:type="dxa" w:w="1984"/>
-            <w:shd w:val="clear" w:color="auto" w:fill="FFFFFF"/>
-            <w:tcBorders>
-              <w:top w:val="single" w:sz="4" w:color="E2E8F0"/>
-              <w:left w:val="single" w:sz="4" w:color="E2E8F0"/>
-              <w:bottom w:val="single" w:sz="4" w:color="E2E8F0"/>
-              <w:right w:val="single" w:sz="4" w:color="E2E8F0"/>
-              <w:insideH w:val="single" w:sz="4" w:color="E2E8F0"/>
-              <w:insideV w:val="single" w:sz="4" w:color="E2E8F0"/>
-            </w:tcBorders>
-          </w:tcPr>
-          <w:p>
-            <w:r>
-              <w:rPr>
-                <w:color w:val="1E293B"/>
-                <w:sz w:val="18"/>
-              </w:rPr>
-              <w:t>''</w:t>
-            </w:r>
-          </w:p>
-        </w:tc>
-        <w:tc>
-          <w:tcPr>
-            <w:tcW w:type="dxa" w:w="4535"/>
-            <w:shd w:val="clear" w:color="auto" w:fill="FFFFFF"/>
-            <w:tcBorders>
-              <w:top w:val="single" w:sz="4" w:color="E2E8F0"/>
-              <w:left w:val="single" w:sz="4" w:color="E2E8F0"/>
-              <w:bottom w:val="single" w:sz="4" w:color="E2E8F0"/>
-              <w:right w:val="single" w:sz="4" w:color="E2E8F0"/>
-              <w:insideH w:val="single" w:sz="4" w:color="E2E8F0"/>
-              <w:insideV w:val="single" w:sz="4" w:color="E2E8F0"/>
-            </w:tcBorders>
-          </w:tcPr>
-          <w:p>
-            <w:r>
-              <w:rPr>
-                <w:color w:val="1E293B"/>
-                <w:sz w:val="18"/>
-              </w:rPr>
-              <w:t>Минимальная ширина</w:t>
-            </w:r>
-          </w:p>
-        </w:tc>
-      </w:tr>
-      <w:tr>
-        <w:tc>
-          <w:tcPr>
-            <w:tcW w:type="dxa" w:w="2551"/>
-            <w:shd w:val="clear" w:color="auto" w:fill="F8FAFC"/>
-            <w:tcBorders>
-              <w:top w:val="single" w:sz="4" w:color="E2E8F0"/>
-              <w:left w:val="single" w:sz="4" w:color="E2E8F0"/>
-              <w:bottom w:val="single" w:sz="4" w:color="E2E8F0"/>
-              <w:right w:val="single" w:sz="4" w:color="E2E8F0"/>
-              <w:insideH w:val="single" w:sz="4" w:color="E2E8F0"/>
-              <w:insideV w:val="single" w:sz="4" w:color="E2E8F0"/>
-            </w:tcBorders>
-          </w:tcPr>
-          <w:p>
-            <w:r>
-              <w:rPr>
-                <w:b/>
-                <w:color w:val="2D3A8C"/>
-                <w:sz w:val="18"/>
-              </w:rPr>
-              <w:t>maxWidth</w:t>
-            </w:r>
-          </w:p>
-        </w:tc>
-        <w:tc>
-          <w:tcPr>
-            <w:tcW w:type="dxa" w:w="1417"/>
-            <w:shd w:val="clear" w:color="auto" w:fill="F8FAFC"/>
-            <w:tcBorders>
-              <w:top w:val="single" w:sz="4" w:color="E2E8F0"/>
-              <w:left w:val="single" w:sz="4" w:color="E2E8F0"/>
-              <w:bottom w:val="single" w:sz="4" w:color="E2E8F0"/>
-              <w:right w:val="single" w:sz="4" w:color="E2E8F0"/>
-              <w:insideH w:val="single" w:sz="4" w:color="E2E8F0"/>
-              <w:insideV w:val="single" w:sz="4" w:color="E2E8F0"/>
-            </w:tcBorders>
-          </w:tcPr>
-          <w:p>
-            <w:r>
-              <w:rPr>
-                <w:color w:val="1E293B"/>
-                <w:sz w:val="18"/>
-              </w:rPr>
-              <w:t>String</w:t>
-            </w:r>
-          </w:p>
-        </w:tc>
-        <w:tc>
-          <w:tcPr>
-            <w:tcW w:type="dxa" w:w="1984"/>
-            <w:shd w:val="clear" w:color="auto" w:fill="F8FAFC"/>
-            <w:tcBorders>
-              <w:top w:val="single" w:sz="4" w:color="E2E8F0"/>
-              <w:left w:val="single" w:sz="4" w:color="E2E8F0"/>
-              <w:bottom w:val="single" w:sz="4" w:color="E2E8F0"/>
-              <w:right w:val="single" w:sz="4" w:color="E2E8F0"/>
-              <w:insideH w:val="single" w:sz="4" w:color="E2E8F0"/>
-              <w:insideV w:val="single" w:sz="4" w:color="E2E8F0"/>
-            </w:tcBorders>
-          </w:tcPr>
-          <w:p>
-            <w:r>
-              <w:rPr>
-                <w:color w:val="1E293B"/>
-                <w:sz w:val="18"/>
-              </w:rPr>
-              <w:t>''</w:t>
-            </w:r>
-          </w:p>
-        </w:tc>
-        <w:tc>
-          <w:tcPr>
-            <w:tcW w:type="dxa" w:w="4535"/>
-            <w:shd w:val="clear" w:color="auto" w:fill="F8FAFC"/>
-            <w:tcBorders>
-              <w:top w:val="single" w:sz="4" w:color="E2E8F0"/>
-              <w:left w:val="single" w:sz="4" w:color="E2E8F0"/>
-              <w:bottom w:val="single" w:sz="4" w:color="E2E8F0"/>
-              <w:right w:val="single" w:sz="4" w:color="E2E8F0"/>
-              <w:insideH w:val="single" w:sz="4" w:color="E2E8F0"/>
-              <w:insideV w:val="single" w:sz="4" w:color="E2E8F0"/>
-            </w:tcBorders>
-          </w:tcPr>
-          <w:p>
-            <w:r>
-              <w:rPr>
-                <w:color w:val="1E293B"/>
-                <w:sz w:val="18"/>
-              </w:rPr>
-              <w:t>Максимальная ширина</w:t>
-            </w:r>
-          </w:p>
-        </w:tc>
-      </w:tr>
-      <w:tr>
-        <w:tc>
-          <w:tcPr>
-            <w:tcW w:type="dxa" w:w="2551"/>
-            <w:shd w:val="clear" w:color="auto" w:fill="FFFFFF"/>
-            <w:tcBorders>
-              <w:top w:val="single" w:sz="4" w:color="E2E8F0"/>
-              <w:left w:val="single" w:sz="4" w:color="E2E8F0"/>
-              <w:bottom w:val="single" w:sz="4" w:color="E2E8F0"/>
-              <w:right w:val="single" w:sz="4" w:color="E2E8F0"/>
-              <w:insideH w:val="single" w:sz="4" w:color="E2E8F0"/>
-              <w:insideV w:val="single" w:sz="4" w:color="E2E8F0"/>
-            </w:tcBorders>
-          </w:tcPr>
-          <w:p>
-            <w:r>
-              <w:rPr>
-                <w:b/>
-                <w:color w:val="2D3A8C"/>
-                <w:sz w:val="18"/>
-              </w:rPr>
-              <w:t>aspectRatio</w:t>
-            </w:r>
-          </w:p>
-        </w:tc>
-        <w:tc>
-          <w:tcPr>
-            <w:tcW w:type="dxa" w:w="1417"/>
-            <w:shd w:val="clear" w:color="auto" w:fill="FFFFFF"/>
-            <w:tcBorders>
-              <w:top w:val="single" w:sz="4" w:color="E2E8F0"/>
-              <w:left w:val="single" w:sz="4" w:color="E2E8F0"/>
-              <w:bottom w:val="single" w:sz="4" w:color="E2E8F0"/>
-              <w:right w:val="single" w:sz="4" w:color="E2E8F0"/>
-              <w:insideH w:val="single" w:sz="4" w:color="E2E8F0"/>
-              <w:insideV w:val="single" w:sz="4" w:color="E2E8F0"/>
-            </w:tcBorders>
-          </w:tcPr>
-          <w:p>
-            <w:r>
-              <w:rPr>
-                <w:color w:val="1E293B"/>
-                <w:sz w:val="18"/>
-              </w:rPr>
-              <w:t>String</w:t>
-            </w:r>
-          </w:p>
-        </w:tc>
-        <w:tc>
-          <w:tcPr>
-            <w:tcW w:type="dxa" w:w="1984"/>
-            <w:shd w:val="clear" w:color="auto" w:fill="FFFFFF"/>
-            <w:tcBorders>
-              <w:top w:val="single" w:sz="4" w:color="E2E8F0"/>
-              <w:left w:val="single" w:sz="4" w:color="E2E8F0"/>
-              <w:bottom w:val="single" w:sz="4" w:color="E2E8F0"/>
-              <w:right w:val="single" w:sz="4" w:color="E2E8F0"/>
-              <w:insideH w:val="single" w:sz="4" w:color="E2E8F0"/>
-              <w:insideV w:val="single" w:sz="4" w:color="E2E8F0"/>
-            </w:tcBorders>
-          </w:tcPr>
-          <w:p>
-            <w:r>
-              <w:rPr>
-                <w:color w:val="1E293B"/>
-                <w:sz w:val="18"/>
-              </w:rPr>
-              <w:t>''</w:t>
-            </w:r>
-          </w:p>
-        </w:tc>
-        <w:tc>
-          <w:tcPr>
-            <w:tcW w:type="dxa" w:w="4535"/>
-            <w:shd w:val="clear" w:color="auto" w:fill="FFFFFF"/>
-            <w:tcBorders>
-              <w:top w:val="single" w:sz="4" w:color="E2E8F0"/>
-              <w:left w:val="single" w:sz="4" w:color="E2E8F0"/>
-              <w:bottom w:val="single" w:sz="4" w:color="E2E8F0"/>
-              <w:right w:val="single" w:sz="4" w:color="E2E8F0"/>
-              <w:insideH w:val="single" w:sz="4" w:color="E2E8F0"/>
-              <w:insideV w:val="single" w:sz="4" w:color="E2E8F0"/>
-            </w:tcBorders>
-          </w:tcPr>
-          <w:p>
-            <w:r>
-              <w:rPr>
-                <w:color w:val="1E293B"/>
-                <w:sz w:val="18"/>
-              </w:rPr>
-              <w:t>Соотношение сторон (CSS aspect-ratio)</w:t>
-            </w:r>
-          </w:p>
-        </w:tc>
-      </w:tr>
-      <w:tr>
-        <w:tc>
-          <w:tcPr>
-            <w:tcW w:type="dxa" w:w="2551"/>
-            <w:shd w:val="clear" w:color="auto" w:fill="F8FAFC"/>
-            <w:tcBorders>
-              <w:top w:val="single" w:sz="4" w:color="E2E8F0"/>
-              <w:left w:val="single" w:sz="4" w:color="E2E8F0"/>
-              <w:bottom w:val="single" w:sz="4" w:color="E2E8F0"/>
-              <w:right w:val="single" w:sz="4" w:color="E2E8F0"/>
-              <w:insideH w:val="single" w:sz="4" w:color="E2E8F0"/>
-              <w:insideV w:val="single" w:sz="4" w:color="E2E8F0"/>
-            </w:tcBorders>
-          </w:tcPr>
-          <w:p>
-            <w:r>
-              <w:rPr>
-                <w:b/>
-                <w:color w:val="2D3A8C"/>
-                <w:sz w:val="18"/>
-              </w:rPr>
-              <w:t>borderRadius</w:t>
-            </w:r>
-          </w:p>
-        </w:tc>
-        <w:tc>
-          <w:tcPr>
-            <w:tcW w:type="dxa" w:w="1417"/>
-            <w:shd w:val="clear" w:color="auto" w:fill="F8FAFC"/>
-            <w:tcBorders>
-              <w:top w:val="single" w:sz="4" w:color="E2E8F0"/>
-              <w:left w:val="single" w:sz="4" w:color="E2E8F0"/>
-              <w:bottom w:val="single" w:sz="4" w:color="E2E8F0"/>
-              <w:right w:val="single" w:sz="4" w:color="E2E8F0"/>
-              <w:insideH w:val="single" w:sz="4" w:color="E2E8F0"/>
-              <w:insideV w:val="single" w:sz="4" w:color="E2E8F0"/>
-            </w:tcBorders>
-          </w:tcPr>
-          <w:p>
-            <w:r>
-              <w:rPr>
-                <w:color w:val="1E293B"/>
-                <w:sz w:val="18"/>
-              </w:rPr>
-              <w:t>String</w:t>
-            </w:r>
-          </w:p>
-        </w:tc>
-        <w:tc>
-          <w:tcPr>
-            <w:tcW w:type="dxa" w:w="1984"/>
-            <w:shd w:val="clear" w:color="auto" w:fill="F8FAFC"/>
-            <w:tcBorders>
-              <w:top w:val="single" w:sz="4" w:color="E2E8F0"/>
-              <w:left w:val="single" w:sz="4" w:color="E2E8F0"/>
-              <w:bottom w:val="single" w:sz="4" w:color="E2E8F0"/>
-              <w:right w:val="single" w:sz="4" w:color="E2E8F0"/>
-              <w:insideH w:val="single" w:sz="4" w:color="E2E8F0"/>
-              <w:insideV w:val="single" w:sz="4" w:color="E2E8F0"/>
-            </w:tcBorders>
-          </w:tcPr>
-          <w:p>
-            <w:r>
-              <w:rPr>
-                <w:color w:val="1E293B"/>
-                <w:sz w:val="18"/>
-              </w:rPr>
-              <w:t>2px</w:t>
-            </w:r>
-          </w:p>
-        </w:tc>
-        <w:tc>
-          <w:tcPr>
-            <w:tcW w:type="dxa" w:w="4535"/>
-            <w:shd w:val="clear" w:color="auto" w:fill="F8FAFC"/>
-            <w:tcBorders>
-              <w:top w:val="single" w:sz="4" w:color="E2E8F0"/>
-              <w:left w:val="single" w:sz="4" w:color="E2E8F0"/>
-              <w:bottom w:val="single" w:sz="4" w:color="E2E8F0"/>
-              <w:right w:val="single" w:sz="4" w:color="E2E8F0"/>
-              <w:insideH w:val="single" w:sz="4" w:color="E2E8F0"/>
-              <w:insideV w:val="single" w:sz="4" w:color="E2E8F0"/>
-            </w:tcBorders>
-          </w:tcPr>
-          <w:p>
-            <w:r>
-              <w:rPr>
-                <w:color w:val="1E293B"/>
-                <w:sz w:val="18"/>
-              </w:rPr>
-              <w:t>Скругление углов</w:t>
-            </w:r>
-          </w:p>
-        </w:tc>
-      </w:tr>
-      <w:tr>
-        <w:tc>
-          <w:tcPr>
-            <w:tcW w:type="dxa" w:w="2551"/>
-            <w:shd w:val="clear" w:color="auto" w:fill="FFFFFF"/>
-            <w:tcBorders>
-              <w:top w:val="single" w:sz="4" w:color="E2E8F0"/>
-              <w:left w:val="single" w:sz="4" w:color="E2E8F0"/>
-              <w:bottom w:val="single" w:sz="4" w:color="E2E8F0"/>
-              <w:right w:val="single" w:sz="4" w:color="E2E8F0"/>
-              <w:insideH w:val="single" w:sz="4" w:color="E2E8F0"/>
-              <w:insideV w:val="single" w:sz="4" w:color="E2E8F0"/>
-            </w:tcBorders>
-          </w:tcPr>
-          <w:p>
-            <w:r>
-              <w:rPr>
-                <w:b/>
-                <w:color w:val="2D3A8C"/>
-                <w:sz w:val="18"/>
-              </w:rPr>
-              <w:t>boxShadow</w:t>
-            </w:r>
-          </w:p>
-        </w:tc>
-        <w:tc>
-          <w:tcPr>
-            <w:tcW w:type="dxa" w:w="1417"/>
-            <w:shd w:val="clear" w:color="auto" w:fill="FFFFFF"/>
-            <w:tcBorders>
-              <w:top w:val="single" w:sz="4" w:color="E2E8F0"/>
-              <w:left w:val="single" w:sz="4" w:color="E2E8F0"/>
-              <w:bottom w:val="single" w:sz="4" w:color="E2E8F0"/>
-              <w:right w:val="single" w:sz="4" w:color="E2E8F0"/>
-              <w:insideH w:val="single" w:sz="4" w:color="E2E8F0"/>
-              <w:insideV w:val="single" w:sz="4" w:color="E2E8F0"/>
-            </w:tcBorders>
-          </w:tcPr>
-          <w:p>
-            <w:r>
-              <w:rPr>
-                <w:color w:val="1E293B"/>
-                <w:sz w:val="18"/>
-              </w:rPr>
-              <w:t>String</w:t>
-            </w:r>
-          </w:p>
-        </w:tc>
-        <w:tc>
-          <w:tcPr>
-            <w:tcW w:type="dxa" w:w="1984"/>
-            <w:shd w:val="clear" w:color="auto" w:fill="FFFFFF"/>
-            <w:tcBorders>
-              <w:top w:val="single" w:sz="4" w:color="E2E8F0"/>
-              <w:left w:val="single" w:sz="4" w:color="E2E8F0"/>
-              <w:bottom w:val="single" w:sz="4" w:color="E2E8F0"/>
-              <w:right w:val="single" w:sz="4" w:color="E2E8F0"/>
-              <w:insideH w:val="single" w:sz="4" w:color="E2E8F0"/>
-              <w:insideV w:val="single" w:sz="4" w:color="E2E8F0"/>
-            </w:tcBorders>
-          </w:tcPr>
-          <w:p>
-            <w:r>
-              <w:rPr>
-                <w:color w:val="1E293B"/>
-                <w:sz w:val="18"/>
-              </w:rPr>
-              <w:t>...</w:t>
-            </w:r>
-          </w:p>
-        </w:tc>
-        <w:tc>
-          <w:tcPr>
-            <w:tcW w:type="dxa" w:w="4535"/>
-            <w:shd w:val="clear" w:color="auto" w:fill="FFFFFF"/>
-            <w:tcBorders>
-              <w:top w:val="single" w:sz="4" w:color="E2E8F0"/>
-              <w:left w:val="single" w:sz="4" w:color="E2E8F0"/>
-              <w:bottom w:val="single" w:sz="4" w:color="E2E8F0"/>
-              <w:right w:val="single" w:sz="4" w:color="E2E8F0"/>
-              <w:insideH w:val="single" w:sz="4" w:color="E2E8F0"/>
-              <w:insideV w:val="single" w:sz="4" w:color="E2E8F0"/>
-            </w:tcBorders>
-          </w:tcPr>
-          <w:p>
-            <w:r>
-              <w:rPr>
-                <w:color w:val="1E293B"/>
-                <w:sz w:val="18"/>
-              </w:rPr>
-              <w:t>Тень (CSS box-shadow)</w:t>
-            </w:r>
-          </w:p>
-        </w:tc>
-      </w:tr>
-      <w:tr>
-        <w:tc>
-          <w:tcPr>
-            <w:tcW w:type="dxa" w:w="2551"/>
-            <w:shd w:val="clear" w:color="auto" w:fill="F8FAFC"/>
-            <w:tcBorders>
-              <w:top w:val="single" w:sz="4" w:color="E2E8F0"/>
-              <w:left w:val="single" w:sz="4" w:color="E2E8F0"/>
-              <w:bottom w:val="single" w:sz="4" w:color="E2E8F0"/>
-              <w:right w:val="single" w:sz="4" w:color="E2E8F0"/>
-              <w:insideH w:val="single" w:sz="4" w:color="E2E8F0"/>
-              <w:insideV w:val="single" w:sz="4" w:color="E2E8F0"/>
-            </w:tcBorders>
-          </w:tcPr>
-          <w:p>
-            <w:r>
-              <w:rPr>
-                <w:b/>
-                <w:color w:val="2D3A8C"/>
-                <w:sz w:val="18"/>
-              </w:rPr>
-              <w:t>opacity</w:t>
-            </w:r>
-          </w:p>
-        </w:tc>
-        <w:tc>
-          <w:tcPr>
-            <w:tcW w:type="dxa" w:w="1417"/>
-            <w:shd w:val="clear" w:color="auto" w:fill="F8FAFC"/>
-            <w:tcBorders>
-              <w:top w:val="single" w:sz="4" w:color="E2E8F0"/>
-              <w:left w:val="single" w:sz="4" w:color="E2E8F0"/>
-              <w:bottom w:val="single" w:sz="4" w:color="E2E8F0"/>
-              <w:right w:val="single" w:sz="4" w:color="E2E8F0"/>
-              <w:insideH w:val="single" w:sz="4" w:color="E2E8F0"/>
-              <w:insideV w:val="single" w:sz="4" w:color="E2E8F0"/>
-            </w:tcBorders>
-          </w:tcPr>
-          <w:p>
-            <w:r>
-              <w:rPr>
-                <w:color w:val="1E293B"/>
-                <w:sz w:val="18"/>
-              </w:rPr>
-              <w:t>Number</w:t>
-            </w:r>
-          </w:p>
-        </w:tc>
-        <w:tc>
-          <w:tcPr>
-            <w:tcW w:type="dxa" w:w="1984"/>
-            <w:shd w:val="clear" w:color="auto" w:fill="F8FAFC"/>
-            <w:tcBorders>
-              <w:top w:val="single" w:sz="4" w:color="E2E8F0"/>
-              <w:left w:val="single" w:sz="4" w:color="E2E8F0"/>
-              <w:bottom w:val="single" w:sz="4" w:color="E2E8F0"/>
-              <w:right w:val="single" w:sz="4" w:color="E2E8F0"/>
-              <w:insideH w:val="single" w:sz="4" w:color="E2E8F0"/>
-              <w:insideV w:val="single" w:sz="4" w:color="E2E8F0"/>
-            </w:tcBorders>
-          </w:tcPr>
-          <w:p>
-            <w:r>
-              <w:rPr>
-                <w:color w:val="1E293B"/>
-                <w:sz w:val="18"/>
-              </w:rPr>
-              <w:t>1</w:t>
-            </w:r>
-          </w:p>
-        </w:tc>
-        <w:tc>
-          <w:tcPr>
-            <w:tcW w:type="dxa" w:w="4535"/>
-            <w:shd w:val="clear" w:color="auto" w:fill="F8FAFC"/>
-            <w:tcBorders>
-              <w:top w:val="single" w:sz="4" w:color="E2E8F0"/>
-              <w:left w:val="single" w:sz="4" w:color="E2E8F0"/>
-              <w:bottom w:val="single" w:sz="4" w:color="E2E8F0"/>
-              <w:right w:val="single" w:sz="4" w:color="E2E8F0"/>
-              <w:insideH w:val="single" w:sz="4" w:color="E2E8F0"/>
-              <w:insideV w:val="single" w:sz="4" w:color="E2E8F0"/>
-            </w:tcBorders>
-          </w:tcPr>
-          <w:p>
-            <w:r>
-              <w:rPr>
-                <w:color w:val="1E293B"/>
-                <w:sz w:val="18"/>
-              </w:rPr>
-              <w:t>Прозрачность (0–1)</w:t>
-            </w:r>
-          </w:p>
-        </w:tc>
-      </w:tr>
-    </w:tbl>
+    <w:p>
+      <w:pPr>
+        <w:pStyle w:val="ListNumber"/>
+      </w:pPr>
+      <w:r>
+        <w:rPr>
+          <w:sz w:val="21"/>
+        </w:rPr>
+        <w:t>Заполните нужные поля: Автор, Дата создания, Дата изменения.</w:t>
+      </w:r>
+    </w:p>
+    <w:p>
+      <w:pPr>
+        <w:pStyle w:val="ListNumber"/>
+      </w:pPr>
+      <w:r>
+        <w:rPr>
+          <w:sz w:val="21"/>
+        </w:rPr>
+        <w:t>При необходимости активируйте «Показать приоритет» и укажите его уровень.</w:t>
+      </w:r>
+    </w:p>
+    <w:p>
+      <w:pPr>
+        <w:pStyle w:val="ListNumber"/>
+      </w:pPr>
+      <w:r>
+        <w:rPr>
+          <w:sz w:val="21"/>
+        </w:rPr>
+        <w:t>Активируйте «Показать теги» и добавьте строки-теги.</w:t>
+      </w:r>
+    </w:p>
+    <w:p>
+      <w:pPr>
+        <w:spacing w:before="80"/>
+      </w:pPr>
+      <w:r>
+        <w:rPr>
+          <w:i/>
+          <w:color w:val="64748B"/>
+          <w:sz w:val="18"/>
+        </w:rPr>
+        <w:t>[Скриншот: Настройка метаданных стикера]</w:t>
+      </w:r>
+    </w:p>
     <w:p/>
     <w:sectPr>
       <w:pgSz w:w="12240" w:h="15840"/>
@@ -6282,7 +1100,7 @@
     <w:rPr>
       <w:rFonts w:ascii="Calibri" w:hAnsi="Calibri"/>
       <w:color w:val="1E293B"/>
-      <w:sz w:val="20"/>
+      <w:sz w:val="21"/>
     </w:rPr>
   </w:style>
   <w:style w:type="paragraph" w:styleId="Header">
